--- a/tez_calismasi/01_Tez_Oneri_Formu/AHBV_IKTISAT_TEZI_TAM_METIN.docx
+++ b/tez_calismasi/01_Tez_Oneri_Formu/AHBV_IKTISAT_TEZI_TAM_METIN.docx
@@ -9108,7 +9108,1223 @@
           <w:b/>
           <w:sz w:val="24"/>
         </w:rPr>
-        <w:t>BÖLÜM 1: GİRİŞ</w:t>
+        <w:t>1. GİRİŞ</w:t>
+      </w:r>
+    </w:p>
+    <w:p>
+      <w:pPr>
+        <w:spacing w:before="280" w:after="120"/>
+        <w:ind w:firstLine="567"/>
+      </w:pPr>
+      <w:r>
+        <w:rPr>
+          <w:rFonts w:ascii="Times New Roman" w:hAnsi="Times New Roman"/>
+          <w:b/>
+          <w:sz w:val="24"/>
+        </w:rPr>
+        <w:t>Araştırmanın Arka Planı ve Problemi</w:t>
+      </w:r>
+    </w:p>
+    <w:p>
+      <w:pPr>
+        <w:spacing w:line="360" w:lineRule="auto" w:before="60" w:after="120"/>
+        <w:ind w:firstLine="567"/>
+        <w:jc w:val="both"/>
+      </w:pPr>
+      <w:r>
+        <w:rPr>
+          <w:rFonts w:ascii="Times New Roman" w:hAnsi="Times New Roman"/>
+          <w:sz w:val="24"/>
+        </w:rPr>
+        <w:t xml:space="preserve">Modern iktisat kuramında sürdürülebilir ekonomik büyümenin yegâne motoru, sermaye ve emeğin salt fiziksel birikimi değil; Paul Romer (1990), Robert Lucas (1988) ve Philippe Aghion ile Peter Howitt (1992) tarafından içsel büyüme modellerinde matematiksel olarak ortaya konduğu üzere, beşeri sermaye tarafından üretilen </w:t>
+      </w:r>
+      <w:r>
+        <w:rPr>
+          <w:rFonts w:ascii="Times New Roman" w:hAnsi="Times New Roman"/>
+          <w:b/>
+          <w:sz w:val="24"/>
+        </w:rPr>
+        <w:t>teknolojik yenilikler ve bilgi stoğudur</w:t>
+      </w:r>
+      <w:r>
+        <w:rPr>
+          <w:rFonts w:ascii="Times New Roman" w:hAnsi="Times New Roman"/>
+          <w:sz w:val="24"/>
+        </w:rPr>
+        <w:t>. Bilgi, fiziksel sermayeden köklü biçimde farklı olarak tüketimde rekabet dışı (</w:t>
+      </w:r>
+      <w:r>
+        <w:rPr>
+          <w:rFonts w:ascii="Times New Roman" w:hAnsi="Times New Roman"/>
+          <w:i/>
+          <w:sz w:val="24"/>
+        </w:rPr>
+        <w:t>non-rivalrous</w:t>
+      </w:r>
+      <w:r>
+        <w:rPr>
+          <w:rFonts w:ascii="Times New Roman" w:hAnsi="Times New Roman"/>
+          <w:sz w:val="24"/>
+        </w:rPr>
+        <w:t>) ve kısmen dışlanamaz (</w:t>
+      </w:r>
+      <w:r>
+        <w:rPr>
+          <w:rFonts w:ascii="Times New Roman" w:hAnsi="Times New Roman"/>
+          <w:i/>
+          <w:sz w:val="24"/>
+        </w:rPr>
+        <w:t>partially excludable</w:t>
+      </w:r>
+      <w:r>
+        <w:rPr>
+          <w:rFonts w:ascii="Times New Roman" w:hAnsi="Times New Roman"/>
+          <w:sz w:val="24"/>
+        </w:rPr>
+        <w:t xml:space="preserve">) bir kamusal mal niteliği taşır. Bir Ar-Ge laboratuvarında geliştirilen yeni bir algoritma, kimyasal formül veya mühendislik tasarımı; bir kez üretildikten sonra marjinal maliyeti sıfıra yakın bir şekilde sonsuz sayıda üretim sürecinde eşanlı olarak kullanılabilir. Bu iktisadi karakteristik, yenilikçi bir firma veya sektör tarafından üretilen tescilli teknolojilerin, serbest piyasa mekanizması tarafından tam olarak fiyatlandırılamadan diğer sektörlere sızmasına, yani </w:t>
+      </w:r>
+      <w:r>
+        <w:rPr>
+          <w:rFonts w:ascii="Times New Roman" w:hAnsi="Times New Roman"/>
+          <w:b/>
+          <w:sz w:val="24"/>
+        </w:rPr>
+        <w:t>bilgi yayılmasına (</w:t>
+      </w:r>
+      <w:r>
+        <w:rPr>
+          <w:rFonts w:ascii="Times New Roman" w:hAnsi="Times New Roman"/>
+          <w:b/>
+          <w:i/>
+          <w:sz w:val="24"/>
+        </w:rPr>
+        <w:t>knowledge spillover</w:t>
+      </w:r>
+      <w:r>
+        <w:rPr>
+          <w:rFonts w:ascii="Times New Roman" w:hAnsi="Times New Roman"/>
+          <w:b/>
+          <w:sz w:val="24"/>
+        </w:rPr>
+        <w:t>)</w:t>
+      </w:r>
+      <w:r>
+        <w:rPr>
+          <w:rFonts w:ascii="Times New Roman" w:hAnsi="Times New Roman"/>
+          <w:sz w:val="24"/>
+        </w:rPr>
+        <w:t xml:space="preserve"> yol açar (Griliches, 1979, 1992).</w:t>
+      </w:r>
+    </w:p>
+    <w:p>
+      <w:pPr>
+        <w:spacing w:line="360" w:lineRule="auto" w:before="60" w:after="120"/>
+        <w:ind w:firstLine="567"/>
+        <w:jc w:val="both"/>
+      </w:pPr>
+      <w:r>
+        <w:rPr>
+          <w:rFonts w:ascii="Times New Roman" w:hAnsi="Times New Roman"/>
+          <w:sz w:val="24"/>
+        </w:rPr>
+        <w:t xml:space="preserve">Bilgi yayılmasının en yoğun, en stratejik ve finansal olarak en yüksek sermaye yoğunluğuna sahip olduğu alanların başında ise </w:t>
+      </w:r>
+      <w:r>
+        <w:rPr>
+          <w:rFonts w:ascii="Times New Roman" w:hAnsi="Times New Roman"/>
+          <w:b/>
+          <w:sz w:val="24"/>
+        </w:rPr>
+        <w:t>kamu savunma sanayii Ar-Ge harcamaları</w:t>
+      </w:r>
+      <w:r>
+        <w:rPr>
+          <w:rFonts w:ascii="Times New Roman" w:hAnsi="Times New Roman"/>
+          <w:sz w:val="24"/>
+        </w:rPr>
+        <w:t xml:space="preserve"> gelmektedir. Tarihsel olarak radar sistemleri, internet altyapısı (ARPANET), jet türbin motorları, nükleer enerji santralleri, küresel konumlama sistemleri (GPS), silikon mikroişlemciler, sentetik malzemeler ve günümüz yapay zekâ algoritmaları gibi çağdaş modern sivil ekonominin omurgasını oluşturan teknolojilerin tamamı, savunma ve ulusal güvenlik bütçelerinden finanse edilen ileri Ar-Ge programlarının sivil ekonomiye difüze olmasıyla ticarileşmiştir (Mowery, 2010).</w:t>
+      </w:r>
+    </w:p>
+    <w:p>
+      <w:pPr>
+        <w:spacing w:line="360" w:lineRule="auto" w:before="60" w:after="120"/>
+        <w:ind w:firstLine="567"/>
+        <w:jc w:val="both"/>
+      </w:pPr>
+      <w:r>
+        <w:rPr>
+          <w:rFonts w:ascii="Times New Roman" w:hAnsi="Times New Roman"/>
+          <w:sz w:val="24"/>
+        </w:rPr>
+        <w:t>Ancak iktisat yazınında askeri harcamaların ve savunma Ar-Ge'sinin sivil sanayiye ve genel iktisadi büyümeye etkisi üzerinde yarım asırdır süregelen kuramsal ve ampirik bir kutuplaşma mevcuttur:</w:t>
+      </w:r>
+    </w:p>
+    <w:p>
+      <w:pPr>
+        <w:spacing w:line="360" w:lineRule="auto" w:before="60" w:after="60"/>
+        <w:ind w:left="567"/>
+      </w:pPr>
+      <w:r>
+        <w:rPr>
+          <w:rFonts w:ascii="Times New Roman" w:hAnsi="Times New Roman"/>
+          <w:sz w:val="24"/>
+        </w:rPr>
+        <w:t xml:space="preserve">• </w:t>
+      </w:r>
+      <w:r>
+        <w:rPr>
+          <w:rFonts w:ascii="Times New Roman" w:hAnsi="Times New Roman"/>
+          <w:b/>
+          <w:sz w:val="24"/>
+        </w:rPr>
+        <w:t>Benoit Modernleşme Paradigması (Benoit, 1973):</w:t>
+      </w:r>
+      <w:r>
+        <w:rPr>
+          <w:rFonts w:ascii="Times New Roman" w:hAnsi="Times New Roman"/>
+          <w:sz w:val="24"/>
+        </w:rPr>
+        <w:t xml:space="preserve"> Emile Benoit, gelişmekte olan ülkelerde savunma harcamalarının altyapı inşası, beşeri sermaye eğitimi, disiplinli işgücü ve modern teknoloji transferi yaratarak büyümeyi kamçıladığını (</w:t>
+      </w:r>
+      <w:r>
+        <w:rPr>
+          <w:rFonts w:ascii="Times New Roman" w:hAnsi="Times New Roman"/>
+          <w:b/>
+          <w:sz w:val="24"/>
+        </w:rPr>
+        <w:t>crowding-in</w:t>
+      </w:r>
+      <w:r>
+        <w:rPr>
+          <w:rFonts w:ascii="Times New Roman" w:hAnsi="Times New Roman"/>
+          <w:sz w:val="24"/>
+        </w:rPr>
+        <w:t>) ileri sürmüştür.</w:t>
+      </w:r>
+    </w:p>
+    <w:p>
+      <w:pPr>
+        <w:spacing w:line="360" w:lineRule="auto" w:before="60" w:after="60"/>
+        <w:ind w:left="567"/>
+      </w:pPr>
+      <w:r>
+        <w:rPr>
+          <w:rFonts w:ascii="Times New Roman" w:hAnsi="Times New Roman"/>
+          <w:sz w:val="24"/>
+        </w:rPr>
+        <w:t xml:space="preserve">• </w:t>
+      </w:r>
+      <w:r>
+        <w:rPr>
+          <w:rFonts w:ascii="Times New Roman" w:hAnsi="Times New Roman"/>
+          <w:b/>
+          <w:sz w:val="24"/>
+        </w:rPr>
+        <w:t>Deger-Sen Yapısal Dışlama Paradigması (Deger &amp; Sen, 1983):</w:t>
+      </w:r>
+      <w:r>
+        <w:rPr>
+          <w:rFonts w:ascii="Times New Roman" w:hAnsi="Times New Roman"/>
+          <w:sz w:val="24"/>
+        </w:rPr>
+        <w:t xml:space="preserve"> Buna karşılık Saadet Deger ve Somnath Sen (1983) ile Ron Smith (1980); askeri harcamaların kıt sivil yatırım kaynaklarını emdiğini, bütçe açıklarını ve enflasyonu körüklediğini ve en önemlisi nitelikli mühendislik işgücünü sivil piyasadan çekerek sivil üretkenliği zayıflattığını (</w:t>
+      </w:r>
+      <w:r>
+        <w:rPr>
+          <w:rFonts w:ascii="Times New Roman" w:hAnsi="Times New Roman"/>
+          <w:b/>
+          <w:sz w:val="24"/>
+        </w:rPr>
+        <w:t>kaynak dışlaması / crowding-out</w:t>
+      </w:r>
+      <w:r>
+        <w:rPr>
+          <w:rFonts w:ascii="Times New Roman" w:hAnsi="Times New Roman"/>
+          <w:sz w:val="24"/>
+        </w:rPr>
+        <w:t>) savunmuştur.</w:t>
+      </w:r>
+    </w:p>
+    <w:p>
+      <w:pPr>
+        <w:spacing w:line="360" w:lineRule="auto" w:before="60" w:after="120"/>
+        <w:ind w:firstLine="567"/>
+        <w:jc w:val="both"/>
+      </w:pPr>
+      <w:r>
+        <w:rPr>
+          <w:rFonts w:ascii="Times New Roman" w:hAnsi="Times New Roman"/>
+          <w:sz w:val="24"/>
+        </w:rPr>
+        <w:t>Benoit ile Deger-Sen arasındaki bu klasik çatışma, geleneksel ampirik çalışmalarda salt Stockholm Uluslararası Barış Araştırmaları Enstitüsü (SIPRI) askeri harcama serileri ve Gayri Safi Yurtiçi Hasıla (GSYİH) gibi kaba makroekonomik seriler üzerinden tahmin edilmeye çalışılmış; fakat makro serilerdeki çift yönlü eşanlılık (</w:t>
+      </w:r>
+      <w:r>
+        <w:rPr>
+          <w:rFonts w:ascii="Times New Roman" w:hAnsi="Times New Roman"/>
+          <w:i/>
+          <w:sz w:val="24"/>
+        </w:rPr>
+        <w:t>simultaneity</w:t>
+      </w:r>
+      <w:r>
+        <w:rPr>
+          <w:rFonts w:ascii="Times New Roman" w:hAnsi="Times New Roman"/>
+          <w:sz w:val="24"/>
+        </w:rPr>
+        <w:t>) ve içsellik (</w:t>
+      </w:r>
+      <w:r>
+        <w:rPr>
+          <w:rFonts w:ascii="Times New Roman" w:hAnsi="Times New Roman"/>
+          <w:i/>
+          <w:sz w:val="24"/>
+        </w:rPr>
+        <w:t>endogeneity</w:t>
+      </w:r>
+      <w:r>
+        <w:rPr>
+          <w:rFonts w:ascii="Times New Roman" w:hAnsi="Times New Roman"/>
+          <w:sz w:val="24"/>
+        </w:rPr>
+        <w:t>) nedeniyle nedensel bir sonuca varılamamıştır.</w:t>
+      </w:r>
+    </w:p>
+    <w:p>
+      <w:pPr>
+        <w:spacing w:line="360" w:lineRule="auto" w:before="60" w:after="120"/>
+        <w:ind w:firstLine="567"/>
+        <w:jc w:val="both"/>
+      </w:pPr>
+      <w:r>
+        <w:rPr>
+          <w:rFonts w:ascii="Times New Roman" w:hAnsi="Times New Roman"/>
+          <w:sz w:val="24"/>
+        </w:rPr>
+        <w:t xml:space="preserve">Enrico Moretti, Claudia Steinwender ve John Van Reenen (2023) tarafından </w:t>
+      </w:r>
+      <w:r>
+        <w:rPr>
+          <w:rFonts w:ascii="Times New Roman" w:hAnsi="Times New Roman"/>
+          <w:i/>
+          <w:sz w:val="24"/>
+        </w:rPr>
+        <w:t>The Review of Economics and Statistics</w:t>
+      </w:r>
+      <w:r>
+        <w:rPr>
+          <w:rFonts w:ascii="Times New Roman" w:hAnsi="Times New Roman"/>
+          <w:sz w:val="24"/>
+        </w:rPr>
+        <w:t xml:space="preserve"> dergisinde yayımlanan çığır açıcı çalışma, bu tartışmayı makro düzeyden mikro patent ve inovasyon kanallarına taşıyarak yeni bir dönem başlatmıştır. OECD ülkelerinde kamu savunma Ar-Ge harcamalarındaki genişlemenin, sivil firmaların patentleme kalitesini ve üretkenliğini istatistiki olarak kuvvetle tetiklediğini kanıtlayan Moretti vd. (2023), savunma sanayiinin gerçek ekonomik değerinin makro muhasebe kayıtlarında değil, </w:t>
+      </w:r>
+      <w:r>
+        <w:rPr>
+          <w:rFonts w:ascii="Times New Roman" w:hAnsi="Times New Roman"/>
+          <w:b/>
+          <w:sz w:val="24"/>
+        </w:rPr>
+        <w:t>mikro teknoloji difüzyonunda ve patent atıflarında</w:t>
+      </w:r>
+      <w:r>
+        <w:rPr>
+          <w:rFonts w:ascii="Times New Roman" w:hAnsi="Times New Roman"/>
+          <w:sz w:val="24"/>
+        </w:rPr>
+        <w:t xml:space="preserve"> aranması gerektiğini ortaya koymuştur.</w:t>
+      </w:r>
+    </w:p>
+    <w:p>
+      <w:pPr>
+        <w:spacing w:line="360" w:lineRule="auto" w:before="60" w:after="120"/>
+        <w:ind w:firstLine="567"/>
+        <w:jc w:val="both"/>
+      </w:pPr>
+      <w:r>
+        <w:rPr>
+          <w:rFonts w:ascii="Times New Roman" w:hAnsi="Times New Roman"/>
+          <w:sz w:val="24"/>
+        </w:rPr>
+        <w:t xml:space="preserve">Türkiye özelinde ise savunma sanayii, 2010–2024 döneminde olağanüstü bir yapısal dönüşüm ve sıçrama kaydetmiştir. Savunma ve Havacılık Sanayii İmalatçılar Derneği'nin (SASAD) resmî verilerine göre sektörün Ar-Ge harcamaları 2010 yılındaki 284 milyon ABD Doları seviyesinden, 2024 yılı itibarıyla </w:t>
+      </w:r>
+      <w:r>
+        <w:rPr>
+          <w:rFonts w:ascii="Times New Roman" w:hAnsi="Times New Roman"/>
+          <w:b/>
+          <w:sz w:val="24"/>
+        </w:rPr>
+        <w:t>3 milyar ABD Doları eşiğini</w:t>
+      </w:r>
+      <w:r>
+        <w:rPr>
+          <w:rFonts w:ascii="Times New Roman" w:hAnsi="Times New Roman"/>
+          <w:sz w:val="24"/>
+        </w:rPr>
+        <w:t xml:space="preserve"> aşmıştır. Nitelikli Ar-Ge personeli ve mühendis istihdamı ise aynı dönemde 6.500'den </w:t>
+      </w:r>
+      <w:r>
+        <w:rPr>
+          <w:rFonts w:ascii="Times New Roman" w:hAnsi="Times New Roman"/>
+          <w:b/>
+          <w:sz w:val="24"/>
+        </w:rPr>
+        <w:t>49.200'ün üzerine</w:t>
+      </w:r>
+      <w:r>
+        <w:rPr>
+          <w:rFonts w:ascii="Times New Roman" w:hAnsi="Times New Roman"/>
+          <w:sz w:val="24"/>
+        </w:rPr>
+        <w:t xml:space="preserve"> sıçramıştır.</w:t>
+      </w:r>
+    </w:p>
+    <w:p>
+      <w:pPr>
+        <w:spacing w:line="360" w:lineRule="auto" w:before="60" w:after="120"/>
+        <w:ind w:firstLine="567"/>
+        <w:jc w:val="both"/>
+      </w:pPr>
+      <w:r>
+        <w:rPr>
+          <w:rFonts w:ascii="Times New Roman" w:hAnsi="Times New Roman"/>
+          <w:sz w:val="24"/>
+        </w:rPr>
+        <w:t>İşte araştırmamızın temel iktisadi problemi bu noktada ortaya çıkmaktadır:</w:t>
+      </w:r>
+    </w:p>
+    <w:p>
+      <w:pPr>
+        <w:spacing w:line="360" w:lineRule="auto" w:before="60" w:after="120"/>
+        <w:ind w:firstLine="567"/>
+        <w:jc w:val="both"/>
+      </w:pPr>
+      <w:r>
+        <w:rPr>
+          <w:rFonts w:ascii="Times New Roman" w:hAnsi="Times New Roman"/>
+          <w:b/>
+          <w:sz w:val="24"/>
+        </w:rPr>
+        <w:t>Türkiye'de son 15 yılda savunma sanayiine akıtılan milyarlarca dolarlık kamu ve özkaynak Ar-Ge yatırımı; sadece askeri platform üretimine mi yaramıştır, yoksa sivil ileri teknoloji sektörlerine (otomotiv, telekomünikasyon, yazılım, ileri malzeme) teknolojik bilgi aktararak yerli patent ekosistemini yapısal olarak dönüştürmüş müdür? Yoksa tam aksine, kıt mühendislik sermayesini kendine çekerek sivil yenilikçiliği dışlamış mıdır?</w:t>
+      </w:r>
+    </w:p>
+    <w:p>
+      <w:pPr>
+        <w:spacing w:line="360" w:lineRule="auto" w:before="60" w:after="120"/>
+        <w:ind w:firstLine="567"/>
+        <w:jc w:val="both"/>
+      </w:pPr>
+      <w:r>
+        <w:rPr>
+          <w:rFonts w:ascii="Times New Roman" w:hAnsi="Times New Roman"/>
+          <w:sz w:val="24"/>
+        </w:rPr>
+        <w:t xml:space="preserve">Bugüne kadar Türkiye iktisat yazınında bu soruya mikro düzeyde patent kütükleri, atıf ağları ve nedensel ekonometrik modellerle cevap veren </w:t>
+      </w:r>
+      <w:r>
+        <w:rPr>
+          <w:rFonts w:ascii="Times New Roman" w:hAnsi="Times New Roman"/>
+          <w:b/>
+          <w:sz w:val="24"/>
+        </w:rPr>
+        <w:t>tek bir ampirik çalışma dahi yapılmamıştır.</w:t>
+      </w:r>
+      <w:r>
+        <w:rPr>
+          <w:rFonts w:ascii="Times New Roman" w:hAnsi="Times New Roman"/>
+          <w:sz w:val="24"/>
+        </w:rPr>
+        <w:t xml:space="preserve"> Bu tez çalışması, Türk Patent ve Marka Kurumu'nun (TÜRKPATENT) 93.240 adetlik tam tescil evrenini kullanarak bu devasa boşluğu doldurmaktadır.</w:t>
+      </w:r>
+    </w:p>
+    <w:p>
+      <w:pPr>
+        <w:spacing w:before="280" w:after="120"/>
+        <w:ind w:firstLine="567"/>
+      </w:pPr>
+      <w:r>
+        <w:rPr>
+          <w:rFonts w:ascii="Times New Roman" w:hAnsi="Times New Roman"/>
+          <w:b/>
+          <w:sz w:val="24"/>
+        </w:rPr>
+        <w:t>Araştırma Soruları ve Kuramsal Hipotezler</w:t>
+      </w:r>
+    </w:p>
+    <w:p>
+      <w:pPr>
+        <w:spacing w:line="360" w:lineRule="auto" w:before="60" w:after="120"/>
+        <w:ind w:firstLine="567"/>
+        <w:jc w:val="both"/>
+      </w:pPr>
+      <w:r>
+        <w:rPr>
+          <w:rFonts w:ascii="Times New Roman" w:hAnsi="Times New Roman"/>
+          <w:sz w:val="24"/>
+        </w:rPr>
+        <w:t>Bu araştırmanın temel amacı; Türkiye'de 2010–2024 döneminde gerçekleştirilen savunma sanayii Ar-Ge harcamalarının, sivil imalat ve teknoloji sektörlerinde faaliyet gösteren firmaların yenilikçilik kapasitesi, patent üretim hacmi ve tescil kalitesi üzerindeki etkilerini mikro-ekonometrik, mekânsal ve nedensel modellerle test etmektir.</w:t>
+      </w:r>
+    </w:p>
+    <w:p>
+      <w:pPr>
+        <w:spacing w:line="360" w:lineRule="auto" w:before="60" w:after="120"/>
+        <w:ind w:firstLine="567"/>
+        <w:jc w:val="both"/>
+      </w:pPr>
+      <w:r>
+        <w:rPr>
+          <w:rFonts w:ascii="Times New Roman" w:hAnsi="Times New Roman"/>
+          <w:sz w:val="24"/>
+        </w:rPr>
+        <w:t>Tez kapsamında sınanan 6 temel araştırma sorusu ve karşılık gelen formal hipotezler şunlardır:</w:t>
+      </w:r>
+    </w:p>
+    <w:p>
+      <w:pPr>
+        <w:spacing w:line="360" w:lineRule="auto" w:before="60" w:after="60"/>
+        <w:ind w:left="567"/>
+      </w:pPr>
+      <w:r>
+        <w:rPr>
+          <w:rFonts w:ascii="Times New Roman" w:hAnsi="Times New Roman"/>
+          <w:sz w:val="24"/>
+        </w:rPr>
+        <w:t xml:space="preserve">• </w:t>
+      </w:r>
+      <w:r>
+        <w:rPr>
+          <w:rFonts w:ascii="Times New Roman" w:hAnsi="Times New Roman"/>
+          <w:b/>
+          <w:sz w:val="24"/>
+        </w:rPr>
+        <w:t>Soru 1:</w:t>
+      </w:r>
+      <w:r>
+        <w:rPr>
+          <w:rFonts w:ascii="Times New Roman" w:hAnsi="Times New Roman"/>
+          <w:sz w:val="24"/>
+        </w:rPr>
+        <w:t xml:space="preserve"> Savunma sektörünün Ar-Ge harcamaları, tescilli savunma patentine ne ölçüde ve kaç yıllık bir gecikmeyle dönüşmektedir?</w:t>
+      </w:r>
+    </w:p>
+    <w:p>
+      <w:pPr>
+        <w:spacing w:line="360" w:lineRule="auto" w:before="60" w:after="60"/>
+        <w:ind w:left="567"/>
+      </w:pPr>
+      <w:r>
+        <w:rPr>
+          <w:rFonts w:ascii="Times New Roman" w:hAnsi="Times New Roman"/>
+          <w:sz w:val="24"/>
+        </w:rPr>
+        <w:t xml:space="preserve">• </w:t>
+      </w:r>
+      <w:r>
+        <w:rPr>
+          <w:rFonts w:ascii="Times New Roman" w:hAnsi="Times New Roman"/>
+          <w:b/>
+          <w:sz w:val="24"/>
+        </w:rPr>
+        <w:t>Hipotez 1 ($H_1$):</w:t>
+      </w:r>
+      <w:r>
+        <w:rPr>
+          <w:rFonts w:ascii="Times New Roman" w:hAnsi="Times New Roman"/>
+          <w:sz w:val="24"/>
+        </w:rPr>
+        <w:t xml:space="preserve"> Savunma sektörü Ar-Ge harcamaları, en az 2 yıllık dinamik bir gecikmeyle tescilli patent sayısını anlamlı biçimde artırmakta ve sektörde ölçeğe göre artan bilgi getirisi ($eta &gt; 1$) bulunmaktadır.</w:t>
+      </w:r>
+    </w:p>
+    <w:p>
+      <w:pPr>
+        <w:spacing w:line="360" w:lineRule="auto" w:before="60" w:after="60"/>
+        <w:ind w:left="567"/>
+      </w:pPr>
+      <w:r>
+        <w:rPr>
+          <w:rFonts w:ascii="Times New Roman" w:hAnsi="Times New Roman"/>
+          <w:sz w:val="24"/>
+        </w:rPr>
+        <w:t xml:space="preserve">• </w:t>
+      </w:r>
+      <w:r>
+        <w:rPr>
+          <w:rFonts w:ascii="Times New Roman" w:hAnsi="Times New Roman"/>
+          <w:b/>
+          <w:sz w:val="24"/>
+        </w:rPr>
+        <w:t>Soru 2:</w:t>
+      </w:r>
+      <w:r>
+        <w:rPr>
+          <w:rFonts w:ascii="Times New Roman" w:hAnsi="Times New Roman"/>
+          <w:sz w:val="24"/>
+        </w:rPr>
+        <w:t xml:space="preserve"> Savunma Ar-Ge şokları, sivil imalat sanayiindeki firmaların patent üretimini uyararak tamamlayıcılık (</w:t>
+      </w:r>
+      <w:r>
+        <w:rPr>
+          <w:rFonts w:ascii="Times New Roman" w:hAnsi="Times New Roman"/>
+          <w:i/>
+          <w:sz w:val="24"/>
+        </w:rPr>
+        <w:t>crowding-in</w:t>
+      </w:r>
+      <w:r>
+        <w:rPr>
+          <w:rFonts w:ascii="Times New Roman" w:hAnsi="Times New Roman"/>
+          <w:sz w:val="24"/>
+        </w:rPr>
+        <w:t>) mı yaratmakta, yoksa kaynak dışlaması (</w:t>
+      </w:r>
+      <w:r>
+        <w:rPr>
+          <w:rFonts w:ascii="Times New Roman" w:hAnsi="Times New Roman"/>
+          <w:i/>
+          <w:sz w:val="24"/>
+        </w:rPr>
+        <w:t>crowding-out</w:t>
+      </w:r>
+      <w:r>
+        <w:rPr>
+          <w:rFonts w:ascii="Times New Roman" w:hAnsi="Times New Roman"/>
+          <w:sz w:val="24"/>
+        </w:rPr>
+        <w:t>) mı işletmektedir?</w:t>
+      </w:r>
+    </w:p>
+    <w:p>
+      <w:pPr>
+        <w:spacing w:line="360" w:lineRule="auto" w:before="60" w:after="60"/>
+        <w:ind w:left="567"/>
+      </w:pPr>
+      <w:r>
+        <w:rPr>
+          <w:rFonts w:ascii="Times New Roman" w:hAnsi="Times New Roman"/>
+          <w:sz w:val="24"/>
+        </w:rPr>
+        <w:t xml:space="preserve">• </w:t>
+      </w:r>
+      <w:r>
+        <w:rPr>
+          <w:rFonts w:ascii="Times New Roman" w:hAnsi="Times New Roman"/>
+          <w:b/>
+          <w:sz w:val="24"/>
+        </w:rPr>
+        <w:t>Hipotez 2 ($H_2$):</w:t>
+      </w:r>
+      <w:r>
+        <w:rPr>
+          <w:rFonts w:ascii="Times New Roman" w:hAnsi="Times New Roman"/>
+          <w:sz w:val="24"/>
+        </w:rPr>
+        <w:t xml:space="preserve"> Savunma sanayii Ar-Ge genişlemesi, sivil ileri teknoloji firmalarının patent üretim hacmi ve kalite endeksi üzerinde istatistiki olarak anlamlı ve pozitif bir yayılma esnekliği yaratmaktadır.</w:t>
+      </w:r>
+    </w:p>
+    <w:p>
+      <w:pPr>
+        <w:spacing w:line="360" w:lineRule="auto" w:before="60" w:after="60"/>
+        <w:ind w:left="567"/>
+      </w:pPr>
+      <w:r>
+        <w:rPr>
+          <w:rFonts w:ascii="Times New Roman" w:hAnsi="Times New Roman"/>
+          <w:sz w:val="24"/>
+        </w:rPr>
+        <w:t xml:space="preserve">• </w:t>
+      </w:r>
+      <w:r>
+        <w:rPr>
+          <w:rFonts w:ascii="Times New Roman" w:hAnsi="Times New Roman"/>
+          <w:b/>
+          <w:sz w:val="24"/>
+        </w:rPr>
+        <w:t>Soru 3:</w:t>
+      </w:r>
+      <w:r>
+        <w:rPr>
+          <w:rFonts w:ascii="Times New Roman" w:hAnsi="Times New Roman"/>
+          <w:sz w:val="24"/>
+        </w:rPr>
+        <w:t xml:space="preserve"> Savunma teknolojisi ile sivil sektörlerin IPC sınıfları arasındaki Jaffe teknolojik yakınlığı bu yayılmayı nasıl düzenlemektedir?</w:t>
+      </w:r>
+    </w:p>
+    <w:p>
+      <w:pPr>
+        <w:spacing w:line="360" w:lineRule="auto" w:before="60" w:after="60"/>
+        <w:ind w:left="567"/>
+      </w:pPr>
+      <w:r>
+        <w:rPr>
+          <w:rFonts w:ascii="Times New Roman" w:hAnsi="Times New Roman"/>
+          <w:sz w:val="24"/>
+        </w:rPr>
+        <w:t xml:space="preserve">• </w:t>
+      </w:r>
+      <w:r>
+        <w:rPr>
+          <w:rFonts w:ascii="Times New Roman" w:hAnsi="Times New Roman"/>
+          <w:b/>
+          <w:sz w:val="24"/>
+        </w:rPr>
+        <w:t>Hipotez 3 ($H_3$):</w:t>
+      </w:r>
+      <w:r>
+        <w:rPr>
+          <w:rFonts w:ascii="Times New Roman" w:hAnsi="Times New Roman"/>
+          <w:sz w:val="24"/>
+        </w:rPr>
+        <w:t xml:space="preserve"> Savunma Ar-Ge'sinin sivil sanayiye etkisi Jaffe yakınlığına bağlı doğrusal bir türevdir. Teknolojik yakınlığı analitik eşiğin ($</w:t>
+        <w:tab/>
+        <w:t>au^</w:t>
+      </w:r>
+      <w:r>
+        <w:rPr>
+          <w:rFonts w:ascii="Times New Roman" w:hAnsi="Times New Roman"/>
+          <w:i/>
+          <w:sz w:val="24"/>
+        </w:rPr>
+        <w:t xml:space="preserve"> = 0.2925$) üzerinde olan sektörlerde tamamlayıcılık, altında olan geleneksel sektörlerde dışlama görülmektedir.</w:t>
+      </w:r>
+    </w:p>
+    <w:p>
+      <w:pPr>
+        <w:spacing w:line="360" w:lineRule="auto" w:before="60" w:after="60"/>
+        <w:ind w:left="567"/>
+      </w:pPr>
+      <w:r>
+        <w:rPr>
+          <w:rFonts w:ascii="Times New Roman" w:hAnsi="Times New Roman"/>
+          <w:sz w:val="24"/>
+        </w:rPr>
+        <w:t xml:space="preserve">• </w:t>
+      </w:r>
+      <w:r>
+        <w:rPr>
+          <w:rFonts w:ascii="Times New Roman" w:hAnsi="Times New Roman"/>
+          <w:b/>
+          <w:sz w:val="24"/>
+        </w:rPr>
+        <w:t>Soru 4:</w:t>
+      </w:r>
+      <w:r>
+        <w:rPr>
+          <w:rFonts w:ascii="Times New Roman" w:hAnsi="Times New Roman"/>
+          <w:sz w:val="24"/>
+        </w:rPr>
+        <w:t xml:space="preserve"> Savunma yayılma etkisi, firmaların patentleme kararına mı (</w:t>
+      </w:r>
+      <w:r>
+        <w:rPr>
+          <w:rFonts w:ascii="Times New Roman" w:hAnsi="Times New Roman"/>
+          <w:i/>
+          <w:sz w:val="24"/>
+        </w:rPr>
+        <w:t>extensive margin</w:t>
+      </w:r>
+      <w:r>
+        <w:rPr>
+          <w:rFonts w:ascii="Times New Roman" w:hAnsi="Times New Roman"/>
+          <w:sz w:val="24"/>
+        </w:rPr>
+        <w:t>) yoksa tescil hacim derinleşmesine mi (</w:t>
+      </w:r>
+      <w:r>
+        <w:rPr>
+          <w:rFonts w:ascii="Times New Roman" w:hAnsi="Times New Roman"/>
+          <w:i/>
+          <w:sz w:val="24"/>
+        </w:rPr>
+        <w:t>intensive margin</w:t>
+      </w:r>
+      <w:r>
+        <w:rPr>
+          <w:rFonts w:ascii="Times New Roman" w:hAnsi="Times New Roman"/>
+          <w:sz w:val="24"/>
+        </w:rPr>
+        <w:t>) etki etmektedir?</w:t>
+      </w:r>
+    </w:p>
+    <w:p>
+      <w:pPr>
+        <w:spacing w:line="360" w:lineRule="auto" w:before="60" w:after="60"/>
+        <w:ind w:left="567"/>
+      </w:pPr>
+      <w:r>
+        <w:rPr>
+          <w:rFonts w:ascii="Times New Roman" w:hAnsi="Times New Roman"/>
+          <w:sz w:val="24"/>
+        </w:rPr>
+        <w:t xml:space="preserve">• </w:t>
+      </w:r>
+      <w:r>
+        <w:rPr>
+          <w:rFonts w:ascii="Times New Roman" w:hAnsi="Times New Roman"/>
+          <w:b/>
+          <w:sz w:val="24"/>
+        </w:rPr>
+        <w:t>Hipotez 4 ($H_4$):</w:t>
+      </w:r>
+      <w:r>
+        <w:rPr>
+          <w:rFonts w:ascii="Times New Roman" w:hAnsi="Times New Roman"/>
+          <w:sz w:val="24"/>
+        </w:rPr>
+        <w:t xml:space="preserve"> Savunma Ar-Ge yayılması geniş kapsamda (sıfır patentli firmaları pazara sokmada) anlamsız kalmakta; ancak yoğun kapsamda (hali hazırda patent üreten yenilikçi firmalarda) hacmi katlamaktadır.</w:t>
+      </w:r>
+    </w:p>
+    <w:p>
+      <w:pPr>
+        <w:spacing w:line="360" w:lineRule="auto" w:before="60" w:after="60"/>
+        <w:ind w:left="567"/>
+      </w:pPr>
+      <w:r>
+        <w:rPr>
+          <w:rFonts w:ascii="Times New Roman" w:hAnsi="Times New Roman"/>
+          <w:sz w:val="24"/>
+        </w:rPr>
+        <w:t xml:space="preserve">• </w:t>
+      </w:r>
+      <w:r>
+        <w:rPr>
+          <w:rFonts w:ascii="Times New Roman" w:hAnsi="Times New Roman"/>
+          <w:b/>
+          <w:sz w:val="24"/>
+        </w:rPr>
+        <w:t>Soru 5:</w:t>
+      </w:r>
+      <w:r>
+        <w:rPr>
+          <w:rFonts w:ascii="Times New Roman" w:hAnsi="Times New Roman"/>
+          <w:sz w:val="24"/>
+        </w:rPr>
+        <w:t xml:space="preserve"> Ankara savunma çekirdeği ile Marmara sanayi aksı arasında coğrafi bir mesafe bozunumu (</w:t>
+      </w:r>
+      <w:r>
+        <w:rPr>
+          <w:rFonts w:ascii="Times New Roman" w:hAnsi="Times New Roman"/>
+          <w:i/>
+          <w:sz w:val="24"/>
+        </w:rPr>
+        <w:t>spatial distance decay</w:t>
+      </w:r>
+      <w:r>
+        <w:rPr>
+          <w:rFonts w:ascii="Times New Roman" w:hAnsi="Times New Roman"/>
+          <w:sz w:val="24"/>
+        </w:rPr>
+        <w:t>) var mıdır?</w:t>
+      </w:r>
+    </w:p>
+    <w:p>
+      <w:pPr>
+        <w:spacing w:line="360" w:lineRule="auto" w:before="60" w:after="60"/>
+        <w:ind w:left="567"/>
+      </w:pPr>
+      <w:r>
+        <w:rPr>
+          <w:rFonts w:ascii="Times New Roman" w:hAnsi="Times New Roman"/>
+          <w:sz w:val="24"/>
+        </w:rPr>
+        <w:t xml:space="preserve">• </w:t>
+      </w:r>
+      <w:r>
+        <w:rPr>
+          <w:rFonts w:ascii="Times New Roman" w:hAnsi="Times New Roman"/>
+          <w:b/>
+          <w:sz w:val="24"/>
+        </w:rPr>
+        <w:t>Hipotez 5 ($H_5$):</w:t>
+      </w:r>
+      <w:r>
+        <w:rPr>
+          <w:rFonts w:ascii="Times New Roman" w:hAnsi="Times New Roman"/>
+          <w:sz w:val="24"/>
+        </w:rPr>
+        <w:t xml:space="preserve"> Savunma sanayiinin bilgi yayılması coğrafi mesafeyle ters orantılıdır; mekânsal ağırlık matrisi altında Ankara-Marmara aksında pozitif bir kümelenme mevcuttur.</w:t>
+      </w:r>
+    </w:p>
+    <w:p>
+      <w:pPr>
+        <w:spacing w:line="360" w:lineRule="auto" w:before="60" w:after="60"/>
+        <w:ind w:left="567"/>
+      </w:pPr>
+      <w:r>
+        <w:rPr>
+          <w:rFonts w:ascii="Times New Roman" w:hAnsi="Times New Roman"/>
+          <w:sz w:val="24"/>
+        </w:rPr>
+        <w:t xml:space="preserve">• </w:t>
+      </w:r>
+      <w:r>
+        <w:rPr>
+          <w:rFonts w:ascii="Times New Roman" w:hAnsi="Times New Roman"/>
+          <w:b/>
+          <w:sz w:val="24"/>
+        </w:rPr>
+        <w:t>Soru 6:</w:t>
+      </w:r>
+      <w:r>
+        <w:rPr>
+          <w:rFonts w:ascii="Times New Roman" w:hAnsi="Times New Roman"/>
+          <w:sz w:val="24"/>
+        </w:rPr>
+        <w:t xml:space="preserve"> 2020 WESCAM ve CAATSA ambargoları gibi dışsal kısıtlar yerli ikame sıçraması yaratmış mıdır?</w:t>
+      </w:r>
+    </w:p>
+    <w:p>
+      <w:pPr>
+        <w:spacing w:line="360" w:lineRule="auto" w:before="60" w:after="60"/>
+        <w:ind w:left="567"/>
+      </w:pPr>
+      <w:r>
+        <w:rPr>
+          <w:rFonts w:ascii="Times New Roman" w:hAnsi="Times New Roman"/>
+          <w:sz w:val="24"/>
+        </w:rPr>
+        <w:t xml:space="preserve">• </w:t>
+      </w:r>
+      <w:r>
+        <w:rPr>
+          <w:rFonts w:ascii="Times New Roman" w:hAnsi="Times New Roman"/>
+          <w:b/>
+          <w:sz w:val="24"/>
+        </w:rPr>
+        <w:t>Hipotez 6 ($H_6$):</w:t>
+      </w:r>
+      <w:r>
+        <w:rPr>
+          <w:rFonts w:ascii="Times New Roman" w:hAnsi="Times New Roman"/>
+          <w:sz w:val="24"/>
+        </w:rPr>
+        <w:t xml:space="preserve"> Dışsal ambargo şokları, hedef alınan kritik optik ve aviyonik sınıflarında yerli patent üretiminde nedensel bir sıçrama meydana getirmiştir.</w:t>
+      </w:r>
+    </w:p>
+    <w:p>
+      <w:pPr>
+        <w:spacing w:before="280" w:after="120"/>
+        <w:ind w:firstLine="567"/>
+      </w:pPr>
+      <w:r>
+        <w:rPr>
+          <w:rFonts w:ascii="Times New Roman" w:hAnsi="Times New Roman"/>
+          <w:b/>
+          <w:sz w:val="24"/>
+        </w:rPr>
+        <w:t>Tezin Özgün Değeri ve Literatüre Katkıları</w:t>
+      </w:r>
+    </w:p>
+    <w:p>
+      <w:pPr>
+        <w:spacing w:line="360" w:lineRule="auto" w:before="60" w:after="120"/>
+        <w:ind w:firstLine="567"/>
+        <w:jc w:val="both"/>
+      </w:pPr>
+      <w:r>
+        <w:rPr>
+          <w:rFonts w:ascii="Times New Roman" w:hAnsi="Times New Roman"/>
+          <w:sz w:val="24"/>
+        </w:rPr>
+        <w:t>Bu tez çalışması, iktisat ve savunma sanayii literatürüne üç temel boyutta çığır açıcı katkı sağlamaktadır:</w:t>
+      </w:r>
+    </w:p>
+    <w:p>
+      <w:pPr>
+        <w:spacing w:line="360" w:lineRule="auto" w:before="60" w:after="60"/>
+        <w:ind w:left="567"/>
+      </w:pPr>
+      <w:r>
+        <w:rPr>
+          <w:rFonts w:ascii="Times New Roman" w:hAnsi="Times New Roman"/>
+          <w:sz w:val="24"/>
+        </w:rPr>
+        <w:t xml:space="preserve">1.  </w:t>
+      </w:r>
+      <w:r>
+        <w:rPr>
+          <w:rFonts w:ascii="Times New Roman" w:hAnsi="Times New Roman"/>
+          <w:b/>
+          <w:sz w:val="24"/>
+        </w:rPr>
+        <w:t>Metodolojik Katkı (Türkiye'nin İlk Tam Patent Evreni Mikro Paneli):</w:t>
+      </w:r>
+    </w:p>
+    <w:p>
+      <w:pPr>
+        <w:spacing w:line="360" w:lineRule="auto" w:before="60" w:after="120"/>
+        <w:ind w:firstLine="567"/>
+        <w:jc w:val="both"/>
+      </w:pPr>
+      <w:r>
+        <w:rPr>
+          <w:rFonts w:ascii="Times New Roman" w:hAnsi="Times New Roman"/>
+          <w:sz w:val="24"/>
+        </w:rPr>
+        <w:t xml:space="preserve">Türkiye'de savunma harcamaları üzerine yapılan önceki çalışmaların tamamı 30-40 gözlemlik kaba zaman serilerine dayalıyken; bu çalışmada ilk kez TÜRKPATENT'in 15 yıllık </w:t>
+      </w:r>
+      <w:r>
+        <w:rPr>
+          <w:rFonts w:ascii="Times New Roman" w:hAnsi="Times New Roman"/>
+          <w:b/>
+          <w:sz w:val="24"/>
+        </w:rPr>
+        <w:t>93.240 adetlik resmî patent sicilinin tamamı</w:t>
+      </w:r>
+      <w:r>
+        <w:rPr>
+          <w:rFonts w:ascii="Times New Roman" w:hAnsi="Times New Roman"/>
+          <w:sz w:val="24"/>
+        </w:rPr>
+        <w:t xml:space="preserve"> mikro düzeyde ayıklanmış, 30 büyük BIST sanayi deviyle boyuna panel ($N </w:t>
+        <w:tab/>
+        <w:t>imes T = 450$) kurulmuş ve Jaffe kosinüs matrisiyle teknolojik yakınlık haritalandırılmıştır.</w:t>
+      </w:r>
+    </w:p>
+    <w:p>
+      <w:pPr>
+        <w:spacing w:line="360" w:lineRule="auto" w:before="60" w:after="60"/>
+        <w:ind w:left="567"/>
+      </w:pPr>
+      <w:r>
+        <w:rPr>
+          <w:rFonts w:ascii="Times New Roman" w:hAnsi="Times New Roman"/>
+          <w:sz w:val="24"/>
+        </w:rPr>
+        <w:t xml:space="preserve">2.  </w:t>
+      </w:r>
+      <w:r>
+        <w:rPr>
+          <w:rFonts w:ascii="Times New Roman" w:hAnsi="Times New Roman"/>
+          <w:b/>
+          <w:sz w:val="24"/>
+        </w:rPr>
+        <w:t>Ampirik Katkı (5-Pillar Ekonometrik Kanıt Piramidi):</w:t>
+      </w:r>
+    </w:p>
+    <w:p>
+      <w:pPr>
+        <w:spacing w:line="360" w:lineRule="auto" w:before="60" w:after="120"/>
+        <w:ind w:firstLine="567"/>
+        <w:jc w:val="both"/>
+      </w:pPr>
+      <w:r>
+        <w:rPr>
+          <w:rFonts w:ascii="Times New Roman" w:hAnsi="Times New Roman"/>
+          <w:sz w:val="24"/>
+        </w:rPr>
+        <w:t>Literatürdeki seçim yanlılığı, içsellik ve mekânsal bağımlılık problemleri; Santos Silva ve Tenreyro (2006) PPML modeli, Cragg (1971) Hurdle iki aşamalı seçilim modeli, Spatial Durbin mesafe bozunumu, 2020 WESCAM ambargoları Farkların Farkı (DiD) doğal deneyi ve 342 başmühendisi izleyen Buluşçu Hareketliliği ağ modeliyle sıfırlanmıştır.</w:t>
+      </w:r>
+    </w:p>
+    <w:p>
+      <w:pPr>
+        <w:spacing w:line="360" w:lineRule="auto" w:before="60" w:after="60"/>
+        <w:ind w:left="567"/>
+      </w:pPr>
+      <w:r>
+        <w:rPr>
+          <w:rFonts w:ascii="Times New Roman" w:hAnsi="Times New Roman"/>
+          <w:sz w:val="24"/>
+        </w:rPr>
+        <w:t xml:space="preserve">3.  </w:t>
+      </w:r>
+      <w:r>
+        <w:rPr>
+          <w:rFonts w:ascii="Times New Roman" w:hAnsi="Times New Roman"/>
+          <w:b/>
+          <w:sz w:val="24"/>
+        </w:rPr>
+        <w:t>Sanayi Politikası Katkısı (Çift Kullanımlı Eşik Değeri):</w:t>
+      </w:r>
+    </w:p>
+    <w:p>
+      <w:pPr>
+        <w:spacing w:line="360" w:lineRule="auto" w:before="60" w:after="120"/>
+        <w:ind w:firstLine="567"/>
+        <w:jc w:val="both"/>
+      </w:pPr>
+      <w:r>
+        <w:rPr>
+          <w:rFonts w:ascii="Times New Roman" w:hAnsi="Times New Roman"/>
+          <w:sz w:val="24"/>
+        </w:rPr>
+        <w:t>Cumhurbaşkanlığı Savunma Sanayii Başkanlığı (SSB) ve Sanayi ve Teknoloji Bakanlığı için, kamu Ar-Ge kaynaklarının hangi sivil sektörlerde çarpan etkisi yarattığını gösteren somut bir kılavuz ($</w:t>
+        <w:tab/>
+        <w:t>au^</w:t>
+      </w:r>
+      <w:r>
+        <w:rPr>
+          <w:rFonts w:ascii="Times New Roman" w:hAnsi="Times New Roman"/>
+          <w:i/>
+          <w:sz w:val="24"/>
+        </w:rPr>
+        <w:t xml:space="preserve"> = 0.2925$) üretilmiştir.</w:t>
+      </w:r>
+    </w:p>
+    <w:p>
+      <w:pPr>
+        <w:spacing w:before="280" w:after="120"/>
+        <w:ind w:firstLine="567"/>
+      </w:pPr>
+      <w:r>
+        <w:rPr>
+          <w:rFonts w:ascii="Times New Roman" w:hAnsi="Times New Roman"/>
+          <w:b/>
+          <w:sz w:val="24"/>
+        </w:rPr>
+        <w:t>Türkiye Savunma Sanayiinin Tarihsel Gelişimi ve Kurumsal Yapısı</w:t>
+      </w:r>
+    </w:p>
+    <w:p>
+      <w:pPr>
+        <w:spacing w:line="360" w:lineRule="auto" w:before="60" w:after="120"/>
+        <w:ind w:firstLine="567"/>
+        <w:jc w:val="both"/>
+      </w:pPr>
+      <w:r>
+        <w:rPr>
+          <w:rFonts w:ascii="Times New Roman" w:hAnsi="Times New Roman"/>
+          <w:sz w:val="24"/>
+        </w:rPr>
+        <w:t>Türkiye savunma sanayiinin tarihsel serüveni dört temel kırılma evresine ayrılmaktadır:</w:t>
+      </w:r>
+    </w:p>
+    <w:p>
+      <w:pPr>
+        <w:spacing w:line="360" w:lineRule="auto" w:before="60" w:after="60"/>
+        <w:ind w:left="567"/>
+      </w:pPr>
+      <w:r>
+        <w:rPr>
+          <w:rFonts w:ascii="Times New Roman" w:hAnsi="Times New Roman"/>
+          <w:sz w:val="24"/>
+        </w:rPr>
+        <w:t xml:space="preserve">1.  </w:t>
+      </w:r>
+      <w:r>
+        <w:rPr>
+          <w:rFonts w:ascii="Times New Roman" w:hAnsi="Times New Roman"/>
+          <w:b/>
+          <w:sz w:val="24"/>
+        </w:rPr>
+        <w:t>1974 Öncesi (Tam Dışa Bağımlılık Dönemi):</w:t>
+      </w:r>
+      <w:r>
+        <w:rPr>
+          <w:rFonts w:ascii="Times New Roman" w:hAnsi="Times New Roman"/>
+          <w:sz w:val="24"/>
+        </w:rPr>
+        <w:t xml:space="preserve"> Doğrudan askeri hibe, yardım ve hazır alımlara dayanan; yerli Ar-Ge ve imalatın neredeyse sıfır olduğu dönem.</w:t>
+      </w:r>
+    </w:p>
+    <w:p>
+      <w:pPr>
+        <w:spacing w:line="360" w:lineRule="auto" w:before="60" w:after="60"/>
+        <w:ind w:left="567"/>
+      </w:pPr>
+      <w:r>
+        <w:rPr>
+          <w:rFonts w:ascii="Times New Roman" w:hAnsi="Times New Roman"/>
+          <w:sz w:val="24"/>
+        </w:rPr>
+        <w:t xml:space="preserve">2.  </w:t>
+      </w:r>
+      <w:r>
+        <w:rPr>
+          <w:rFonts w:ascii="Times New Roman" w:hAnsi="Times New Roman"/>
+          <w:b/>
+          <w:sz w:val="24"/>
+        </w:rPr>
+        <w:t>1974–1985 (Kıbrıs Barış Harekâtı ve Ambargo Travması):</w:t>
+      </w:r>
+      <w:r>
+        <w:rPr>
+          <w:rFonts w:ascii="Times New Roman" w:hAnsi="Times New Roman"/>
+          <w:sz w:val="24"/>
+        </w:rPr>
+        <w:t xml:space="preserve"> 1974 Kıbrıs Harekâtı sonrası ABD silah ambargosunun yarattığı farkındalıkla Türk Silahlı Kuvvetlerini Güçlendirme Vakıflarının (Kara, Deniz, Hava) kurulması ve ASELSAN'ın (1975) temellerinin atılması.</w:t>
+      </w:r>
+    </w:p>
+    <w:p>
+      <w:pPr>
+        <w:spacing w:line="360" w:lineRule="auto" w:before="60" w:after="60"/>
+        <w:ind w:left="567"/>
+      </w:pPr>
+      <w:r>
+        <w:rPr>
+          <w:rFonts w:ascii="Times New Roman" w:hAnsi="Times New Roman"/>
+          <w:sz w:val="24"/>
+        </w:rPr>
+        <w:t xml:space="preserve">3.  </w:t>
+      </w:r>
+      <w:r>
+        <w:rPr>
+          <w:rFonts w:ascii="Times New Roman" w:hAnsi="Times New Roman"/>
+          <w:b/>
+          <w:sz w:val="24"/>
+        </w:rPr>
+        <w:t>1985–2004 (Savunma Sanayii Müsteşarlığı ve Montaj/Ortak Üretim Dönemi):</w:t>
+      </w:r>
+      <w:r>
+        <w:rPr>
+          <w:rFonts w:ascii="Times New Roman" w:hAnsi="Times New Roman"/>
+          <w:sz w:val="24"/>
+        </w:rPr>
+        <w:t xml:space="preserve"> 3238 sayılı Kanun ile Savunma Sanayii Geliştirme ve Destekleme İdaresi Başkanlığı'nın (SAGEB / SSM) kurulması; F-16 montaj fabrikası (TUSAŞ), zırhlı araçlar ve yerel tedarik zincirlerinin ilk filizlenişi.</w:t>
+      </w:r>
+    </w:p>
+    <w:p>
+      <w:pPr>
+        <w:spacing w:line="360" w:lineRule="auto" w:before="60" w:after="60"/>
+        <w:ind w:left="567"/>
+      </w:pPr>
+      <w:r>
+        <w:rPr>
+          <w:rFonts w:ascii="Times New Roman" w:hAnsi="Times New Roman"/>
+          <w:sz w:val="24"/>
+        </w:rPr>
+        <w:t xml:space="preserve">4.  </w:t>
+      </w:r>
+      <w:r>
+        <w:rPr>
+          <w:rFonts w:ascii="Times New Roman" w:hAnsi="Times New Roman"/>
+          <w:b/>
+          <w:sz w:val="24"/>
+        </w:rPr>
+        <w:t>2004 ve Sonrası (Stratejik Yerlileşme ve Özgün Tasarım Dönemi):</w:t>
+      </w:r>
+      <w:r>
+        <w:rPr>
+          <w:rFonts w:ascii="Times New Roman" w:hAnsi="Times New Roman"/>
+          <w:sz w:val="24"/>
+        </w:rPr>
+        <w:t xml:space="preserve"> Mayıs 2004 Savunma Sanayii İcra Komitesi (SSİK) kararıyla milyarlarca dolarlık yabancı hazır alım ihalelerinin iptal edilerek 'Özgün Yerli Tasarım' modeline geçilmesi. Bu dönem MİLGEM, ANKA, BAYRAKTAR TB2, HÜRJET, ATAK, ALTAY, KIZILELMA ve Millî Muharip Uçak KAAN gibi stratejik platformların doğuşunu sağlamıştır.</w:t>
+      </w:r>
+    </w:p>
+    <w:p>
+      <w:pPr>
+        <w:spacing w:line="360" w:lineRule="auto" w:before="60" w:after="120"/>
+        <w:ind w:firstLine="567"/>
+        <w:jc w:val="both"/>
+      </w:pPr>
+      <w:r>
+        <w:rPr>
+          <w:rFonts w:ascii="Times New Roman" w:hAnsi="Times New Roman"/>
+          <w:sz w:val="24"/>
+        </w:rPr>
+        <w:t>Bu dönüşüm, savunma sanayiini sadece askeri donanım üreten kapalı bir alan olmaktan çıkarmış; yazılım, mikroelektronik, optik ve yapay zekâ alanlarında Türkiye'nin en büyük ileri teknoloji Ar-Ge laboratuvarına dönüştürmüştür.</w:t>
+      </w:r>
+    </w:p>
+    <w:p>
+      <w:pPr>
+        <w:pStyle w:val="BLMBALIKLARI"/>
+        <w:spacing w:before="360" w:after="240"/>
+        <w:jc w:val="left"/>
+      </w:pPr>
+      <w:r>
+        <w:rPr>
+          <w:rFonts w:ascii="Times New Roman" w:hAnsi="Times New Roman"/>
+          <w:b/>
+          <w:sz w:val="24"/>
+        </w:rPr>
+        <w:t>2. KURAMSAL ÇERÇEVE VE LİTERATÜR TARAMASI</w:t>
       </w:r>
     </w:p>
     <w:p>
@@ -9123,7 +10339,7 @@
           <w:b/>
           <w:sz w:val="24"/>
         </w:rPr>
-        <w:t>1.1. Araştırmanın Arka Planı ve Problemi</w:t>
+        <w:t>2.1. İnovasyon Kuramları ve Bilgi Yayılması (Knowledge Spillover)</w:t>
       </w:r>
     </w:p>
     <w:p>
@@ -9137,22 +10353,7 @@
           <w:rFonts w:ascii="Times New Roman" w:hAnsi="Times New Roman"/>
           <w:sz w:val="24"/>
         </w:rPr>
-        <w:t xml:space="preserve">Modern iktisat kuramında sürdürülebilir ekonomik büyümenin yegâne motoru, sermaye ve emeğin salt fiziksel birikimi değil; Paul Romer (1990), Robert Lucas (1988) ve Philippe Aghion ile Peter Howitt (1992) tarafından içsel büyüme modellerinde matematiksel olarak ortaya konduğu üzere, beşeri sermaye tarafından üretilen </w:t>
-      </w:r>
-      <w:r>
-        <w:rPr>
-          <w:rFonts w:ascii="Times New Roman" w:hAnsi="Times New Roman"/>
-          <w:b/>
-          <w:sz w:val="24"/>
-        </w:rPr>
-        <w:t>teknolojik yenilikler ve bilgi stoğudur</w:t>
-      </w:r>
-      <w:r>
-        <w:rPr>
-          <w:rFonts w:ascii="Times New Roman" w:hAnsi="Times New Roman"/>
-          <w:sz w:val="24"/>
-        </w:rPr>
-        <w:t>. Bilgi, fiziksel sermayeden köklü biçimde farklı olarak tüketimde rekabet dışı (</w:t>
+        <w:t>Neoklasik Solow-Swan (1956) büyüme modelinde teknolojik gelişme, modelin dışından gelen ve açıklanamayan dışsal bir tortu (</w:t>
       </w:r>
       <w:r>
         <w:rPr>
@@ -9160,14 +10361,14 @@
           <w:i/>
           <w:sz w:val="24"/>
         </w:rPr>
-        <w:t>non-rivalrous</w:t>
-      </w:r>
-      <w:r>
-        <w:rPr>
-          <w:rFonts w:ascii="Times New Roman" w:hAnsi="Times New Roman"/>
-          <w:sz w:val="24"/>
-        </w:rPr>
-        <w:t>) ve kısmen dışlanamaz (</w:t>
+        <w:t>Solow residual</w:t>
+      </w:r>
+      <w:r>
+        <w:rPr>
+          <w:rFonts w:ascii="Times New Roman" w:hAnsi="Times New Roman"/>
+          <w:sz w:val="24"/>
+        </w:rPr>
+        <w:t>) olarak ele alınmıştır. Buna karşılık Paul Romer (1990), Robert Lucas (1988) ve Philippe Aghion ile Peter Howitt (1992) tarafından geliştirilen İçsel Büyüme Kuramı (</w:t>
       </w:r>
       <w:r>
         <w:rPr>
@@ -9175,46 +10376,14 @@
           <w:i/>
           <w:sz w:val="24"/>
         </w:rPr>
-        <w:t>partially excludable</w:t>
-      </w:r>
-      <w:r>
-        <w:rPr>
-          <w:rFonts w:ascii="Times New Roman" w:hAnsi="Times New Roman"/>
-          <w:sz w:val="24"/>
-        </w:rPr>
-        <w:t xml:space="preserve">) bir kamusal mal niteliği taşır. Bir Ar-Ge laboratuvarında geliştirilen yeni bir algoritma, kimyasal formül veya mühendislik tasarımı; bir kez üretildikten sonra marjinal maliyeti sıfıra yakın bir şekilde sonsuz sayıda üretim sürecinde eşanlı olarak kullanılabilir. Bu iktisadi karakteristik, yenilikçi bir firma veya sektör tarafından üretilen tescilli teknolojilerin, serbest piyasa mekanizması tarafından tam olarak fiyatlandırılamadan diğer sektörlere sızmasına, yani </w:t>
-      </w:r>
-      <w:r>
-        <w:rPr>
-          <w:rFonts w:ascii="Times New Roman" w:hAnsi="Times New Roman"/>
-          <w:b/>
-          <w:sz w:val="24"/>
-        </w:rPr>
-        <w:t>bilgi yayılmasına (</w:t>
-      </w:r>
-      <w:r>
-        <w:rPr>
-          <w:rFonts w:ascii="Times New Roman" w:hAnsi="Times New Roman"/>
-          <w:b/>
-          <w:i/>
-          <w:sz w:val="24"/>
-        </w:rPr>
-        <w:t>knowledge spillover</w:t>
-      </w:r>
-      <w:r>
-        <w:rPr>
-          <w:rFonts w:ascii="Times New Roman" w:hAnsi="Times New Roman"/>
-          <w:b/>
-          <w:sz w:val="24"/>
-        </w:rPr>
-        <w:t>)</w:t>
-      </w:r>
-      <w:r>
-        <w:rPr>
-          <w:rFonts w:ascii="Times New Roman" w:hAnsi="Times New Roman"/>
-          <w:sz w:val="24"/>
-        </w:rPr>
-        <w:t xml:space="preserve"> yol açar (Griliches, 1979, 1992).</w:t>
+        <w:t>Endogenous Growth Theory</w:t>
+      </w:r>
+      <w:r>
+        <w:rPr>
+          <w:rFonts w:ascii="Times New Roman" w:hAnsi="Times New Roman"/>
+          <w:sz w:val="24"/>
+        </w:rPr>
+        <w:t>); teknolojik yeniliklerin piyasa teşviklerine, kâr arayışındaki firmaların Ar-Ge yatırımlarına ve beşeri sermaye birikimine dayalı bilinçli bir iktisadi faaliyet olduğunu ortaya koymuştur.</w:t>
       </w:r>
     </w:p>
     <w:p>
@@ -9228,7 +10397,20 @@
           <w:rFonts w:ascii="Times New Roman" w:hAnsi="Times New Roman"/>
           <w:sz w:val="24"/>
         </w:rPr>
-        <w:t xml:space="preserve">Bilgi yayılmasının en yoğun, en stratejik ve finansal olarak en yüksek sermaye yoğunluğuna sahip olduğu alanların başında ise </w:t>
+        <w:t>Zvi Griliches (1979), Ar-Ge yatırımlarının iki farklı yayılma kanalı oluşturduğunu belirtir:</w:t>
+      </w:r>
+    </w:p>
+    <w:p>
+      <w:pPr>
+        <w:spacing w:line="360" w:lineRule="auto" w:before="60" w:after="60"/>
+        <w:ind w:left="567"/>
+      </w:pPr>
+      <w:r>
+        <w:rPr>
+          <w:rFonts w:ascii="Times New Roman" w:hAnsi="Times New Roman"/>
+          <w:sz w:val="24"/>
+        </w:rPr>
+        <w:t xml:space="preserve">1.  </w:t>
       </w:r>
       <w:r>
         <w:rPr>
@@ -9236,14 +10418,42 @@
           <w:b/>
           <w:sz w:val="24"/>
         </w:rPr>
-        <w:t>kamu savunma sanayii Ar-Ge harcamaları</w:t>
-      </w:r>
-      <w:r>
-        <w:rPr>
-          <w:rFonts w:ascii="Times New Roman" w:hAnsi="Times New Roman"/>
-          <w:sz w:val="24"/>
-        </w:rPr>
-        <w:t xml:space="preserve"> gelmektedir. Tarihsel olarak radar sistemleri, internet altyapısı (ARPANET), jet türbin motorları, nükleer enerji santralleri, küresel konumlama sistemleri (GPS), silikon mikroişlemciler, sentetik malzemeler ve günümüz yapay zekâ algoritmaları gibi çağdaş modern sivil ekonominin omurgasını oluşturan teknolojilerin tamamı, savunma ve ulusal güvenlik bütçelerinden finanse edilen ileri Ar-Ge programlarının sivil ekonomiye difüze olmasıyla ticarileşmiştir (Mowery, 2010).</w:t>
+        <w:t>Rant Yayılması (Rent Spillovers):</w:t>
+      </w:r>
+      <w:r>
+        <w:rPr>
+          <w:rFonts w:ascii="Times New Roman" w:hAnsi="Times New Roman"/>
+          <w:sz w:val="24"/>
+        </w:rPr>
+        <w:t xml:space="preserve"> İleri teknoloji ürünlerinin (örneğin daha hızlı bir mikroişlemcinin) kalitesindeki artışın ürünün fiyatına tam yansıtılamaması nedeniyle alıcı sivil sektörlerin elde ettiği tüketici ve üretici rantı.</w:t>
+      </w:r>
+    </w:p>
+    <w:p>
+      <w:pPr>
+        <w:spacing w:line="360" w:lineRule="auto" w:before="60" w:after="60"/>
+        <w:ind w:left="567"/>
+      </w:pPr>
+      <w:r>
+        <w:rPr>
+          <w:rFonts w:ascii="Times New Roman" w:hAnsi="Times New Roman"/>
+          <w:sz w:val="24"/>
+        </w:rPr>
+        <w:t xml:space="preserve">2.  </w:t>
+      </w:r>
+      <w:r>
+        <w:rPr>
+          <w:rFonts w:ascii="Times New Roman" w:hAnsi="Times New Roman"/>
+          <w:b/>
+          <w:sz w:val="24"/>
+        </w:rPr>
+        <w:t>Saf Bilgi Yayılması (Pure Knowledge Spillovers):</w:t>
+      </w:r>
+      <w:r>
+        <w:rPr>
+          <w:rFonts w:ascii="Times New Roman" w:hAnsi="Times New Roman"/>
+          <w:sz w:val="24"/>
+        </w:rPr>
+        <w:t xml:space="preserve"> Bir firmanın Ar-Ge laboratuvarında üretilen tescilli veya tescilsiz teknik bilginin, diğer firmaların Ar-Ge maliyetlerini düşürmesi ve yeni buluşlar yapmalarını kolaylaştırması.</w:t>
       </w:r>
     </w:p>
     <w:p>
@@ -9257,93 +10467,22 @@
           <w:rFonts w:ascii="Times New Roman" w:hAnsi="Times New Roman"/>
           <w:sz w:val="24"/>
         </w:rPr>
-        <w:t>Ancak iktisat yazınında askeri harcamaların ve savunma Ar-Ge'sinin sivil sanayiye ve genel iktisadi büyümeye etkisi üzerinde yarım asırdır süregelen kuramsal ve ampirik bir kutuplaşma mevcuttur:</w:t>
-      </w:r>
-    </w:p>
-    <w:p>
-      <w:pPr>
-        <w:spacing w:line="360" w:lineRule="auto" w:before="60" w:after="60"/>
-        <w:ind w:left="576"/>
-      </w:pPr>
-      <w:r>
-        <w:rPr>
-          <w:rFonts w:ascii="Times New Roman" w:hAnsi="Times New Roman"/>
-          <w:sz w:val="24"/>
-        </w:rPr>
-        <w:t xml:space="preserve">• </w:t>
-      </w:r>
+        <w:t>Patentler, Griliches (1990) tarafından ifade edildiği gibi bilgi üretiminin ve tescilli yayılmanın ölçülebildiği en somut iktisadi kaynaktır.</w:t>
+      </w:r>
+    </w:p>
+    <w:p>
+      <w:pPr>
+        <w:pStyle w:val="KNCBALIK"/>
+        <w:spacing w:before="240" w:after="120"/>
+        <w:jc w:val="left"/>
+      </w:pPr>
       <w:r>
         <w:rPr>
           <w:rFonts w:ascii="Times New Roman" w:hAnsi="Times New Roman"/>
           <w:b/>
           <w:sz w:val="24"/>
         </w:rPr>
-        <w:t>Benoit Modernleşme Paradigması (Benoit, 1973):</w:t>
-      </w:r>
-      <w:r>
-        <w:rPr>
-          <w:rFonts w:ascii="Times New Roman" w:hAnsi="Times New Roman"/>
-          <w:sz w:val="24"/>
-        </w:rPr>
-        <w:t xml:space="preserve"> Emile Benoit, gelişmekte olan ülkelerde savunma harcamalarının altyapı inşası, beşeri sermaye eğitimi, disiplinli işgücü ve modern teknoloji transferi yaratarak büyümeyi kamçıladığını (</w:t>
-      </w:r>
-      <w:r>
-        <w:rPr>
-          <w:rFonts w:ascii="Times New Roman" w:hAnsi="Times New Roman"/>
-          <w:b/>
-          <w:sz w:val="24"/>
-        </w:rPr>
-        <w:t>crowding-in</w:t>
-      </w:r>
-      <w:r>
-        <w:rPr>
-          <w:rFonts w:ascii="Times New Roman" w:hAnsi="Times New Roman"/>
-          <w:sz w:val="24"/>
-        </w:rPr>
-        <w:t>) ileri sürmüştür.</w:t>
-      </w:r>
-    </w:p>
-    <w:p>
-      <w:pPr>
-        <w:spacing w:line="360" w:lineRule="auto" w:before="60" w:after="60"/>
-        <w:ind w:left="576"/>
-      </w:pPr>
-      <w:r>
-        <w:rPr>
-          <w:rFonts w:ascii="Times New Roman" w:hAnsi="Times New Roman"/>
-          <w:sz w:val="24"/>
-        </w:rPr>
-        <w:t xml:space="preserve">• </w:t>
-      </w:r>
-      <w:r>
-        <w:rPr>
-          <w:rFonts w:ascii="Times New Roman" w:hAnsi="Times New Roman"/>
-          <w:b/>
-          <w:sz w:val="24"/>
-        </w:rPr>
-        <w:t>Deger-Sen Yapısal Dışlama Paradigması (Deger &amp; Sen, 1983):</w:t>
-      </w:r>
-      <w:r>
-        <w:rPr>
-          <w:rFonts w:ascii="Times New Roman" w:hAnsi="Times New Roman"/>
-          <w:sz w:val="24"/>
-        </w:rPr>
-        <w:t xml:space="preserve"> Buna karşılık Saadet Deger ve Somnath Sen (1983) ile Ron Smith (1980); askeri harcamaların kıt sivil yatırım kaynaklarını emdiğini, bütçe açıklarını ve enflasyonu körüklediğini ve en önemlisi nitelikli mühendislik işgücünü sivil piyasadan çekerek sivil üretkenliği zayıflattığını (</w:t>
-      </w:r>
-      <w:r>
-        <w:rPr>
-          <w:rFonts w:ascii="Times New Roman" w:hAnsi="Times New Roman"/>
-          <w:b/>
-          <w:sz w:val="24"/>
-        </w:rPr>
-        <w:t>kaynak dışlaması / crowding-out</w:t>
-      </w:r>
-      <w:r>
-        <w:rPr>
-          <w:rFonts w:ascii="Times New Roman" w:hAnsi="Times New Roman"/>
-          <w:sz w:val="24"/>
-        </w:rPr>
-        <w:t>) savunmuştur.</w:t>
+        <w:t>2.2. Benoit vs. Deger-Sen: Savunma Harcamalarında Dışlama ve Büyüme</w:t>
       </w:r>
     </w:p>
     <w:p>
@@ -9357,7 +10496,20 @@
           <w:rFonts w:ascii="Times New Roman" w:hAnsi="Times New Roman"/>
           <w:sz w:val="24"/>
         </w:rPr>
-        <w:t>Benoit ile Deger-Sen arasındaki bu klasik çatışma, geleneksel ampirik çalışmalarda salt Stockholm Uluslararası Barış Araştırmaları Enstitüsü (SIPRI) askeri harcama serileri ve Gayri Safi Yurtiçi Hasıla (GSYİH) gibi kaba makroekonomik seriler üzerinden tahmin edilmeye çalışılmış; fakat makro serilerdeki çift yönlü eşanlılık (</w:t>
+        <w:t>İktisat yazınında savunma harcamalarının büyümeye etkisine dair üç ana yaklaşım bulunmaktadır:</w:t>
+      </w:r>
+    </w:p>
+    <w:p>
+      <w:pPr>
+        <w:spacing w:line="360" w:lineRule="auto" w:before="60" w:after="60"/>
+        <w:ind w:left="567"/>
+      </w:pPr>
+      <w:r>
+        <w:rPr>
+          <w:rFonts w:ascii="Times New Roman" w:hAnsi="Times New Roman"/>
+          <w:sz w:val="24"/>
+        </w:rPr>
+        <w:t xml:space="preserve">• </w:t>
       </w:r>
       <w:r>
         <w:rPr>
@@ -9365,14 +10517,14 @@
           <w:i/>
           <w:sz w:val="24"/>
         </w:rPr>
-        <w:t>simultaneity</w:t>
-      </w:r>
-      <w:r>
-        <w:rPr>
-          <w:rFonts w:ascii="Times New Roman" w:hAnsi="Times New Roman"/>
-          <w:sz w:val="24"/>
-        </w:rPr>
-        <w:t>) ve içsellik (</w:t>
+        <w:t>Benoit Modernleşme Hipotezi (Benoit, 1973):</w:t>
+      </w:r>
+      <w:r>
+        <w:rPr>
+          <w:rFonts w:ascii="Times New Roman" w:hAnsi="Times New Roman"/>
+          <w:sz w:val="24"/>
+        </w:rPr>
+        <w:t xml:space="preserve"> Askeri harcamalar gelişmekte olan ülkelerde teknolojik altyapıyı modernize eder, nitelikli işgücü yetiştirir ve sivil sanayiye talep yaratarak büyümeyi hızlandırır (</w:t>
       </w:r>
       <w:r>
         <w:rPr>
@@ -9380,14 +10532,177 @@
           <w:i/>
           <w:sz w:val="24"/>
         </w:rPr>
-        <w:t>endogeneity</w:t>
-      </w:r>
-      <w:r>
-        <w:rPr>
-          <w:rFonts w:ascii="Times New Roman" w:hAnsi="Times New Roman"/>
-          <w:sz w:val="24"/>
-        </w:rPr>
-        <w:t>) nedeniyle nedensel bir sonuca varılamamıştır.</w:t>
+        <w:t>crowding-in</w:t>
+      </w:r>
+      <w:r>
+        <w:rPr>
+          <w:rFonts w:ascii="Times New Roman" w:hAnsi="Times New Roman"/>
+          <w:sz w:val="24"/>
+        </w:rPr>
+        <w:t>).</w:t>
+      </w:r>
+    </w:p>
+    <w:p>
+      <w:pPr>
+        <w:spacing w:line="360" w:lineRule="auto" w:before="60" w:after="60"/>
+        <w:ind w:left="567"/>
+      </w:pPr>
+      <w:r>
+        <w:rPr>
+          <w:rFonts w:ascii="Times New Roman" w:hAnsi="Times New Roman"/>
+          <w:sz w:val="24"/>
+        </w:rPr>
+        <w:t xml:space="preserve">• </w:t>
+      </w:r>
+      <w:r>
+        <w:rPr>
+          <w:rFonts w:ascii="Times New Roman" w:hAnsi="Times New Roman"/>
+          <w:i/>
+          <w:sz w:val="24"/>
+        </w:rPr>
+        <w:t>Deger-Sen Yapısal Dışlama Hipotezi (Deger &amp; Sen, 1983):</w:t>
+      </w:r>
+      <w:r>
+        <w:rPr>
+          <w:rFonts w:ascii="Times New Roman" w:hAnsi="Times New Roman"/>
+          <w:sz w:val="24"/>
+        </w:rPr>
+        <w:t xml:space="preserve"> Savunma harcamaları bütçe açıklarını artırır, tasarrufları tüketir ve sivil sektörlerin ihtiyaç duyduğu mühendisleri yüksek ücretle istihdam ederek sivil sanayiyi dışlar (</w:t>
+      </w:r>
+      <w:r>
+        <w:rPr>
+          <w:rFonts w:ascii="Times New Roman" w:hAnsi="Times New Roman"/>
+          <w:i/>
+          <w:sz w:val="24"/>
+        </w:rPr>
+        <w:t>crowding-out</w:t>
+      </w:r>
+      <w:r>
+        <w:rPr>
+          <w:rFonts w:ascii="Times New Roman" w:hAnsi="Times New Roman"/>
+          <w:sz w:val="24"/>
+        </w:rPr>
+        <w:t>).</w:t>
+      </w:r>
+    </w:p>
+    <w:p>
+      <w:pPr>
+        <w:spacing w:line="360" w:lineRule="auto" w:before="60" w:after="60"/>
+        <w:ind w:left="567"/>
+      </w:pPr>
+      <w:r>
+        <w:rPr>
+          <w:rFonts w:ascii="Times New Roman" w:hAnsi="Times New Roman"/>
+          <w:sz w:val="24"/>
+        </w:rPr>
+        <w:t xml:space="preserve">• </w:t>
+      </w:r>
+      <w:r>
+        <w:rPr>
+          <w:rFonts w:ascii="Times New Roman" w:hAnsi="Times New Roman"/>
+          <w:i/>
+          <w:sz w:val="24"/>
+        </w:rPr>
+        <w:t>Feder-Ram İki Sektörlü Model (Feder, 1983; Ram, 1986):</w:t>
+      </w:r>
+      <w:r>
+        <w:rPr>
+          <w:rFonts w:ascii="Times New Roman" w:hAnsi="Times New Roman"/>
+          <w:sz w:val="24"/>
+        </w:rPr>
+        <w:t xml:space="preserve"> Ekonomiyi savunma ve sivil sektör olarak ikiye ayıran bu model, savunma sektörünün sivil sektöre pozitif marjinal üretkenlik aktardığını varsayar:</w:t>
+      </w:r>
+    </w:p>
+    <w:p>
+      <w:pPr>
+        <w:spacing w:before="160" w:after="160"/>
+        <w:jc w:val="center"/>
+      </w:pPr>
+      <m:oMath xmlns:mml="http://www.w3.org/1998/Math/MathML">
+        <m:r>
+          <m:t>Y=C+D,</m:t>
+        </m:r>
+        <m:r>
+          <m:t>C=C(</m:t>
+        </m:r>
+        <m:sSub>
+          <m:e>
+            <m:r>
+              <m:t>K</m:t>
+            </m:r>
+          </m:e>
+          <m:sub>
+            <m:r>
+              <m:t>c</m:t>
+            </m:r>
+          </m:sub>
+        </m:sSub>
+        <m:r>
+          <m:t>,</m:t>
+        </m:r>
+        <m:sSub>
+          <m:e>
+            <m:r>
+              <m:t>L</m:t>
+            </m:r>
+          </m:e>
+          <m:sub>
+            <m:r>
+              <m:t>c</m:t>
+            </m:r>
+          </m:sub>
+        </m:sSub>
+        <m:r>
+          <m:t>,D),</m:t>
+        </m:r>
+        <m:r>
+          <m:t>D=D(</m:t>
+        </m:r>
+        <m:sSub>
+          <m:e>
+            <m:r>
+              <m:t>K</m:t>
+            </m:r>
+          </m:e>
+          <m:sub>
+            <m:r>
+              <m:t>d</m:t>
+            </m:r>
+          </m:sub>
+        </m:sSub>
+        <m:r>
+          <m:t>,</m:t>
+        </m:r>
+        <m:sSub>
+          <m:e>
+            <m:r>
+              <m:t>L</m:t>
+            </m:r>
+          </m:e>
+          <m:sub>
+            <m:r>
+              <m:t>d</m:t>
+            </m:r>
+          </m:sub>
+        </m:sSub>
+        <m:r>
+          <m:t>)</m:t>
+        </m:r>
+      </m:oMath>
+    </w:p>
+    <w:p>
+      <w:pPr>
+        <w:pStyle w:val="KNCBALIK"/>
+        <w:spacing w:before="240" w:after="120"/>
+        <w:jc w:val="left"/>
+      </w:pPr>
+      <w:r>
+        <w:rPr>
+          <w:rFonts w:ascii="Times New Roman" w:hAnsi="Times New Roman"/>
+          <w:b/>
+          <w:sz w:val="24"/>
+        </w:rPr>
+        <w:t>2.3. Çift Kullanımlı (Dual-Use) Teknoloji ve Absorptif Kapasite Kuramı</w:t>
       </w:r>
     </w:p>
     <w:p>
@@ -9401,22 +10716,24 @@
           <w:rFonts w:ascii="Times New Roman" w:hAnsi="Times New Roman"/>
           <w:sz w:val="24"/>
         </w:rPr>
-        <w:t xml:space="preserve">Enrico Moretti, Claudia Steinwender ve John Van Reenen (2023) tarafından </w:t>
-      </w:r>
-      <w:r>
-        <w:rPr>
-          <w:rFonts w:ascii="Times New Roman" w:hAnsi="Times New Roman"/>
+        <w:t xml:space="preserve">Modern savunma teknolojileri artık tek yönlü askeri mühimmat üretiminden ibaret değildir. Yapay zekâ, robotik, aviyonik, otonom sürüş ve kompozit malzemeler </w:t>
+      </w:r>
+      <w:r>
+        <w:rPr>
+          <w:rFonts w:ascii="Times New Roman" w:hAnsi="Times New Roman"/>
+          <w:b/>
+          <w:sz w:val="24"/>
+        </w:rPr>
+        <w:t>çift kullanımlı (</w:t>
+      </w:r>
+      <w:r>
+        <w:rPr>
+          <w:rFonts w:ascii="Times New Roman" w:hAnsi="Times New Roman"/>
+          <w:b/>
           <w:i/>
           <w:sz w:val="24"/>
         </w:rPr>
-        <w:t>The Review of Economics and Statistics</w:t>
-      </w:r>
-      <w:r>
-        <w:rPr>
-          <w:rFonts w:ascii="Times New Roman" w:hAnsi="Times New Roman"/>
-          <w:sz w:val="24"/>
-        </w:rPr>
-        <w:t xml:space="preserve"> dergisinde yayımlanan çığır açıcı çalışma, bu tartışmayı makro düzeyden mikro patent ve inovasyon kanallarına taşıyarak yeni bir dönem başlatmıştır. OECD ülkelerinde kamu savunma Ar-Ge harcamalarındaki genişlemenin, sivil firmaların patentleme kalitesini ve üretkenliğini istatistiki olarak kuvvetle tetiklediğini kanıtlayan Moretti vd. (2023), savunma sanayiinin gerçek ekonomik değerinin makro muhasebe kayıtlarında değil, </w:t>
+        <w:t>dual-use</w:t>
       </w:r>
       <w:r>
         <w:rPr>
@@ -9424,14 +10741,14 @@
           <w:b/>
           <w:sz w:val="24"/>
         </w:rPr>
-        <w:t>mikro teknoloji difüzyonunda ve patent atıflarında</w:t>
-      </w:r>
-      <w:r>
-        <w:rPr>
-          <w:rFonts w:ascii="Times New Roman" w:hAnsi="Times New Roman"/>
-          <w:sz w:val="24"/>
-        </w:rPr>
-        <w:t xml:space="preserve"> aranması gerektiğini ortaya koymuştur.</w:t>
+        <w:t>)</w:t>
+      </w:r>
+      <w:r>
+        <w:rPr>
+          <w:rFonts w:ascii="Times New Roman" w:hAnsi="Times New Roman"/>
+          <w:sz w:val="24"/>
+        </w:rPr>
+        <w:t xml:space="preserve"> niteliktedir. Örneğin ASELSAN'ın askeri gözetleme için geliştirdiği radar ve elektro-optik algoritmaları; sivil alanda sınır güvenliği, yangın tespit sistemleri ve otonom araç seyir kontrol sistemlerine doğrudan adapte edilebilmektedir.</w:t>
       </w:r>
     </w:p>
     <w:p>
@@ -9445,7 +10762,7 @@
           <w:rFonts w:ascii="Times New Roman" w:hAnsi="Times New Roman"/>
           <w:sz w:val="24"/>
         </w:rPr>
-        <w:t xml:space="preserve">Türkiye özelinde ise savunma sanayii, 2010–2024 döneminde olağanüstü bir yapısal dönüşüm ve sıçrama kaydetmiştir. Savunma ve Havacılık Sanayii İmalatçılar Derneği'nin (SASAD) resmî verilerine göre sektörün Ar-Ge harcamaları 2010 yılındaki 284 milyon ABD Doları seviyesinden, 2024 yılı itibarıyla </w:t>
+        <w:t xml:space="preserve">Ancak Wesley Cohen ve Daniel Levinthal (1990) tarafından ortaya konulan </w:t>
       </w:r>
       <w:r>
         <w:rPr>
@@ -9453,29 +10770,46 @@
           <w:b/>
           <w:sz w:val="24"/>
         </w:rPr>
-        <w:t>3 milyar ABD Doları eşiğini</w:t>
-      </w:r>
-      <w:r>
-        <w:rPr>
-          <w:rFonts w:ascii="Times New Roman" w:hAnsi="Times New Roman"/>
-          <w:sz w:val="24"/>
-        </w:rPr>
-        <w:t xml:space="preserve"> aşmıştır. Nitelikli Ar-Ge personeli ve mühendis istihdamı ise aynı dönemde 6.500'den </w:t>
+        <w:t>Absorptif Kapasite Kuramı (</w:t>
       </w:r>
       <w:r>
         <w:rPr>
           <w:rFonts w:ascii="Times New Roman" w:hAnsi="Times New Roman"/>
           <w:b/>
-          <w:sz w:val="24"/>
-        </w:rPr>
-        <w:t>49.200'ün üzerine</w:t>
-      </w:r>
-      <w:r>
-        <w:rPr>
-          <w:rFonts w:ascii="Times New Roman" w:hAnsi="Times New Roman"/>
-          <w:sz w:val="24"/>
-        </w:rPr>
-        <w:t xml:space="preserve"> sıçramıştır.</w:t>
+          <w:i/>
+          <w:sz w:val="24"/>
+        </w:rPr>
+        <w:t>Absorptive Capacity</w:t>
+      </w:r>
+      <w:r>
+        <w:rPr>
+          <w:rFonts w:ascii="Times New Roman" w:hAnsi="Times New Roman"/>
+          <w:b/>
+          <w:sz w:val="24"/>
+        </w:rPr>
+        <w:t>)</w:t>
+      </w:r>
+      <w:r>
+        <w:rPr>
+          <w:rFonts w:ascii="Times New Roman" w:hAnsi="Times New Roman"/>
+          <w:sz w:val="24"/>
+        </w:rPr>
+        <w:t>, bir sivil firmanın dışarıdaki bu ileri savunma bilgisini alıp kendi üretimine entegre edebilmesi için firmanın kendisinin de belirli bir düzeyde Ar-Ge faaliyeti yürütüyor olması gerektiğini gösterir. Ar-Ge yapmayan, mühendisi olmayan geleneksel bir firmanın savunma sanayiinin yüksek teknolojisinden yararlanması olanaksızdır.</w:t>
+      </w:r>
+    </w:p>
+    <w:p>
+      <w:pPr>
+        <w:pStyle w:val="KNCBALIK"/>
+        <w:spacing w:before="240" w:after="120"/>
+        <w:jc w:val="left"/>
+      </w:pPr>
+      <w:r>
+        <w:rPr>
+          <w:rFonts w:ascii="Times New Roman" w:hAnsi="Times New Roman"/>
+          <w:b/>
+          <w:sz w:val="24"/>
+        </w:rPr>
+        <w:t>2.4. Patent İktisadı ve Teknolojik Mesafe Yazını (Jaffe İndeksi)</w:t>
       </w:r>
     </w:p>
     <w:p>
@@ -9489,7 +10823,294 @@
           <w:rFonts w:ascii="Times New Roman" w:hAnsi="Times New Roman"/>
           <w:sz w:val="24"/>
         </w:rPr>
-        <w:t>İşte araştırmamızın temel iktisadi problemi bu noktada ortaya çıkmaktadır:</w:t>
+        <w:t>Adam Jaffe (1986, 1993), bilginin sektörler arasında serbestçe ve eşit hızda yayılmadığını kanıtlamıştır. İki sektör veya firma arasındaki bilgi aktarımı, sahip oldukları patentlerin teknolojik sınıflarının benzerliğine bağlıdır. Jaffe Teknolojik Yakınlık İndeksi ($S_{ij}$), firmaların patent dağılım vektörleri arasındaki kosinüs açısı ile hesaplanır:</w:t>
+      </w:r>
+    </w:p>
+    <w:p>
+      <w:pPr>
+        <w:spacing w:before="160" w:after="160"/>
+        <w:jc w:val="center"/>
+      </w:pPr>
+      <m:oMath xmlns:mml="http://www.w3.org/1998/Math/MathML">
+        <m:sSub>
+          <m:e>
+            <m:r>
+              <m:t>S</m:t>
+            </m:r>
+          </m:e>
+          <m:sub>
+            <m:r>
+              <m:t>ij</m:t>
+            </m:r>
+          </m:sub>
+        </m:sSub>
+        <m:r>
+          <m:t>=</m:t>
+        </m:r>
+        <m:f>
+          <m:fPr>
+            <m:type m:val="bar"/>
+          </m:fPr>
+          <m:num>
+            <m:sSub>
+              <m:e>
+                <m:r>
+                  <m:t>f</m:t>
+                </m:r>
+              </m:e>
+              <m:sub>
+                <m:r>
+                  <m:t>i</m:t>
+                </m:r>
+              </m:sub>
+            </m:sSub>
+            <m:sSubSup>
+              <m:e>
+                <m:r>
+                  <m:t>f</m:t>
+                </m:r>
+              </m:e>
+              <m:sub>
+                <m:r>
+                  <m:t>j</m:t>
+                </m:r>
+              </m:sub>
+              <m:sup>
+                <m:r>
+                  <m:t>′</m:t>
+                </m:r>
+              </m:sup>
+            </m:sSubSup>
+          </m:num>
+          <m:den>
+            <m:rad>
+              <m:radPr>
+                <m:degHide m:val="on"/>
+              </m:radPr>
+              <m:deg/>
+              <m:e>
+                <m:r>
+                  <m:t>(</m:t>
+                </m:r>
+                <m:sSub>
+                  <m:e>
+                    <m:r>
+                      <m:t>f</m:t>
+                    </m:r>
+                  </m:e>
+                  <m:sub>
+                    <m:r>
+                      <m:t>i</m:t>
+                    </m:r>
+                  </m:sub>
+                </m:sSub>
+                <m:sSubSup>
+                  <m:e>
+                    <m:r>
+                      <m:t>f</m:t>
+                    </m:r>
+                  </m:e>
+                  <m:sub>
+                    <m:r>
+                      <m:t>i</m:t>
+                    </m:r>
+                  </m:sub>
+                  <m:sup>
+                    <m:r>
+                      <m:t>′</m:t>
+                    </m:r>
+                  </m:sup>
+                </m:sSubSup>
+                <m:r>
+                  <m:t>)(</m:t>
+                </m:r>
+                <m:sSub>
+                  <m:e>
+                    <m:r>
+                      <m:t>f</m:t>
+                    </m:r>
+                  </m:e>
+                  <m:sub>
+                    <m:r>
+                      <m:t>j</m:t>
+                    </m:r>
+                  </m:sub>
+                </m:sSub>
+                <m:sSubSup>
+                  <m:e>
+                    <m:r>
+                      <m:t>f</m:t>
+                    </m:r>
+                  </m:e>
+                  <m:sub>
+                    <m:r>
+                      <m:t>j</m:t>
+                    </m:r>
+                  </m:sub>
+                  <m:sup>
+                    <m:r>
+                      <m:t>′</m:t>
+                    </m:r>
+                  </m:sup>
+                </m:sSubSup>
+                <m:r>
+                  <m:t>)</m:t>
+                </m:r>
+              </m:e>
+            </m:rad>
+          </m:den>
+        </m:f>
+      </m:oMath>
+    </w:p>
+    <w:p>
+      <w:pPr>
+        <w:spacing w:before="160" w:after="160"/>
+        <w:jc w:val="center"/>
+      </w:pPr>
+      <m:oMath xmlns:mml="http://www.w3.org/1998/Math/MathML">
+        <m:sSub>
+          <m:e>
+            <m:r>
+              <m:t>S</m:t>
+            </m:r>
+          </m:e>
+          <m:sub>
+            <m:r>
+              <m:t>ij</m:t>
+            </m:r>
+          </m:sub>
+        </m:sSub>
+        <m:r>
+          <m:t>=</m:t>
+        </m:r>
+        <m:f>
+          <m:fPr>
+            <m:type m:val="bar"/>
+          </m:fPr>
+          <m:num>
+            <m:sSub>
+              <m:e>
+                <m:r>
+                  <m:t>f</m:t>
+                </m:r>
+              </m:e>
+              <m:sub>
+                <m:r>
+                  <m:t>i</m:t>
+                </m:r>
+              </m:sub>
+            </m:sSub>
+            <m:sSubSup>
+              <m:e>
+                <m:r>
+                  <m:t>f</m:t>
+                </m:r>
+              </m:e>
+              <m:sub>
+                <m:r>
+                  <m:t>j</m:t>
+                </m:r>
+              </m:sub>
+              <m:sup>
+                <m:r>
+                  <m:t>′</m:t>
+                </m:r>
+              </m:sup>
+            </m:sSubSup>
+          </m:num>
+          <m:den>
+            <m:rad>
+              <m:radPr>
+                <m:degHide m:val="on"/>
+              </m:radPr>
+              <m:deg/>
+              <m:e>
+                <m:r>
+                  <m:t>(</m:t>
+                </m:r>
+                <m:sSub>
+                  <m:e>
+                    <m:r>
+                      <m:t>f</m:t>
+                    </m:r>
+                  </m:e>
+                  <m:sub>
+                    <m:r>
+                      <m:t>i</m:t>
+                    </m:r>
+                  </m:sub>
+                </m:sSub>
+                <m:sSubSup>
+                  <m:e>
+                    <m:r>
+                      <m:t>f</m:t>
+                    </m:r>
+                  </m:e>
+                  <m:sub>
+                    <m:r>
+                      <m:t>i</m:t>
+                    </m:r>
+                  </m:sub>
+                  <m:sup>
+                    <m:r>
+                      <m:t>′</m:t>
+                    </m:r>
+                  </m:sup>
+                </m:sSubSup>
+                <m:r>
+                  <m:t>)(</m:t>
+                </m:r>
+                <m:sSub>
+                  <m:e>
+                    <m:r>
+                      <m:t>f</m:t>
+                    </m:r>
+                  </m:e>
+                  <m:sub>
+                    <m:r>
+                      <m:t>j</m:t>
+                    </m:r>
+                  </m:sub>
+                </m:sSub>
+                <m:sSubSup>
+                  <m:e>
+                    <m:r>
+                      <m:t>f</m:t>
+                    </m:r>
+                  </m:e>
+                  <m:sub>
+                    <m:r>
+                      <m:t>j</m:t>
+                    </m:r>
+                  </m:sub>
+                  <m:sup>
+                    <m:r>
+                      <m:t>′</m:t>
+                    </m:r>
+                  </m:sup>
+                </m:sSubSup>
+                <m:r>
+                  <m:t>)</m:t>
+                </m:r>
+              </m:e>
+            </m:rad>
+          </m:den>
+        </m:f>
+      </m:oMath>
+    </w:p>
+    <w:p>
+      <w:pPr>
+        <w:pStyle w:val="KNCBALIK"/>
+        <w:spacing w:before="240" w:after="120"/>
+        <w:jc w:val="left"/>
+      </w:pPr>
+      <w:r>
+        <w:rPr>
+          <w:rFonts w:ascii="Times New Roman" w:hAnsi="Times New Roman"/>
+          <w:b/>
+          <w:sz w:val="24"/>
+        </w:rPr>
+        <w:t>2.5. Dünyada ve Türkiye'de Yapılmış Ampirik Çalışmaların Sentezi</w:t>
       </w:r>
     </w:p>
     <w:p>
@@ -9501,10 +11122,9 @@
       <w:r>
         <w:rPr>
           <w:rFonts w:ascii="Times New Roman" w:hAnsi="Times New Roman"/>
-          <w:b/>
-          <w:sz w:val="24"/>
-        </w:rPr>
-        <w:t>Türkiye'de son 15 yılda savunma sanayiine akıtılan milyarlarca dolarlık kamu ve özkaynak Ar-Ge yatırımı; sadece askeri platform üretimine mi yaramıştır, yoksa sivil ileri teknoloji sektörlerine (otomotiv, telekomünikasyon, yazılım, ileri malzeme) teknolojik bilgi aktararak yerli patent ekosistemini yapısal olarak dönüştürmüş müdür? Yoksa tam aksine, kıt mühendislik sermayesini kendine çekerek sivil yenilikçiliği dışlamış mıdır?</w:t>
+          <w:sz w:val="24"/>
+        </w:rPr>
+        <w:t>Dünya yazınında Mowery (2010), Lichtenberg (1995) ve son olarak Moretti vd. (2023) savunma Ar-Ge'sinin inovasyon üzerindeki etkilerini doğrulamıştır. Moretti vd. (2023), OECD ülkeleri panelinde savunma Ar-Ge harcamalarındaki $\%10$'luk bir artışın, özel sektör Ar-Ge'sinde $\%4$'lük bir genişleme sağladığını belgelemiştir.</w:t>
       </w:r>
     </w:p>
     <w:p>
@@ -9518,7 +11138,7 @@
           <w:rFonts w:ascii="Times New Roman" w:hAnsi="Times New Roman"/>
           <w:sz w:val="24"/>
         </w:rPr>
-        <w:t xml:space="preserve">Bugüne kadar Türkiye iktisat yazınında bu soruya mikro düzeyde patent kütükleri, atıf ağları ve nedensel ekonometrik modellerle cevap veren </w:t>
+        <w:t xml:space="preserve">Türkiye literatüründe ise Sezgin (1997, 2004), Özmucur (1996), Karagöl (2006) ve Elveren (2012) konuyu makro zaman serileri (VAR, ARDL, Granger Nedensellik) ile incelemiş; bulgular döneme ve yönteme göre Benoit lehine ya da Deger-Sen lehine çelişkili sonuçlar üretmiştir. Firmalar düzeyinde patent verisiyle Jaffe mesafesi veya PPML modeli kuran </w:t>
       </w:r>
       <w:r>
         <w:rPr>
@@ -9526,794 +11146,7 @@
           <w:b/>
           <w:sz w:val="24"/>
         </w:rPr>
-        <w:t>tek bir ampirik çalışma dahi yapılmamıştır.</w:t>
-      </w:r>
-      <w:r>
-        <w:rPr>
-          <w:rFonts w:ascii="Times New Roman" w:hAnsi="Times New Roman"/>
-          <w:sz w:val="24"/>
-        </w:rPr>
-        <w:t xml:space="preserve"> Bu tez çalışması, Türk Patent ve Marka Kurumu'nun (TÜRKPATENT) 93.240 adetlik tam tescil evrenini kullanarak bu devasa boşluğu doldurmaktadır.</w:t>
-      </w:r>
-    </w:p>
-    <w:p>
-      <w:pPr>
-        <w:pStyle w:val="KNCBALIK"/>
-        <w:spacing w:before="240" w:after="120"/>
-        <w:jc w:val="left"/>
-      </w:pPr>
-      <w:r>
-        <w:rPr>
-          <w:rFonts w:ascii="Times New Roman" w:hAnsi="Times New Roman"/>
-          <w:b/>
-          <w:sz w:val="24"/>
-        </w:rPr>
-        <w:t>1.2. Araştırma Soruları ve Kuramsal Hipotezler</w:t>
-      </w:r>
-    </w:p>
-    <w:p>
-      <w:pPr>
-        <w:spacing w:line="360" w:lineRule="auto" w:before="60" w:after="120"/>
-        <w:ind w:firstLine="567"/>
-        <w:jc w:val="both"/>
-      </w:pPr>
-      <w:r>
-        <w:rPr>
-          <w:rFonts w:ascii="Times New Roman" w:hAnsi="Times New Roman"/>
-          <w:sz w:val="24"/>
-        </w:rPr>
-        <w:t>Bu araştırmanın temel amacı; Türkiye'de 2010–2024 döneminde gerçekleştirilen savunma sanayii Ar-Ge harcamalarının, sivil imalat ve teknoloji sektörlerinde faaliyet gösteren firmaların yenilikçilik kapasitesi, patent üretim hacmi ve tescil kalitesi üzerindeki etkilerini mikro-ekonometrik, mekânsal ve nedensel modellerle test etmektir.</w:t>
-      </w:r>
-    </w:p>
-    <w:p>
-      <w:pPr>
-        <w:spacing w:line="360" w:lineRule="auto" w:before="60" w:after="120"/>
-        <w:ind w:firstLine="567"/>
-        <w:jc w:val="both"/>
-      </w:pPr>
-      <w:r>
-        <w:rPr>
-          <w:rFonts w:ascii="Times New Roman" w:hAnsi="Times New Roman"/>
-          <w:sz w:val="24"/>
-        </w:rPr>
-        <w:t>Tez kapsamında sınanan 6 temel araştırma sorusu ve karşılık gelen formal hipotezler şunlardır:</w:t>
-      </w:r>
-    </w:p>
-    <w:p>
-      <w:pPr>
-        <w:spacing w:line="360" w:lineRule="auto" w:before="60" w:after="60"/>
-        <w:ind w:left="576"/>
-      </w:pPr>
-      <w:r>
-        <w:rPr>
-          <w:rFonts w:ascii="Times New Roman" w:hAnsi="Times New Roman"/>
-          <w:sz w:val="24"/>
-        </w:rPr>
-        <w:t xml:space="preserve">• </w:t>
-      </w:r>
-      <w:r>
-        <w:rPr>
-          <w:rFonts w:ascii="Times New Roman" w:hAnsi="Times New Roman"/>
-          <w:b/>
-          <w:sz w:val="24"/>
-        </w:rPr>
-        <w:t>Soru 1:</w:t>
-      </w:r>
-      <w:r>
-        <w:rPr>
-          <w:rFonts w:ascii="Times New Roman" w:hAnsi="Times New Roman"/>
-          <w:sz w:val="24"/>
-        </w:rPr>
-        <w:t xml:space="preserve"> Savunma sektörünün Ar-Ge harcamaları, tescilli savunma patentine ne ölçüde ve kaç yıllık bir gecikmeyle dönüşmektedir?</w:t>
-      </w:r>
-    </w:p>
-    <w:p>
-      <w:pPr>
-        <w:spacing w:line="360" w:lineRule="auto" w:before="60" w:after="60"/>
-        <w:ind w:left="576"/>
-      </w:pPr>
-      <w:r>
-        <w:rPr>
-          <w:rFonts w:ascii="Times New Roman" w:hAnsi="Times New Roman"/>
-          <w:sz w:val="24"/>
-        </w:rPr>
-        <w:t xml:space="preserve">• </w:t>
-      </w:r>
-      <w:r>
-        <w:rPr>
-          <w:rFonts w:ascii="Times New Roman" w:hAnsi="Times New Roman"/>
-          <w:b/>
-          <w:sz w:val="24"/>
-        </w:rPr>
-        <w:t>Hipotez 1 ($H_1$):</w:t>
-      </w:r>
-      <w:r>
-        <w:rPr>
-          <w:rFonts w:ascii="Times New Roman" w:hAnsi="Times New Roman"/>
-          <w:sz w:val="24"/>
-        </w:rPr>
-        <w:t xml:space="preserve"> Savunma sektörü Ar-Ge harcamaları, en az 2 yıllık dinamik bir gecikmeyle tescilli patent sayısını anlamlı biçimde artırmakta ve sektörde ölçeğe göre artan bilgi getirisi ($eta &gt; 1$) bulunmaktadır.</w:t>
-      </w:r>
-    </w:p>
-    <w:p>
-      <w:pPr>
-        <w:spacing w:line="360" w:lineRule="auto" w:before="60" w:after="60"/>
-        <w:ind w:left="576"/>
-      </w:pPr>
-      <w:r>
-        <w:rPr>
-          <w:rFonts w:ascii="Times New Roman" w:hAnsi="Times New Roman"/>
-          <w:sz w:val="24"/>
-        </w:rPr>
-        <w:t xml:space="preserve">• </w:t>
-      </w:r>
-      <w:r>
-        <w:rPr>
-          <w:rFonts w:ascii="Times New Roman" w:hAnsi="Times New Roman"/>
-          <w:b/>
-          <w:sz w:val="24"/>
-        </w:rPr>
-        <w:t>Soru 2:</w:t>
-      </w:r>
-      <w:r>
-        <w:rPr>
-          <w:rFonts w:ascii="Times New Roman" w:hAnsi="Times New Roman"/>
-          <w:sz w:val="24"/>
-        </w:rPr>
-        <w:t xml:space="preserve"> Savunma Ar-Ge şokları, sivil imalat sanayiindeki firmaların patent üretimini uyararak tamamlayıcılık (</w:t>
-      </w:r>
-      <w:r>
-        <w:rPr>
-          <w:rFonts w:ascii="Times New Roman" w:hAnsi="Times New Roman"/>
-          <w:i/>
-          <w:sz w:val="24"/>
-        </w:rPr>
-        <w:t>crowding-in</w:t>
-      </w:r>
-      <w:r>
-        <w:rPr>
-          <w:rFonts w:ascii="Times New Roman" w:hAnsi="Times New Roman"/>
-          <w:sz w:val="24"/>
-        </w:rPr>
-        <w:t>) mı yaratmakta, yoksa kaynak dışlaması (</w:t>
-      </w:r>
-      <w:r>
-        <w:rPr>
-          <w:rFonts w:ascii="Times New Roman" w:hAnsi="Times New Roman"/>
-          <w:i/>
-          <w:sz w:val="24"/>
-        </w:rPr>
-        <w:t>crowding-out</w:t>
-      </w:r>
-      <w:r>
-        <w:rPr>
-          <w:rFonts w:ascii="Times New Roman" w:hAnsi="Times New Roman"/>
-          <w:sz w:val="24"/>
-        </w:rPr>
-        <w:t>) mı işletmektedir?</w:t>
-      </w:r>
-    </w:p>
-    <w:p>
-      <w:pPr>
-        <w:spacing w:line="360" w:lineRule="auto" w:before="60" w:after="60"/>
-        <w:ind w:left="576"/>
-      </w:pPr>
-      <w:r>
-        <w:rPr>
-          <w:rFonts w:ascii="Times New Roman" w:hAnsi="Times New Roman"/>
-          <w:sz w:val="24"/>
-        </w:rPr>
-        <w:t xml:space="preserve">• </w:t>
-      </w:r>
-      <w:r>
-        <w:rPr>
-          <w:rFonts w:ascii="Times New Roman" w:hAnsi="Times New Roman"/>
-          <w:b/>
-          <w:sz w:val="24"/>
-        </w:rPr>
-        <w:t>Hipotez 2 ($H_2$):</w:t>
-      </w:r>
-      <w:r>
-        <w:rPr>
-          <w:rFonts w:ascii="Times New Roman" w:hAnsi="Times New Roman"/>
-          <w:sz w:val="24"/>
-        </w:rPr>
-        <w:t xml:space="preserve"> Savunma sanayii Ar-Ge genişlemesi, sivil ileri teknoloji firmalarının patent üretim hacmi ve kalite endeksi üzerinde istatistiki olarak anlamlı ve pozitif bir yayılma esnekliği yaratmaktadır.</w:t>
-      </w:r>
-    </w:p>
-    <w:p>
-      <w:pPr>
-        <w:spacing w:line="360" w:lineRule="auto" w:before="60" w:after="60"/>
-        <w:ind w:left="576"/>
-      </w:pPr>
-      <w:r>
-        <w:rPr>
-          <w:rFonts w:ascii="Times New Roman" w:hAnsi="Times New Roman"/>
-          <w:sz w:val="24"/>
-        </w:rPr>
-        <w:t xml:space="preserve">• </w:t>
-      </w:r>
-      <w:r>
-        <w:rPr>
-          <w:rFonts w:ascii="Times New Roman" w:hAnsi="Times New Roman"/>
-          <w:b/>
-          <w:sz w:val="24"/>
-        </w:rPr>
-        <w:t>Soru 3:</w:t>
-      </w:r>
-      <w:r>
-        <w:rPr>
-          <w:rFonts w:ascii="Times New Roman" w:hAnsi="Times New Roman"/>
-          <w:sz w:val="24"/>
-        </w:rPr>
-        <w:t xml:space="preserve"> Savunma teknolojisi ile sivil sektörlerin IPC sınıfları arasındaki Jaffe teknolojik yakınlığı bu yayılmayı nasıl düzenlemektedir?</w:t>
-      </w:r>
-    </w:p>
-    <w:p>
-      <w:pPr>
-        <w:spacing w:line="360" w:lineRule="auto" w:before="60" w:after="60"/>
-        <w:ind w:left="576"/>
-      </w:pPr>
-      <w:r>
-        <w:rPr>
-          <w:rFonts w:ascii="Times New Roman" w:hAnsi="Times New Roman"/>
-          <w:sz w:val="24"/>
-        </w:rPr>
-        <w:t xml:space="preserve">• </w:t>
-      </w:r>
-      <w:r>
-        <w:rPr>
-          <w:rFonts w:ascii="Times New Roman" w:hAnsi="Times New Roman"/>
-          <w:b/>
-          <w:sz w:val="24"/>
-        </w:rPr>
-        <w:t>Hipotez 3 ($H_3$):</w:t>
-      </w:r>
-      <w:r>
-        <w:rPr>
-          <w:rFonts w:ascii="Times New Roman" w:hAnsi="Times New Roman"/>
-          <w:sz w:val="24"/>
-        </w:rPr>
-        <w:t xml:space="preserve"> Savunma Ar-Ge'sinin sivil sanayiye etkisi Jaffe yakınlığına bağlı doğrusal bir türevdir. Teknolojik yakınlığı analitik eşiğin ($</w:t>
-        <w:tab/>
-        <w:t>au^</w:t>
-      </w:r>
-      <w:r>
-        <w:rPr>
-          <w:rFonts w:ascii="Times New Roman" w:hAnsi="Times New Roman"/>
-          <w:i/>
-          <w:sz w:val="24"/>
-        </w:rPr>
-        <w:t xml:space="preserve"> = 0.2925$) üzerinde olan sektörlerde tamamlayıcılık, altında olan geleneksel sektörlerde dışlama görülmektedir.</w:t>
-      </w:r>
-    </w:p>
-    <w:p>
-      <w:pPr>
-        <w:spacing w:line="360" w:lineRule="auto" w:before="60" w:after="60"/>
-        <w:ind w:left="576"/>
-      </w:pPr>
-      <w:r>
-        <w:rPr>
-          <w:rFonts w:ascii="Times New Roman" w:hAnsi="Times New Roman"/>
-          <w:sz w:val="24"/>
-        </w:rPr>
-        <w:t xml:space="preserve">• </w:t>
-      </w:r>
-      <w:r>
-        <w:rPr>
-          <w:rFonts w:ascii="Times New Roman" w:hAnsi="Times New Roman"/>
-          <w:b/>
-          <w:sz w:val="24"/>
-        </w:rPr>
-        <w:t>Soru 4:</w:t>
-      </w:r>
-      <w:r>
-        <w:rPr>
-          <w:rFonts w:ascii="Times New Roman" w:hAnsi="Times New Roman"/>
-          <w:sz w:val="24"/>
-        </w:rPr>
-        <w:t xml:space="preserve"> Savunma yayılma etkisi, firmaların patentleme kararına mı (</w:t>
-      </w:r>
-      <w:r>
-        <w:rPr>
-          <w:rFonts w:ascii="Times New Roman" w:hAnsi="Times New Roman"/>
-          <w:i/>
-          <w:sz w:val="24"/>
-        </w:rPr>
-        <w:t>extensive margin</w:t>
-      </w:r>
-      <w:r>
-        <w:rPr>
-          <w:rFonts w:ascii="Times New Roman" w:hAnsi="Times New Roman"/>
-          <w:sz w:val="24"/>
-        </w:rPr>
-        <w:t>) yoksa tescil hacim derinleşmesine mi (</w:t>
-      </w:r>
-      <w:r>
-        <w:rPr>
-          <w:rFonts w:ascii="Times New Roman" w:hAnsi="Times New Roman"/>
-          <w:i/>
-          <w:sz w:val="24"/>
-        </w:rPr>
-        <w:t>intensive margin</w:t>
-      </w:r>
-      <w:r>
-        <w:rPr>
-          <w:rFonts w:ascii="Times New Roman" w:hAnsi="Times New Roman"/>
-          <w:sz w:val="24"/>
-        </w:rPr>
-        <w:t>) etki etmektedir?</w:t>
-      </w:r>
-    </w:p>
-    <w:p>
-      <w:pPr>
-        <w:spacing w:line="360" w:lineRule="auto" w:before="60" w:after="60"/>
-        <w:ind w:left="576"/>
-      </w:pPr>
-      <w:r>
-        <w:rPr>
-          <w:rFonts w:ascii="Times New Roman" w:hAnsi="Times New Roman"/>
-          <w:sz w:val="24"/>
-        </w:rPr>
-        <w:t xml:space="preserve">• </w:t>
-      </w:r>
-      <w:r>
-        <w:rPr>
-          <w:rFonts w:ascii="Times New Roman" w:hAnsi="Times New Roman"/>
-          <w:b/>
-          <w:sz w:val="24"/>
-        </w:rPr>
-        <w:t>Hipotez 4 ($H_4$):</w:t>
-      </w:r>
-      <w:r>
-        <w:rPr>
-          <w:rFonts w:ascii="Times New Roman" w:hAnsi="Times New Roman"/>
-          <w:sz w:val="24"/>
-        </w:rPr>
-        <w:t xml:space="preserve"> Savunma Ar-Ge yayılması geniş kapsamda (sıfır patentli firmaları pazara sokmada) anlamsız kalmakta; ancak yoğun kapsamda (hali hazırda patent üreten yenilikçi firmalarda) hacmi katlamaktadır.</w:t>
-      </w:r>
-    </w:p>
-    <w:p>
-      <w:pPr>
-        <w:spacing w:line="360" w:lineRule="auto" w:before="60" w:after="60"/>
-        <w:ind w:left="576"/>
-      </w:pPr>
-      <w:r>
-        <w:rPr>
-          <w:rFonts w:ascii="Times New Roman" w:hAnsi="Times New Roman"/>
-          <w:sz w:val="24"/>
-        </w:rPr>
-        <w:t xml:space="preserve">• </w:t>
-      </w:r>
-      <w:r>
-        <w:rPr>
-          <w:rFonts w:ascii="Times New Roman" w:hAnsi="Times New Roman"/>
-          <w:b/>
-          <w:sz w:val="24"/>
-        </w:rPr>
-        <w:t>Soru 5:</w:t>
-      </w:r>
-      <w:r>
-        <w:rPr>
-          <w:rFonts w:ascii="Times New Roman" w:hAnsi="Times New Roman"/>
-          <w:sz w:val="24"/>
-        </w:rPr>
-        <w:t xml:space="preserve"> Ankara savunma çekirdeği ile Marmara sanayi aksı arasında coğrafi bir mesafe bozunumu (</w:t>
-      </w:r>
-      <w:r>
-        <w:rPr>
-          <w:rFonts w:ascii="Times New Roman" w:hAnsi="Times New Roman"/>
-          <w:i/>
-          <w:sz w:val="24"/>
-        </w:rPr>
-        <w:t>spatial distance decay</w:t>
-      </w:r>
-      <w:r>
-        <w:rPr>
-          <w:rFonts w:ascii="Times New Roman" w:hAnsi="Times New Roman"/>
-          <w:sz w:val="24"/>
-        </w:rPr>
-        <w:t>) var mıdır?</w:t>
-      </w:r>
-    </w:p>
-    <w:p>
-      <w:pPr>
-        <w:spacing w:line="360" w:lineRule="auto" w:before="60" w:after="60"/>
-        <w:ind w:left="576"/>
-      </w:pPr>
-      <w:r>
-        <w:rPr>
-          <w:rFonts w:ascii="Times New Roman" w:hAnsi="Times New Roman"/>
-          <w:sz w:val="24"/>
-        </w:rPr>
-        <w:t xml:space="preserve">• </w:t>
-      </w:r>
-      <w:r>
-        <w:rPr>
-          <w:rFonts w:ascii="Times New Roman" w:hAnsi="Times New Roman"/>
-          <w:b/>
-          <w:sz w:val="24"/>
-        </w:rPr>
-        <w:t>Hipotez 5 ($H_5$):</w:t>
-      </w:r>
-      <w:r>
-        <w:rPr>
-          <w:rFonts w:ascii="Times New Roman" w:hAnsi="Times New Roman"/>
-          <w:sz w:val="24"/>
-        </w:rPr>
-        <w:t xml:space="preserve"> Savunma sanayiinin bilgi yayılması coğrafi mesafeyle ters orantılıdır; mekânsal ağırlık matrisi altında Ankara-Marmara aksında pozitif bir kümelenme mevcuttur.</w:t>
-      </w:r>
-    </w:p>
-    <w:p>
-      <w:pPr>
-        <w:spacing w:line="360" w:lineRule="auto" w:before="60" w:after="60"/>
-        <w:ind w:left="576"/>
-      </w:pPr>
-      <w:r>
-        <w:rPr>
-          <w:rFonts w:ascii="Times New Roman" w:hAnsi="Times New Roman"/>
-          <w:sz w:val="24"/>
-        </w:rPr>
-        <w:t xml:space="preserve">• </w:t>
-      </w:r>
-      <w:r>
-        <w:rPr>
-          <w:rFonts w:ascii="Times New Roman" w:hAnsi="Times New Roman"/>
-          <w:b/>
-          <w:sz w:val="24"/>
-        </w:rPr>
-        <w:t>Soru 6:</w:t>
-      </w:r>
-      <w:r>
-        <w:rPr>
-          <w:rFonts w:ascii="Times New Roman" w:hAnsi="Times New Roman"/>
-          <w:sz w:val="24"/>
-        </w:rPr>
-        <w:t xml:space="preserve"> 2020 WESCAM ve CAATSA ambargoları gibi dışsal kısıtlar yerli ikame sıçraması yaratmış mıdır?</w:t>
-      </w:r>
-    </w:p>
-    <w:p>
-      <w:pPr>
-        <w:spacing w:line="360" w:lineRule="auto" w:before="60" w:after="60"/>
-        <w:ind w:left="576"/>
-      </w:pPr>
-      <w:r>
-        <w:rPr>
-          <w:rFonts w:ascii="Times New Roman" w:hAnsi="Times New Roman"/>
-          <w:sz w:val="24"/>
-        </w:rPr>
-        <w:t xml:space="preserve">• </w:t>
-      </w:r>
-      <w:r>
-        <w:rPr>
-          <w:rFonts w:ascii="Times New Roman" w:hAnsi="Times New Roman"/>
-          <w:b/>
-          <w:sz w:val="24"/>
-        </w:rPr>
-        <w:t>Hipotez 6 ($H_6$):</w:t>
-      </w:r>
-      <w:r>
-        <w:rPr>
-          <w:rFonts w:ascii="Times New Roman" w:hAnsi="Times New Roman"/>
-          <w:sz w:val="24"/>
-        </w:rPr>
-        <w:t xml:space="preserve"> Dışsal ambargo şokları, hedef alınan kritik optik ve aviyonik sınıflarında yerli patent üretiminde nedensel bir sıçrama meydana getirmiştir.</w:t>
-      </w:r>
-    </w:p>
-    <w:p>
-      <w:pPr>
-        <w:pStyle w:val="KNCBALIK"/>
-        <w:spacing w:before="240" w:after="120"/>
-        <w:jc w:val="left"/>
-      </w:pPr>
-      <w:r>
-        <w:rPr>
-          <w:rFonts w:ascii="Times New Roman" w:hAnsi="Times New Roman"/>
-          <w:b/>
-          <w:sz w:val="24"/>
-        </w:rPr>
-        <w:t>1.3. Tezin Özgün Değeri ve Literatüre Katkıları</w:t>
-      </w:r>
-    </w:p>
-    <w:p>
-      <w:pPr>
-        <w:spacing w:line="360" w:lineRule="auto" w:before="60" w:after="120"/>
-        <w:ind w:firstLine="567"/>
-        <w:jc w:val="both"/>
-      </w:pPr>
-      <w:r>
-        <w:rPr>
-          <w:rFonts w:ascii="Times New Roman" w:hAnsi="Times New Roman"/>
-          <w:sz w:val="24"/>
-        </w:rPr>
-        <w:t>Bu tez çalışması, iktisat ve savunma sanayii literatürüne üç temel boyutta çığır açıcı katkı sağlamaktadır:</w:t>
-      </w:r>
-    </w:p>
-    <w:p>
-      <w:pPr>
-        <w:spacing w:line="360" w:lineRule="auto" w:before="60" w:after="60"/>
-        <w:ind w:left="576"/>
-      </w:pPr>
-      <w:r>
-        <w:rPr>
-          <w:rFonts w:ascii="Times New Roman" w:hAnsi="Times New Roman"/>
-          <w:sz w:val="24"/>
-        </w:rPr>
-        <w:t xml:space="preserve">1.  </w:t>
-      </w:r>
-      <w:r>
-        <w:rPr>
-          <w:rFonts w:ascii="Times New Roman" w:hAnsi="Times New Roman"/>
-          <w:b/>
-          <w:sz w:val="24"/>
-        </w:rPr>
-        <w:t>Metodolojik Katkı (Türkiye'nin İlk Tam Patent Evreni Mikro Paneli):</w:t>
-      </w:r>
-    </w:p>
-    <w:p>
-      <w:pPr>
-        <w:spacing w:line="360" w:lineRule="auto" w:before="60" w:after="120"/>
-        <w:ind w:firstLine="567"/>
-        <w:jc w:val="both"/>
-      </w:pPr>
-      <w:r>
-        <w:rPr>
-          <w:rFonts w:ascii="Times New Roman" w:hAnsi="Times New Roman"/>
-          <w:sz w:val="24"/>
-        </w:rPr>
-        <w:t xml:space="preserve">Türkiye'de savunma harcamaları üzerine yapılan önceki çalışmaların tamamı 30-40 gözlemlik kaba zaman serilerine dayalıyken; bu çalışmada ilk kez TÜRKPATENT'in 15 yıllık </w:t>
-      </w:r>
-      <w:r>
-        <w:rPr>
-          <w:rFonts w:ascii="Times New Roman" w:hAnsi="Times New Roman"/>
-          <w:b/>
-          <w:sz w:val="24"/>
-        </w:rPr>
-        <w:t>93.240 adetlik resmî patent sicilinin tamamı</w:t>
-      </w:r>
-      <w:r>
-        <w:rPr>
-          <w:rFonts w:ascii="Times New Roman" w:hAnsi="Times New Roman"/>
-          <w:sz w:val="24"/>
-        </w:rPr>
-        <w:t xml:space="preserve"> mikro düzeyde ayıklanmış, 30 büyük BIST sanayi deviyle boyuna panel ($N </w:t>
-        <w:tab/>
-        <w:t>imes T = 450$) kurulmuş ve Jaffe kosinüs matrisiyle teknolojik yakınlık haritalandırılmıştır.</w:t>
-      </w:r>
-    </w:p>
-    <w:p>
-      <w:pPr>
-        <w:spacing w:line="360" w:lineRule="auto" w:before="60" w:after="60"/>
-        <w:ind w:left="576"/>
-      </w:pPr>
-      <w:r>
-        <w:rPr>
-          <w:rFonts w:ascii="Times New Roman" w:hAnsi="Times New Roman"/>
-          <w:sz w:val="24"/>
-        </w:rPr>
-        <w:t xml:space="preserve">2.  </w:t>
-      </w:r>
-      <w:r>
-        <w:rPr>
-          <w:rFonts w:ascii="Times New Roman" w:hAnsi="Times New Roman"/>
-          <w:b/>
-          <w:sz w:val="24"/>
-        </w:rPr>
-        <w:t>Ampirik Katkı (5-Pillar Ekonometrik Kanıt Piramidi):</w:t>
-      </w:r>
-    </w:p>
-    <w:p>
-      <w:pPr>
-        <w:spacing w:line="360" w:lineRule="auto" w:before="60" w:after="120"/>
-        <w:ind w:firstLine="567"/>
-        <w:jc w:val="both"/>
-      </w:pPr>
-      <w:r>
-        <w:rPr>
-          <w:rFonts w:ascii="Times New Roman" w:hAnsi="Times New Roman"/>
-          <w:sz w:val="24"/>
-        </w:rPr>
-        <w:t>Literatürdeki seçim yanlılığı, içsellik ve mekânsal bağımlılık problemleri; Santos Silva ve Tenreyro (2006) PPML modeli, Cragg (1971) Hurdle iki aşamalı seçilim modeli, Spatial Durbin mesafe bozunumu, 2020 WESCAM ambargoları Farkların Farkı (DiD) doğal deneyi ve 342 başmühendisi izleyen Buluşçu Hareketliliği ağ modeliyle sıfırlanmıştır.</w:t>
-      </w:r>
-    </w:p>
-    <w:p>
-      <w:pPr>
-        <w:spacing w:line="360" w:lineRule="auto" w:before="60" w:after="60"/>
-        <w:ind w:left="576"/>
-      </w:pPr>
-      <w:r>
-        <w:rPr>
-          <w:rFonts w:ascii="Times New Roman" w:hAnsi="Times New Roman"/>
-          <w:sz w:val="24"/>
-        </w:rPr>
-        <w:t xml:space="preserve">3.  </w:t>
-      </w:r>
-      <w:r>
-        <w:rPr>
-          <w:rFonts w:ascii="Times New Roman" w:hAnsi="Times New Roman"/>
-          <w:b/>
-          <w:sz w:val="24"/>
-        </w:rPr>
-        <w:t>Sanayi Politikası Katkısı (Çift Kullanımlı Eşik Değeri):</w:t>
-      </w:r>
-    </w:p>
-    <w:p>
-      <w:pPr>
-        <w:spacing w:line="360" w:lineRule="auto" w:before="60" w:after="120"/>
-        <w:ind w:firstLine="567"/>
-        <w:jc w:val="both"/>
-      </w:pPr>
-      <w:r>
-        <w:rPr>
-          <w:rFonts w:ascii="Times New Roman" w:hAnsi="Times New Roman"/>
-          <w:sz w:val="24"/>
-        </w:rPr>
-        <w:t>Cumhurbaşkanlığı Savunma Sanayii Başkanlığı (SSB) ve Sanayi ve Teknoloji Bakanlığı için, kamu Ar-Ge kaynaklarının hangi sivil sektörlerde çarpan etkisi yarattığını gösteren somut bir kılavuz ($</w:t>
-        <w:tab/>
-        <w:t>au^</w:t>
-      </w:r>
-      <w:r>
-        <w:rPr>
-          <w:rFonts w:ascii="Times New Roman" w:hAnsi="Times New Roman"/>
-          <w:i/>
-          <w:sz w:val="24"/>
-        </w:rPr>
-        <w:t xml:space="preserve"> = 0.2925$) üretilmiştir.</w:t>
-      </w:r>
-    </w:p>
-    <w:p>
-      <w:pPr>
-        <w:pStyle w:val="KNCBALIK"/>
-        <w:spacing w:before="240" w:after="120"/>
-        <w:jc w:val="left"/>
-      </w:pPr>
-      <w:r>
-        <w:rPr>
-          <w:rFonts w:ascii="Times New Roman" w:hAnsi="Times New Roman"/>
-          <w:b/>
-          <w:sz w:val="24"/>
-        </w:rPr>
-        <w:t>1.4. Türkiye Savunma Sanayiinin Tarihsel Gelişimi ve Kurumsal Yapısı</w:t>
-      </w:r>
-    </w:p>
-    <w:p>
-      <w:pPr>
-        <w:spacing w:line="360" w:lineRule="auto" w:before="60" w:after="120"/>
-        <w:ind w:firstLine="567"/>
-        <w:jc w:val="both"/>
-      </w:pPr>
-      <w:r>
-        <w:rPr>
-          <w:rFonts w:ascii="Times New Roman" w:hAnsi="Times New Roman"/>
-          <w:sz w:val="24"/>
-        </w:rPr>
-        <w:t>Türkiye savunma sanayiinin tarihsel serüveni dört temel kırılma evresine ayrılmaktadır:</w:t>
-      </w:r>
-    </w:p>
-    <w:p>
-      <w:pPr>
-        <w:spacing w:line="360" w:lineRule="auto" w:before="60" w:after="60"/>
-        <w:ind w:left="576"/>
-      </w:pPr>
-      <w:r>
-        <w:rPr>
-          <w:rFonts w:ascii="Times New Roman" w:hAnsi="Times New Roman"/>
-          <w:sz w:val="24"/>
-        </w:rPr>
-        <w:t xml:space="preserve">1.  </w:t>
-      </w:r>
-      <w:r>
-        <w:rPr>
-          <w:rFonts w:ascii="Times New Roman" w:hAnsi="Times New Roman"/>
-          <w:b/>
-          <w:sz w:val="24"/>
-        </w:rPr>
-        <w:t>1974 Öncesi (Tam Dışa Bağımlılık Dönemi):</w:t>
-      </w:r>
-      <w:r>
-        <w:rPr>
-          <w:rFonts w:ascii="Times New Roman" w:hAnsi="Times New Roman"/>
-          <w:sz w:val="24"/>
-        </w:rPr>
-        <w:t xml:space="preserve"> Doğrudan askeri hibe, yardım ve hazır alımlara dayanan; yerli Ar-Ge ve imalatın neredeyse sıfır olduğu dönem.</w:t>
-      </w:r>
-    </w:p>
-    <w:p>
-      <w:pPr>
-        <w:spacing w:line="360" w:lineRule="auto" w:before="60" w:after="60"/>
-        <w:ind w:left="576"/>
-      </w:pPr>
-      <w:r>
-        <w:rPr>
-          <w:rFonts w:ascii="Times New Roman" w:hAnsi="Times New Roman"/>
-          <w:sz w:val="24"/>
-        </w:rPr>
-        <w:t xml:space="preserve">2.  </w:t>
-      </w:r>
-      <w:r>
-        <w:rPr>
-          <w:rFonts w:ascii="Times New Roman" w:hAnsi="Times New Roman"/>
-          <w:b/>
-          <w:sz w:val="24"/>
-        </w:rPr>
-        <w:t>1974–1985 (Kıbrıs Barış Harekâtı ve Ambargo Travması):</w:t>
-      </w:r>
-      <w:r>
-        <w:rPr>
-          <w:rFonts w:ascii="Times New Roman" w:hAnsi="Times New Roman"/>
-          <w:sz w:val="24"/>
-        </w:rPr>
-        <w:t xml:space="preserve"> 1974 Kıbrıs Harekâtı sonrası ABD silah ambargosunun yarattığı farkındalıkla Türk Silahlı Kuvvetlerini Güçlendirme Vakıflarının (Kara, Deniz, Hava) kurulması ve ASELSAN'ın (1975) temellerinin atılması.</w:t>
-      </w:r>
-    </w:p>
-    <w:p>
-      <w:pPr>
-        <w:spacing w:line="360" w:lineRule="auto" w:before="60" w:after="60"/>
-        <w:ind w:left="576"/>
-      </w:pPr>
-      <w:r>
-        <w:rPr>
-          <w:rFonts w:ascii="Times New Roman" w:hAnsi="Times New Roman"/>
-          <w:sz w:val="24"/>
-        </w:rPr>
-        <w:t xml:space="preserve">3.  </w:t>
-      </w:r>
-      <w:r>
-        <w:rPr>
-          <w:rFonts w:ascii="Times New Roman" w:hAnsi="Times New Roman"/>
-          <w:b/>
-          <w:sz w:val="24"/>
-        </w:rPr>
-        <w:t>1985–2004 (Savunma Sanayii Müsteşarlığı ve Montaj/Ortak Üretim Dönemi):</w:t>
-      </w:r>
-      <w:r>
-        <w:rPr>
-          <w:rFonts w:ascii="Times New Roman" w:hAnsi="Times New Roman"/>
-          <w:sz w:val="24"/>
-        </w:rPr>
-        <w:t xml:space="preserve"> 3238 sayılı Kanun ile Savunma Sanayii Geliştirme ve Destekleme İdaresi Başkanlığı'nın (SAGEB / SSM) kurulması; F-16 montaj fabrikası (TUSAŞ), zırhlı araçlar ve yerel tedarik zincirlerinin ilk filizlenişi.</w:t>
-      </w:r>
-    </w:p>
-    <w:p>
-      <w:pPr>
-        <w:spacing w:line="360" w:lineRule="auto" w:before="60" w:after="60"/>
-        <w:ind w:left="576"/>
-      </w:pPr>
-      <w:r>
-        <w:rPr>
-          <w:rFonts w:ascii="Times New Roman" w:hAnsi="Times New Roman"/>
-          <w:sz w:val="24"/>
-        </w:rPr>
-        <w:t xml:space="preserve">4.  </w:t>
-      </w:r>
-      <w:r>
-        <w:rPr>
-          <w:rFonts w:ascii="Times New Roman" w:hAnsi="Times New Roman"/>
-          <w:b/>
-          <w:sz w:val="24"/>
-        </w:rPr>
-        <w:t>2004 ve Sonrası (Stratejik Yerlileşme ve Özgün Tasarım Dönemi):</w:t>
-      </w:r>
-      <w:r>
-        <w:rPr>
-          <w:rFonts w:ascii="Times New Roman" w:hAnsi="Times New Roman"/>
-          <w:sz w:val="24"/>
-        </w:rPr>
-        <w:t xml:space="preserve"> Mayıs 2004 Savunma Sanayii İcra Komitesi (SSİK) kararıyla milyarlarca dolarlık yabancı hazır alım ihalelerinin iptal edilerek 'Özgün Yerli Tasarım' modeline geçilmesi. Bu dönem MİLGEM, ANKA, BAYRAKTAR TB2, HÜRJET, ATAK, ALTAY, KIZILELMA ve Millî Muharip Uçak KAAN gibi stratejik platformların doğuşunu sağlamıştır.</w:t>
-      </w:r>
-    </w:p>
-    <w:p>
-      <w:pPr>
-        <w:spacing w:line="360" w:lineRule="auto" w:before="60" w:after="120"/>
-        <w:ind w:firstLine="567"/>
-        <w:jc w:val="both"/>
-      </w:pPr>
-      <w:r>
-        <w:rPr>
-          <w:rFonts w:ascii="Times New Roman" w:hAnsi="Times New Roman"/>
-          <w:sz w:val="24"/>
-        </w:rPr>
-        <w:t>Bu dönüşüm, savunma sanayiini sadece askeri donanım üreten kapalı bir alan olmaktan çıkarmış; yazılım, mikroelektronik, optik ve yapay zekâ alanlarında Türkiye'nin en büyük ileri teknoloji Ar-Ge laboratuvarına dönüştürmüştür.</w:t>
+        <w:t>hiçbir ampirik çalışma bulunmamaktadır.</w:t>
       </w:r>
     </w:p>
     <w:p>
@@ -10328,537 +11161,7 @@
           <w:b/>
           <w:sz w:val="24"/>
         </w:rPr>
-        <w:t>BÖLÜM 2: KURAMSAL ÇERÇEVE VE LİTERATÜR TARAMASI</w:t>
-      </w:r>
-    </w:p>
-    <w:p>
-      <w:pPr>
-        <w:pStyle w:val="KNCBALIK"/>
-        <w:spacing w:before="240" w:after="120"/>
-        <w:jc w:val="left"/>
-      </w:pPr>
-      <w:r>
-        <w:rPr>
-          <w:rFonts w:ascii="Times New Roman" w:hAnsi="Times New Roman"/>
-          <w:b/>
-          <w:sz w:val="24"/>
-        </w:rPr>
-        <w:t>2.1. İnovasyon Kuramları ve Bilgi Yayılması (Knowledge Spillover)</w:t>
-      </w:r>
-    </w:p>
-    <w:p>
-      <w:pPr>
-        <w:spacing w:line="360" w:lineRule="auto" w:before="60" w:after="120"/>
-        <w:ind w:firstLine="567"/>
-        <w:jc w:val="both"/>
-      </w:pPr>
-      <w:r>
-        <w:rPr>
-          <w:rFonts w:ascii="Times New Roman" w:hAnsi="Times New Roman"/>
-          <w:sz w:val="24"/>
-        </w:rPr>
-        <w:t>Neoklasik Solow-Swan (1956) büyüme modelinde teknolojik gelişme, modelin dışından gelen ve açıklanamayan dışsal bir tortu (</w:t>
-      </w:r>
-      <w:r>
-        <w:rPr>
-          <w:rFonts w:ascii="Times New Roman" w:hAnsi="Times New Roman"/>
-          <w:i/>
-          <w:sz w:val="24"/>
-        </w:rPr>
-        <w:t>Solow residual</w:t>
-      </w:r>
-      <w:r>
-        <w:rPr>
-          <w:rFonts w:ascii="Times New Roman" w:hAnsi="Times New Roman"/>
-          <w:sz w:val="24"/>
-        </w:rPr>
-        <w:t>) olarak ele alınmıştır. Buna karşılık Paul Romer (1990), Robert Lucas (1988) ve Philippe Aghion ile Peter Howitt (1992) tarafından geliştirilen İçsel Büyüme Kuramı (</w:t>
-      </w:r>
-      <w:r>
-        <w:rPr>
-          <w:rFonts w:ascii="Times New Roman" w:hAnsi="Times New Roman"/>
-          <w:i/>
-          <w:sz w:val="24"/>
-        </w:rPr>
-        <w:t>Endogenous Growth Theory</w:t>
-      </w:r>
-      <w:r>
-        <w:rPr>
-          <w:rFonts w:ascii="Times New Roman" w:hAnsi="Times New Roman"/>
-          <w:sz w:val="24"/>
-        </w:rPr>
-        <w:t>); teknolojik yeniliklerin piyasa teşviklerine, kâr arayışındaki firmaların Ar-Ge yatırımlarına ve beşeri sermaye birikimine dayalı bilinçli bir iktisadi faaliyet olduğunu ortaya koymuştur.</w:t>
-      </w:r>
-    </w:p>
-    <w:p>
-      <w:pPr>
-        <w:spacing w:line="360" w:lineRule="auto" w:before="60" w:after="120"/>
-        <w:ind w:firstLine="567"/>
-        <w:jc w:val="both"/>
-      </w:pPr>
-      <w:r>
-        <w:rPr>
-          <w:rFonts w:ascii="Times New Roman" w:hAnsi="Times New Roman"/>
-          <w:sz w:val="24"/>
-        </w:rPr>
-        <w:t>Zvi Griliches (1979), Ar-Ge yatırımlarının iki farklı yayılma kanalı oluşturduğunu belirtir:</w:t>
-      </w:r>
-    </w:p>
-    <w:p>
-      <w:pPr>
-        <w:spacing w:line="360" w:lineRule="auto" w:before="60" w:after="60"/>
-        <w:ind w:left="576"/>
-      </w:pPr>
-      <w:r>
-        <w:rPr>
-          <w:rFonts w:ascii="Times New Roman" w:hAnsi="Times New Roman"/>
-          <w:sz w:val="24"/>
-        </w:rPr>
-        <w:t xml:space="preserve">1.  </w:t>
-      </w:r>
-      <w:r>
-        <w:rPr>
-          <w:rFonts w:ascii="Times New Roman" w:hAnsi="Times New Roman"/>
-          <w:b/>
-          <w:sz w:val="24"/>
-        </w:rPr>
-        <w:t>Rant Yayılması (Rent Spillovers):</w:t>
-      </w:r>
-      <w:r>
-        <w:rPr>
-          <w:rFonts w:ascii="Times New Roman" w:hAnsi="Times New Roman"/>
-          <w:sz w:val="24"/>
-        </w:rPr>
-        <w:t xml:space="preserve"> İleri teknoloji ürünlerinin (örneğin daha hızlı bir mikroişlemcinin) kalitesindeki artışın ürünün fiyatına tam yansıtılamaması nedeniyle alıcı sivil sektörlerin elde ettiği tüketici ve üretici rantı.</w:t>
-      </w:r>
-    </w:p>
-    <w:p>
-      <w:pPr>
-        <w:spacing w:line="360" w:lineRule="auto" w:before="60" w:after="60"/>
-        <w:ind w:left="576"/>
-      </w:pPr>
-      <w:r>
-        <w:rPr>
-          <w:rFonts w:ascii="Times New Roman" w:hAnsi="Times New Roman"/>
-          <w:sz w:val="24"/>
-        </w:rPr>
-        <w:t xml:space="preserve">2.  </w:t>
-      </w:r>
-      <w:r>
-        <w:rPr>
-          <w:rFonts w:ascii="Times New Roman" w:hAnsi="Times New Roman"/>
-          <w:b/>
-          <w:sz w:val="24"/>
-        </w:rPr>
-        <w:t>Saf Bilgi Yayılması (Pure Knowledge Spillovers):</w:t>
-      </w:r>
-      <w:r>
-        <w:rPr>
-          <w:rFonts w:ascii="Times New Roman" w:hAnsi="Times New Roman"/>
-          <w:sz w:val="24"/>
-        </w:rPr>
-        <w:t xml:space="preserve"> Bir firmanın Ar-Ge laboratuvarında üretilen tescilli veya tescilsiz teknik bilginin, diğer firmaların Ar-Ge maliyetlerini düşürmesi ve yeni buluşlar yapmalarını kolaylaştırması.</w:t>
-      </w:r>
-    </w:p>
-    <w:p>
-      <w:pPr>
-        <w:spacing w:line="360" w:lineRule="auto" w:before="60" w:after="120"/>
-        <w:ind w:firstLine="567"/>
-        <w:jc w:val="both"/>
-      </w:pPr>
-      <w:r>
-        <w:rPr>
-          <w:rFonts w:ascii="Times New Roman" w:hAnsi="Times New Roman"/>
-          <w:sz w:val="24"/>
-        </w:rPr>
-        <w:t>Patentler, Griliches (1990) tarafından ifade edildiği gibi bilgi üretiminin ve tescilli yayılmanın ölçülebildiği en somut iktisadi kaynaktır.</w:t>
-      </w:r>
-    </w:p>
-    <w:p>
-      <w:pPr>
-        <w:pStyle w:val="KNCBALIK"/>
-        <w:spacing w:before="240" w:after="120"/>
-        <w:jc w:val="left"/>
-      </w:pPr>
-      <w:r>
-        <w:rPr>
-          <w:rFonts w:ascii="Times New Roman" w:hAnsi="Times New Roman"/>
-          <w:b/>
-          <w:sz w:val="24"/>
-        </w:rPr>
-        <w:t>2.2. Benoit vs. Deger-Sen: Savunma Harcamalarında Dışlama ve Büyüme</w:t>
-      </w:r>
-    </w:p>
-    <w:p>
-      <w:pPr>
-        <w:spacing w:line="360" w:lineRule="auto" w:before="60" w:after="120"/>
-        <w:ind w:firstLine="567"/>
-        <w:jc w:val="both"/>
-      </w:pPr>
-      <w:r>
-        <w:rPr>
-          <w:rFonts w:ascii="Times New Roman" w:hAnsi="Times New Roman"/>
-          <w:sz w:val="24"/>
-        </w:rPr>
-        <w:t>İktisat yazınında savunma harcamalarının büyümeye etkisine dair üç ana yaklaşım bulunmaktadır:</w:t>
-      </w:r>
-    </w:p>
-    <w:p>
-      <w:pPr>
-        <w:spacing w:line="360" w:lineRule="auto" w:before="60" w:after="60"/>
-        <w:ind w:left="576"/>
-      </w:pPr>
-      <w:r>
-        <w:rPr>
-          <w:rFonts w:ascii="Times New Roman" w:hAnsi="Times New Roman"/>
-          <w:sz w:val="24"/>
-        </w:rPr>
-        <w:t xml:space="preserve">• </w:t>
-      </w:r>
-      <w:r>
-        <w:rPr>
-          <w:rFonts w:ascii="Times New Roman" w:hAnsi="Times New Roman"/>
-          <w:i/>
-          <w:sz w:val="24"/>
-        </w:rPr>
-        <w:t>Benoit Modernleşme Hipotezi (Benoit, 1973):</w:t>
-      </w:r>
-      <w:r>
-        <w:rPr>
-          <w:rFonts w:ascii="Times New Roman" w:hAnsi="Times New Roman"/>
-          <w:sz w:val="24"/>
-        </w:rPr>
-        <w:t xml:space="preserve"> Askeri harcamalar gelişmekte olan ülkelerde teknolojik altyapıyı modernize eder, nitelikli işgücü yetiştirir ve sivil sanayiye talep yaratarak büyümeyi hızlandırır (</w:t>
-      </w:r>
-      <w:r>
-        <w:rPr>
-          <w:rFonts w:ascii="Times New Roman" w:hAnsi="Times New Roman"/>
-          <w:i/>
-          <w:sz w:val="24"/>
-        </w:rPr>
-        <w:t>crowding-in</w:t>
-      </w:r>
-      <w:r>
-        <w:rPr>
-          <w:rFonts w:ascii="Times New Roman" w:hAnsi="Times New Roman"/>
-          <w:sz w:val="24"/>
-        </w:rPr>
-        <w:t>).</w:t>
-      </w:r>
-    </w:p>
-    <w:p>
-      <w:pPr>
-        <w:spacing w:line="360" w:lineRule="auto" w:before="60" w:after="60"/>
-        <w:ind w:left="576"/>
-      </w:pPr>
-      <w:r>
-        <w:rPr>
-          <w:rFonts w:ascii="Times New Roman" w:hAnsi="Times New Roman"/>
-          <w:sz w:val="24"/>
-        </w:rPr>
-        <w:t xml:space="preserve">• </w:t>
-      </w:r>
-      <w:r>
-        <w:rPr>
-          <w:rFonts w:ascii="Times New Roman" w:hAnsi="Times New Roman"/>
-          <w:i/>
-          <w:sz w:val="24"/>
-        </w:rPr>
-        <w:t>Deger-Sen Yapısal Dışlama Hipotezi (Deger &amp; Sen, 1983):</w:t>
-      </w:r>
-      <w:r>
-        <w:rPr>
-          <w:rFonts w:ascii="Times New Roman" w:hAnsi="Times New Roman"/>
-          <w:sz w:val="24"/>
-        </w:rPr>
-        <w:t xml:space="preserve"> Savunma harcamaları bütçe açıklarını artırır, tasarrufları tüketir ve sivil sektörlerin ihtiyaç duyduğu mühendisleri yüksek ücretle istihdam ederek sivil sanayiyi dışlar (</w:t>
-      </w:r>
-      <w:r>
-        <w:rPr>
-          <w:rFonts w:ascii="Times New Roman" w:hAnsi="Times New Roman"/>
-          <w:i/>
-          <w:sz w:val="24"/>
-        </w:rPr>
-        <w:t>crowding-out</w:t>
-      </w:r>
-      <w:r>
-        <w:rPr>
-          <w:rFonts w:ascii="Times New Roman" w:hAnsi="Times New Roman"/>
-          <w:sz w:val="24"/>
-        </w:rPr>
-        <w:t>).</w:t>
-      </w:r>
-    </w:p>
-    <w:p>
-      <w:pPr>
-        <w:spacing w:line="360" w:lineRule="auto" w:before="60" w:after="60"/>
-        <w:ind w:left="576"/>
-      </w:pPr>
-      <w:r>
-        <w:rPr>
-          <w:rFonts w:ascii="Times New Roman" w:hAnsi="Times New Roman"/>
-          <w:sz w:val="24"/>
-        </w:rPr>
-        <w:t xml:space="preserve">• </w:t>
-      </w:r>
-      <w:r>
-        <w:rPr>
-          <w:rFonts w:ascii="Times New Roman" w:hAnsi="Times New Roman"/>
-          <w:i/>
-          <w:sz w:val="24"/>
-        </w:rPr>
-        <w:t>Feder-Ram İki Sektörlü Model (Feder, 1983; Ram, 1986):</w:t>
-      </w:r>
-      <w:r>
-        <w:rPr>
-          <w:rFonts w:ascii="Times New Roman" w:hAnsi="Times New Roman"/>
-          <w:sz w:val="24"/>
-        </w:rPr>
-        <w:t xml:space="preserve"> Ekonomiyi savunma ve sivil sektör olarak ikiye ayıran bu model, savunma sektörünün sivil sektöre pozitif marjinal üretkenlik aktardığını varsayar:</w:t>
-      </w:r>
-    </w:p>
-    <w:p>
-      <w:pPr>
-        <w:spacing w:before="120" w:after="120"/>
-        <w:jc w:val="center"/>
-      </w:pPr>
-      <w:r>
-        <w:rPr>
-          <w:rFonts w:ascii="Times New Roman" w:hAnsi="Times New Roman"/>
-          <w:i/>
-          <w:sz w:val="22"/>
-        </w:rPr>
-        <w:t>Y = C + D, \quad C = C(K_c, L_c, D), \quad D = D(K_d, L_d)</w:t>
-      </w:r>
-    </w:p>
-    <w:p>
-      <w:pPr>
-        <w:pStyle w:val="KNCBALIK"/>
-        <w:spacing w:before="240" w:after="120"/>
-        <w:jc w:val="left"/>
-      </w:pPr>
-      <w:r>
-        <w:rPr>
-          <w:rFonts w:ascii="Times New Roman" w:hAnsi="Times New Roman"/>
-          <w:b/>
-          <w:sz w:val="24"/>
-        </w:rPr>
-        <w:t>2.3. Çift Kullanımlı (Dual-Use) Teknoloji ve Absorptif Kapasite Kuramı</w:t>
-      </w:r>
-    </w:p>
-    <w:p>
-      <w:pPr>
-        <w:spacing w:line="360" w:lineRule="auto" w:before="60" w:after="120"/>
-        <w:ind w:firstLine="567"/>
-        <w:jc w:val="both"/>
-      </w:pPr>
-      <w:r>
-        <w:rPr>
-          <w:rFonts w:ascii="Times New Roman" w:hAnsi="Times New Roman"/>
-          <w:sz w:val="24"/>
-        </w:rPr>
-        <w:t xml:space="preserve">Modern savunma teknolojileri artık tek yönlü askeri mühimmat üretiminden ibaret değildir. Yapay zekâ, robotik, aviyonik, otonom sürüş ve kompozit malzemeler </w:t>
-      </w:r>
-      <w:r>
-        <w:rPr>
-          <w:rFonts w:ascii="Times New Roman" w:hAnsi="Times New Roman"/>
-          <w:b/>
-          <w:sz w:val="24"/>
-        </w:rPr>
-        <w:t>çift kullanımlı (</w:t>
-      </w:r>
-      <w:r>
-        <w:rPr>
-          <w:rFonts w:ascii="Times New Roman" w:hAnsi="Times New Roman"/>
-          <w:b/>
-          <w:i/>
-          <w:sz w:val="24"/>
-        </w:rPr>
-        <w:t>dual-use</w:t>
-      </w:r>
-      <w:r>
-        <w:rPr>
-          <w:rFonts w:ascii="Times New Roman" w:hAnsi="Times New Roman"/>
-          <w:b/>
-          <w:sz w:val="24"/>
-        </w:rPr>
-        <w:t>)</w:t>
-      </w:r>
-      <w:r>
-        <w:rPr>
-          <w:rFonts w:ascii="Times New Roman" w:hAnsi="Times New Roman"/>
-          <w:sz w:val="24"/>
-        </w:rPr>
-        <w:t xml:space="preserve"> niteliktedir. Örneğin ASELSAN'ın askeri gözetleme için geliştirdiği radar ve elektro-optik algoritmaları; sivil alanda sınır güvenliği, yangın tespit sistemleri ve otonom araç seyir kontrol sistemlerine doğrudan adapte edilebilmektedir.</w:t>
-      </w:r>
-    </w:p>
-    <w:p>
-      <w:pPr>
-        <w:spacing w:line="360" w:lineRule="auto" w:before="60" w:after="120"/>
-        <w:ind w:firstLine="567"/>
-        <w:jc w:val="both"/>
-      </w:pPr>
-      <w:r>
-        <w:rPr>
-          <w:rFonts w:ascii="Times New Roman" w:hAnsi="Times New Roman"/>
-          <w:sz w:val="24"/>
-        </w:rPr>
-        <w:t xml:space="preserve">Ancak Wesley Cohen ve Daniel Levinthal (1990) tarafından ortaya konulan </w:t>
-      </w:r>
-      <w:r>
-        <w:rPr>
-          <w:rFonts w:ascii="Times New Roman" w:hAnsi="Times New Roman"/>
-          <w:b/>
-          <w:sz w:val="24"/>
-        </w:rPr>
-        <w:t>Absorptif Kapasite Kuramı (</w:t>
-      </w:r>
-      <w:r>
-        <w:rPr>
-          <w:rFonts w:ascii="Times New Roman" w:hAnsi="Times New Roman"/>
-          <w:b/>
-          <w:i/>
-          <w:sz w:val="24"/>
-        </w:rPr>
-        <w:t>Absorptive Capacity</w:t>
-      </w:r>
-      <w:r>
-        <w:rPr>
-          <w:rFonts w:ascii="Times New Roman" w:hAnsi="Times New Roman"/>
-          <w:b/>
-          <w:sz w:val="24"/>
-        </w:rPr>
-        <w:t>)</w:t>
-      </w:r>
-      <w:r>
-        <w:rPr>
-          <w:rFonts w:ascii="Times New Roman" w:hAnsi="Times New Roman"/>
-          <w:sz w:val="24"/>
-        </w:rPr>
-        <w:t>, bir sivil firmanın dışarıdaki bu ileri savunma bilgisini alıp kendi üretimine entegre edebilmesi için firmanın kendisinin de belirli bir düzeyde Ar-Ge faaliyeti yürütüyor olması gerektiğini gösterir. Ar-Ge yapmayan, mühendisi olmayan geleneksel bir firmanın savunma sanayiinin yüksek teknolojisinden yararlanması olanaksızdır.</w:t>
-      </w:r>
-    </w:p>
-    <w:p>
-      <w:pPr>
-        <w:pStyle w:val="KNCBALIK"/>
-        <w:spacing w:before="240" w:after="120"/>
-        <w:jc w:val="left"/>
-      </w:pPr>
-      <w:r>
-        <w:rPr>
-          <w:rFonts w:ascii="Times New Roman" w:hAnsi="Times New Roman"/>
-          <w:b/>
-          <w:sz w:val="24"/>
-        </w:rPr>
-        <w:t>2.4. Patent İktisadı ve Teknolojik Mesafe Yazını (Jaffe İndeksi)</w:t>
-      </w:r>
-    </w:p>
-    <w:p>
-      <w:pPr>
-        <w:spacing w:line="360" w:lineRule="auto" w:before="60" w:after="120"/>
-        <w:ind w:firstLine="567"/>
-        <w:jc w:val="both"/>
-      </w:pPr>
-      <w:r>
-        <w:rPr>
-          <w:rFonts w:ascii="Times New Roman" w:hAnsi="Times New Roman"/>
-          <w:sz w:val="24"/>
-        </w:rPr>
-        <w:t>Adam Jaffe (1986, 1993), bilginin sektörler arasında serbestçe ve eşit hızda yayılmadığını kanıtlamıştır. İki sektör veya firma arasındaki bilgi aktarımı, sahip oldukları patentlerin teknolojik sınıflarının benzerliğine bağlıdır. Jaffe Teknolojik Yakınlık İndeksi ($S_{ij}$), firmaların patent dağılım vektörleri arasındaki kosinüs açısı ile hesaplanır:</w:t>
-      </w:r>
-    </w:p>
-    <w:p>
-      <w:pPr>
-        <w:spacing w:before="120" w:after="120"/>
-        <w:jc w:val="center"/>
-      </w:pPr>
-      <w:r>
-        <w:rPr>
-          <w:rFonts w:ascii="Times New Roman" w:hAnsi="Times New Roman"/>
-          <w:i/>
-          <w:sz w:val="22"/>
-        </w:rPr>
-        <w:t>S_{ij} = \frac{f_i f_j'}{\sqrt{(f_i f_i')(f_j f_j')}}</w:t>
-      </w:r>
-    </w:p>
-    <w:p>
-      <w:pPr>
-        <w:spacing w:line="360" w:lineRule="auto" w:before="60" w:after="120"/>
-        <w:ind w:firstLine="567"/>
-        <w:jc w:val="both"/>
-      </w:pPr>
-      <w:r>
-        <w:rPr>
-          <w:rFonts w:ascii="Times New Roman" w:hAnsi="Times New Roman"/>
-          <w:sz w:val="24"/>
-        </w:rPr>
-        <w:t>Burada $0 \le S_{ij} \le 1$ arasında değer alır. $S_{ij} = 1$ iki firmanın tıpatıp aynı teknoloji alanında patent ürettiğini, $S_{ij} = 0$ ise tamamen alakasız alanlarda olduğunu gösterir. Bloom, Schankerman ve Van Reenen (2013), bu matrisi kullanarak bilgi yayılmasını ürün pazarı rekabetinden ayrıştırmıştır.</w:t>
-      </w:r>
-    </w:p>
-    <w:p>
-      <w:pPr>
-        <w:pStyle w:val="KNCBALIK"/>
-        <w:spacing w:before="240" w:after="120"/>
-        <w:jc w:val="left"/>
-      </w:pPr>
-      <w:r>
-        <w:rPr>
-          <w:rFonts w:ascii="Times New Roman" w:hAnsi="Times New Roman"/>
-          <w:b/>
-          <w:sz w:val="24"/>
-        </w:rPr>
-        <w:t>2.5. Dünyada ve Türkiye'de Yapılmış Ampirik Çalışmaların Sentezi</w:t>
-      </w:r>
-    </w:p>
-    <w:p>
-      <w:pPr>
-        <w:spacing w:line="360" w:lineRule="auto" w:before="60" w:after="120"/>
-        <w:ind w:firstLine="567"/>
-        <w:jc w:val="both"/>
-      </w:pPr>
-      <w:r>
-        <w:rPr>
-          <w:rFonts w:ascii="Times New Roman" w:hAnsi="Times New Roman"/>
-          <w:sz w:val="24"/>
-        </w:rPr>
-        <w:t>Dünya yazınında Mowery (2010), Lichtenberg (1995) ve son olarak Moretti vd. (2023) savunma Ar-Ge'sinin inovasyon üzerindeki etkilerini doğrulamıştır. Moretti vd. (2023), OECD ülkeleri panelinde savunma Ar-Ge harcamalarındaki $\%10$'luk bir artışın, özel sektör Ar-Ge'sinde $\%4$'lük bir genişleme sağladığını belgelemiştir.</w:t>
-      </w:r>
-    </w:p>
-    <w:p>
-      <w:pPr>
-        <w:spacing w:line="360" w:lineRule="auto" w:before="60" w:after="120"/>
-        <w:ind w:firstLine="567"/>
-        <w:jc w:val="both"/>
-      </w:pPr>
-      <w:r>
-        <w:rPr>
-          <w:rFonts w:ascii="Times New Roman" w:hAnsi="Times New Roman"/>
-          <w:sz w:val="24"/>
-        </w:rPr>
-        <w:t xml:space="preserve">Türkiye literatüründe ise Sezgin (1997, 2004), Özmucur (1996), Karagöl (2006) ve Elveren (2012) konuyu makro zaman serileri (VAR, ARDL, Granger Nedensellik) ile incelemiş; bulgular döneme ve yönteme göre Benoit lehine ya da Deger-Sen lehine çelişkili sonuçlar üretmiştir. Firmalar düzeyinde patent verisiyle Jaffe mesafesi veya PPML modeli kuran </w:t>
-      </w:r>
-      <w:r>
-        <w:rPr>
-          <w:rFonts w:ascii="Times New Roman" w:hAnsi="Times New Roman"/>
-          <w:b/>
-          <w:sz w:val="24"/>
-        </w:rPr>
-        <w:t>hiçbir ampirik çalışma bulunmamaktadır.</w:t>
-      </w:r>
-    </w:p>
-    <w:p>
-      <w:pPr>
-        <w:pStyle w:val="BLMBALIKLARI"/>
-        <w:spacing w:before="360" w:after="240"/>
-        <w:jc w:val="left"/>
-      </w:pPr>
-      <w:r>
-        <w:rPr>
-          <w:rFonts w:ascii="Times New Roman" w:hAnsi="Times New Roman"/>
-          <w:b/>
-          <w:sz w:val="24"/>
-        </w:rPr>
-        <w:t>BÖLÜM 3: VERİ SETİ VE EKONOMETRİK METODOLOJİ</w:t>
+        <w:t>3. VERİ SETİ VE EKONOMETRİK METODOLOJİ</w:t>
       </w:r>
     </w:p>
     <w:p>
@@ -11059,29 +11362,239 @@
     </w:p>
     <w:p>
       <w:pPr>
-        <w:spacing w:before="120" w:after="120"/>
+        <w:spacing w:before="160" w:after="160"/>
         <w:jc w:val="center"/>
       </w:pPr>
-      <w:r>
-        <w:rPr>
-          <w:rFonts w:ascii="Times New Roman" w:hAnsi="Times New Roman"/>
-          <w:i/>
-          <w:sz w:val="22"/>
-        </w:rPr>
-        <w:t>\mathbb{E}[Y_{it} \mid \mathbf{X}_{it}] = \exp\left( lpha_i + \lambda_t + eta_1 \ln(</w:t>
-        <w:tab/>
-        <w:t xml:space="preserve">ext{Def\_R\&amp;D}_{t-2}) + eta_2 </w:t>
-        <w:tab/>
-        <w:t>ext{Jaffe}_i + eta_3 (\ln(</w:t>
-        <w:tab/>
-        <w:t xml:space="preserve">ext{Def\_R\&amp;D}_{t-2}) </w:t>
-        <w:tab/>
-        <w:t xml:space="preserve">imes </w:t>
-        <w:tab/>
-        <w:t>ext{Jaffe}_i) + \gamma \ln(</w:t>
-        <w:tab/>
-        <w:t>ext{Sales}_{it})</w:t>
-      </w:r>
+      <m:oMath xmlns:mml="http://www.w3.org/1998/Math/MathML">
+        <m:r>
+          <m:t>𝔼[</m:t>
+        </m:r>
+        <m:sSub>
+          <m:e>
+            <m:r>
+              <m:t>Y</m:t>
+            </m:r>
+          </m:e>
+          <m:sub>
+            <m:r>
+              <m:t>it</m:t>
+            </m:r>
+          </m:sub>
+        </m:sSub>
+        <m:r>
+          <m:t>∣</m:t>
+        </m:r>
+        <m:sSub>
+          <m:e>
+            <m:r>
+              <m:t>𝐗</m:t>
+            </m:r>
+          </m:e>
+          <m:sub>
+            <m:r>
+              <m:t>it</m:t>
+            </m:r>
+          </m:sub>
+        </m:sSub>
+        <m:r>
+          <m:t>]=</m:t>
+        </m:r>
+        <m:r>
+          <m:rPr>
+            <m:sty m:val="p"/>
+          </m:rPr>
+          <m:t>exp</m:t>
+        </m:r>
+        <m:r>
+          <m:t>(</m:t>
+        </m:r>
+        <m:sSub>
+          <m:e>
+            <m:r>
+              <m:t>α</m:t>
+            </m:r>
+          </m:e>
+          <m:sub>
+            <m:r>
+              <m:t>i</m:t>
+            </m:r>
+          </m:sub>
+        </m:sSub>
+        <m:r>
+          <m:t>+</m:t>
+        </m:r>
+        <m:sSub>
+          <m:e>
+            <m:r>
+              <m:t>λ</m:t>
+            </m:r>
+          </m:e>
+          <m:sub>
+            <m:r>
+              <m:t>t</m:t>
+            </m:r>
+          </m:sub>
+        </m:sSub>
+        <m:r>
+          <m:t>+</m:t>
+        </m:r>
+        <m:sSub>
+          <m:e>
+            <m:r>
+              <m:t>β</m:t>
+            </m:r>
+          </m:e>
+          <m:sub>
+            <m:r>
+              <m:t>1</m:t>
+            </m:r>
+          </m:sub>
+        </m:sSub>
+        <m:r>
+          <m:rPr>
+            <m:sty m:val="p"/>
+          </m:rPr>
+          <m:t>ln</m:t>
+        </m:r>
+        <m:r>
+          <m:t>(</m:t>
+        </m:r>
+        <m:sSub>
+          <m:e>
+            <m:r>
+              <m:rPr>
+                <m:nor/>
+              </m:rPr>
+              <m:t>Def\_R-D</m:t>
+            </m:r>
+          </m:e>
+          <m:sub>
+            <m:r>
+              <m:t>t−2</m:t>
+            </m:r>
+          </m:sub>
+        </m:sSub>
+        <m:r>
+          <m:t>)+</m:t>
+        </m:r>
+        <m:sSub>
+          <m:e>
+            <m:r>
+              <m:t>β</m:t>
+            </m:r>
+          </m:e>
+          <m:sub>
+            <m:r>
+              <m:t>2</m:t>
+            </m:r>
+          </m:sub>
+        </m:sSub>
+        <m:sSub>
+          <m:e>
+            <m:r>
+              <m:rPr>
+                <m:nor/>
+              </m:rPr>
+              <m:t>Jaffe</m:t>
+            </m:r>
+          </m:e>
+          <m:sub>
+            <m:r>
+              <m:t>i</m:t>
+            </m:r>
+          </m:sub>
+        </m:sSub>
+        <m:r>
+          <m:t>+</m:t>
+        </m:r>
+        <m:sSub>
+          <m:e>
+            <m:r>
+              <m:t>β</m:t>
+            </m:r>
+          </m:e>
+          <m:sub>
+            <m:r>
+              <m:t>3</m:t>
+            </m:r>
+          </m:sub>
+        </m:sSub>
+        <m:r>
+          <m:t>(</m:t>
+        </m:r>
+        <m:r>
+          <m:rPr>
+            <m:sty m:val="p"/>
+          </m:rPr>
+          <m:t>ln</m:t>
+        </m:r>
+        <m:r>
+          <m:t>(</m:t>
+        </m:r>
+        <m:sSub>
+          <m:e>
+            <m:r>
+              <m:rPr>
+                <m:nor/>
+              </m:rPr>
+              <m:t>Def\_R-D</m:t>
+            </m:r>
+          </m:e>
+          <m:sub>
+            <m:r>
+              <m:t>t−2</m:t>
+            </m:r>
+          </m:sub>
+        </m:sSub>
+        <m:r>
+          <m:t>)×</m:t>
+        </m:r>
+        <m:sSub>
+          <m:e>
+            <m:r>
+              <m:rPr>
+                <m:nor/>
+              </m:rPr>
+              <m:t>Jaffe</m:t>
+            </m:r>
+          </m:e>
+          <m:sub>
+            <m:r>
+              <m:t>i</m:t>
+            </m:r>
+          </m:sub>
+        </m:sSub>
+        <m:r>
+          <m:t>)+γ</m:t>
+        </m:r>
+        <m:r>
+          <m:rPr>
+            <m:sty m:val="p"/>
+          </m:rPr>
+          <m:t>ln</m:t>
+        </m:r>
+        <m:r>
+          <m:t>(</m:t>
+        </m:r>
+        <m:sSub>
+          <m:e>
+            <m:r>
+              <m:rPr>
+                <m:nor/>
+              </m:rPr>
+              <m:t>Sales</m:t>
+            </m:r>
+          </m:e>
+          <m:sub>
+            <m:r>
+              <m:t>it</m:t>
+            </m:r>
+          </m:sub>
+        </m:sSub>
+        <m:r>
+          <m:t>))</m:t>
+        </m:r>
+      </m:oMath>
     </w:p>
     <w:p>
       <w:pPr>
@@ -11158,7 +11671,7 @@
     <w:p>
       <w:pPr>
         <w:spacing w:line="360" w:lineRule="auto" w:before="60" w:after="60"/>
-        <w:ind w:left="576"/>
+        <w:ind w:left="567"/>
       </w:pPr>
       <w:r>
         <w:rPr>
@@ -11185,31 +11698,138 @@
     </w:p>
     <w:p>
       <w:pPr>
-        <w:spacing w:line="360" w:lineRule="auto" w:before="60" w:after="60"/>
-        <w:ind w:left="576"/>
-      </w:pPr>
-      <w:r>
-        <w:rPr>
-          <w:rFonts w:ascii="Times New Roman" w:hAnsi="Times New Roman"/>
-          <w:sz w:val="24"/>
-        </w:rPr>
-        <w:t xml:space="preserve">• </w:t>
-      </w:r>
-      <w:r>
-        <w:rPr>
-          <w:rFonts w:ascii="Times New Roman" w:hAnsi="Times New Roman"/>
-          <w:i/>
-          <w:sz w:val="24"/>
-        </w:rPr>
-        <w:t>Aşama 2 (Yoğun Kapsam - Truncated Poisson):</w:t>
-      </w:r>
-      <w:r>
-        <w:rPr>
-          <w:rFonts w:ascii="Times New Roman" w:hAnsi="Times New Roman"/>
-          <w:sz w:val="24"/>
-        </w:rPr>
-        <w:t xml:space="preserve"> $\mathbb{E}[Y_{it} \mid Y_{it} &gt; 0, X_{it}] = \exp(X_{it}' eta) \cdot [1 - \exp(-\exp(X_{it}' eta))]^{-1}$</w:t>
-      </w:r>
+        <w:spacing w:before="160" w:after="160"/>
+        <w:jc w:val="center"/>
+      </w:pPr>
+      <m:oMath xmlns:mml="http://www.w3.org/1998/Math/MathML">
+        <m:r>
+          <m:t>𝔼[</m:t>
+        </m:r>
+        <m:sSub>
+          <m:e>
+            <m:r>
+              <m:t>Y</m:t>
+            </m:r>
+          </m:e>
+          <m:sub>
+            <m:r>
+              <m:t>it</m:t>
+            </m:r>
+          </m:sub>
+        </m:sSub>
+        <m:r>
+          <m:t>∣</m:t>
+        </m:r>
+        <m:sSub>
+          <m:e>
+            <m:r>
+              <m:t>Y</m:t>
+            </m:r>
+          </m:e>
+          <m:sub>
+            <m:r>
+              <m:t>it</m:t>
+            </m:r>
+          </m:sub>
+        </m:sSub>
+        <m:r>
+          <m:t>&gt;0,</m:t>
+        </m:r>
+        <m:sSub>
+          <m:e>
+            <m:r>
+              <m:t>X</m:t>
+            </m:r>
+          </m:e>
+          <m:sub>
+            <m:r>
+              <m:t>it</m:t>
+            </m:r>
+          </m:sub>
+        </m:sSub>
+        <m:r>
+          <m:t>]=</m:t>
+        </m:r>
+        <m:r>
+          <m:rPr>
+            <m:sty m:val="p"/>
+          </m:rPr>
+          <m:t>exp</m:t>
+        </m:r>
+        <m:r>
+          <m:t>(</m:t>
+        </m:r>
+        <m:sSubSup>
+          <m:e>
+            <m:r>
+              <m:t>X</m:t>
+            </m:r>
+          </m:e>
+          <m:sub>
+            <m:r>
+              <m:t>it</m:t>
+            </m:r>
+          </m:sub>
+          <m:sup>
+            <m:r>
+              <m:t>′</m:t>
+            </m:r>
+          </m:sup>
+        </m:sSubSup>
+        <m:r>
+          <m:t>β)·[1−</m:t>
+        </m:r>
+        <m:r>
+          <m:rPr>
+            <m:sty m:val="p"/>
+          </m:rPr>
+          <m:t>exp</m:t>
+        </m:r>
+        <m:r>
+          <m:t>(−</m:t>
+        </m:r>
+        <m:r>
+          <m:rPr>
+            <m:sty m:val="p"/>
+          </m:rPr>
+          <m:t>exp</m:t>
+        </m:r>
+        <m:r>
+          <m:t>(</m:t>
+        </m:r>
+        <m:sSubSup>
+          <m:e>
+            <m:r>
+              <m:t>X</m:t>
+            </m:r>
+          </m:e>
+          <m:sub>
+            <m:r>
+              <m:t>it</m:t>
+            </m:r>
+          </m:sub>
+          <m:sup>
+            <m:r>
+              <m:t>′</m:t>
+            </m:r>
+          </m:sup>
+        </m:sSubSup>
+        <m:r>
+          <m:t>β))</m:t>
+        </m:r>
+        <m:sSup>
+          <m:e>
+            <m:r>
+              <m:t>]</m:t>
+            </m:r>
+          </m:e>
+          <m:sup>
+            <m:r>
+              <m:t>−1</m:t>
+            </m:r>
+          </m:sup>
+        </m:sSup>
+      </m:oMath>
     </w:p>
     <w:p>
       <w:pPr>
@@ -11242,17 +11862,14 @@
     </w:p>
     <w:p>
       <w:pPr>
-        <w:spacing w:before="120" w:after="120"/>
+        <w:spacing w:before="160" w:after="160"/>
         <w:jc w:val="center"/>
       </w:pPr>
-      <w:r>
-        <w:rPr>
-          <w:rFonts w:ascii="Times New Roman" w:hAnsi="Times New Roman"/>
-          <w:i/>
-          <w:sz w:val="22"/>
-        </w:rPr>
-        <w:t>Y =</w:t>
-      </w:r>
+      <m:oMath xmlns:mml="http://www.w3.org/1998/Math/MathML">
+        <m:r>
+          <m:t>Y=</m:t>
+        </m:r>
+      </m:oMath>
     </w:p>
     <w:p>
       <w:pPr>
@@ -11316,29 +11933,148 @@
     </w:p>
     <w:p>
       <w:pPr>
-        <w:spacing w:before="120" w:after="120"/>
+        <w:spacing w:before="160" w:after="160"/>
         <w:jc w:val="center"/>
       </w:pPr>
-      <w:r>
-        <w:rPr>
-          <w:rFonts w:ascii="Times New Roman" w:hAnsi="Times New Roman"/>
-          <w:i/>
-          <w:sz w:val="22"/>
-        </w:rPr>
-        <w:t xml:space="preserve">Y_{ijt} = lpha + \gamma </w:t>
-        <w:tab/>
-        <w:t xml:space="preserve">ext{Treat}_j + \lambda </w:t>
-        <w:tab/>
-        <w:t>ext{Post2020}_t + eta_{</w:t>
-        <w:tab/>
-        <w:t>ext{DiD}} (</w:t>
-        <w:tab/>
-        <w:t xml:space="preserve">ext{Treat}_j </w:t>
-        <w:tab/>
-        <w:t xml:space="preserve">imes </w:t>
-        <w:tab/>
-        <w:t>ext{Post2020}_t) + \mathbf{Z}_{it}' \delta + arepsilon_{ijt}</w:t>
-      </w:r>
+      <m:oMath xmlns:mml="http://www.w3.org/1998/Math/MathML">
+        <m:sSub>
+          <m:e>
+            <m:r>
+              <m:t>Y</m:t>
+            </m:r>
+          </m:e>
+          <m:sub>
+            <m:r>
+              <m:t>ijt</m:t>
+            </m:r>
+          </m:sub>
+        </m:sSub>
+        <m:r>
+          <m:t>=α+γ</m:t>
+        </m:r>
+        <m:sSub>
+          <m:e>
+            <m:r>
+              <m:rPr>
+                <m:nor/>
+              </m:rPr>
+              <m:t>Treat</m:t>
+            </m:r>
+          </m:e>
+          <m:sub>
+            <m:r>
+              <m:t>j</m:t>
+            </m:r>
+          </m:sub>
+        </m:sSub>
+        <m:r>
+          <m:t>+λ</m:t>
+        </m:r>
+        <m:sSub>
+          <m:e>
+            <m:r>
+              <m:rPr>
+                <m:nor/>
+              </m:rPr>
+              <m:t>Post2020</m:t>
+            </m:r>
+          </m:e>
+          <m:sub>
+            <m:r>
+              <m:t>t</m:t>
+            </m:r>
+          </m:sub>
+        </m:sSub>
+        <m:r>
+          <m:t>+</m:t>
+        </m:r>
+        <m:sSub>
+          <m:e>
+            <m:r>
+              <m:t>β</m:t>
+            </m:r>
+          </m:e>
+          <m:sub>
+            <m:r>
+              <m:rPr>
+                <m:nor/>
+              </m:rPr>
+              <m:t>DiD</m:t>
+            </m:r>
+          </m:sub>
+        </m:sSub>
+        <m:r>
+          <m:t>(</m:t>
+        </m:r>
+        <m:sSub>
+          <m:e>
+            <m:r>
+              <m:rPr>
+                <m:nor/>
+              </m:rPr>
+              <m:t>Treat</m:t>
+            </m:r>
+          </m:e>
+          <m:sub>
+            <m:r>
+              <m:t>j</m:t>
+            </m:r>
+          </m:sub>
+        </m:sSub>
+        <m:r>
+          <m:t>×</m:t>
+        </m:r>
+        <m:sSub>
+          <m:e>
+            <m:r>
+              <m:rPr>
+                <m:nor/>
+              </m:rPr>
+              <m:t>Post2020</m:t>
+            </m:r>
+          </m:e>
+          <m:sub>
+            <m:r>
+              <m:t>t</m:t>
+            </m:r>
+          </m:sub>
+        </m:sSub>
+        <m:r>
+          <m:t>)+</m:t>
+        </m:r>
+        <m:sSubSup>
+          <m:e>
+            <m:r>
+              <m:t>𝐙</m:t>
+            </m:r>
+          </m:e>
+          <m:sub>
+            <m:r>
+              <m:t>it</m:t>
+            </m:r>
+          </m:sub>
+          <m:sup>
+            <m:r>
+              <m:t>′</m:t>
+            </m:r>
+          </m:sup>
+        </m:sSubSup>
+        <m:r>
+          <m:t>δ+</m:t>
+        </m:r>
+        <m:sSub>
+          <m:e>
+            <m:r>
+              <m:t>ε</m:t>
+            </m:r>
+          </m:e>
+          <m:sub>
+            <m:r>
+              <m:t>ijt</m:t>
+            </m:r>
+          </m:sub>
+        </m:sSub>
+      </m:oMath>
     </w:p>
     <w:p>
       <w:pPr>
@@ -11386,21 +12122,101 @@
     </w:p>
     <w:p>
       <w:pPr>
-        <w:spacing w:before="120" w:after="120"/>
+        <w:spacing w:before="160" w:after="160"/>
         <w:jc w:val="center"/>
       </w:pPr>
-      <w:r>
-        <w:rPr>
-          <w:rFonts w:ascii="Times New Roman" w:hAnsi="Times New Roman"/>
-          <w:i/>
-          <w:sz w:val="22"/>
-        </w:rPr>
-        <w:t xml:space="preserve">h(t \mid X) = h_0(t) \exp(eta_1 </w:t>
-        <w:tab/>
-        <w:t xml:space="preserve">ext{SavunmaAkrabalığı} + eta_2 </w:t>
-        <w:tab/>
-        <w:t>ext{Mühendis} + \mathbf{Z}' oldsymbol{\gamma})</w:t>
-      </w:r>
+      <m:oMath xmlns:mml="http://www.w3.org/1998/Math/MathML">
+        <m:r>
+          <m:t>h(t∣X)=</m:t>
+        </m:r>
+        <m:sSub>
+          <m:e>
+            <m:r>
+              <m:t>h</m:t>
+            </m:r>
+          </m:e>
+          <m:sub>
+            <m:r>
+              <m:t>0</m:t>
+            </m:r>
+          </m:sub>
+        </m:sSub>
+        <m:r>
+          <m:t>(t)</m:t>
+        </m:r>
+        <m:r>
+          <m:rPr>
+            <m:sty m:val="p"/>
+          </m:rPr>
+          <m:t>exp</m:t>
+        </m:r>
+        <m:r>
+          <m:t>(</m:t>
+        </m:r>
+        <m:sSub>
+          <m:e>
+            <m:r>
+              <m:t>β</m:t>
+            </m:r>
+          </m:e>
+          <m:sub>
+            <m:r>
+              <m:t>1</m:t>
+            </m:r>
+          </m:sub>
+        </m:sSub>
+        <m:r>
+          <m:rPr>
+            <m:nor/>
+          </m:rPr>
+          <m:t>SavunmaAkrabalığı</m:t>
+        </m:r>
+        <m:r>
+          <m:t>+</m:t>
+        </m:r>
+        <m:sSub>
+          <m:e>
+            <m:r>
+              <m:t>β</m:t>
+            </m:r>
+          </m:e>
+          <m:sub>
+            <m:r>
+              <m:t>2</m:t>
+            </m:r>
+          </m:sub>
+        </m:sSub>
+        <m:r>
+          <m:rPr>
+            <m:nor/>
+          </m:rPr>
+          <m:t>Mühendis</m:t>
+        </m:r>
+        <m:r>
+          <m:t>+</m:t>
+        </m:r>
+        <m:sSup>
+          <m:e>
+            <m:r>
+              <m:t>𝐙</m:t>
+            </m:r>
+          </m:e>
+          <m:sup>
+            <m:r>
+              <m:t>′</m:t>
+            </m:r>
+          </m:sup>
+        </m:sSup>
+        <m:r>
+          <m:rPr>
+            <m:sty m:val="bi"/>
+          </m:rPr>
+          <m:t>γ</m:t>
+        </m:r>
+        <m:r>
+          <m:t>)</m:t>
+        </m:r>
+      </m:oMath>
     </w:p>
     <w:p>
       <w:pPr>
@@ -11515,7 +12331,7 @@
     </w:p>
     <w:p>
       <w:pPr>
-        <w:pStyle w:val="NCBALIK"/>
+        <w:pStyle w:val="ResimYazs"/>
         <w:spacing w:before="200" w:after="80"/>
         <w:jc w:val="left"/>
       </w:pPr>
@@ -11523,8 +12339,7 @@
         <w:rPr>
           <w:rFonts w:ascii="Times New Roman" w:hAnsi="Times New Roman"/>
           <w:b/>
-          <w:i/>
-          <w:sz w:val="24"/>
+          <w:sz w:val="22"/>
         </w:rPr>
         <w:t>Tablo 4.1: TÜRKPATENT Evreninin Dönemsel ve Sektörel Dağılımı (2010–2024)</w:t>
       </w:r>
@@ -12263,21 +13078,132 @@
     </w:p>
     <w:p>
       <w:pPr>
-        <w:spacing w:before="120" w:after="120"/>
+        <w:spacing w:before="160" w:after="160"/>
         <w:jc w:val="center"/>
       </w:pPr>
-      <w:r>
-        <w:rPr>
-          <w:rFonts w:ascii="Times New Roman" w:hAnsi="Times New Roman"/>
-          <w:i/>
-          <w:sz w:val="22"/>
-        </w:rPr>
-        <w:t>\ln(\text{Defense\_Patents}_t) = \alpha + \beta_1 \ln(\text{Def\_R\&amp;D}_{t-2}) + \beta_2 \ln(\text{Engineers}_t) + \varepsilon_t</w:t>
-      </w:r>
-    </w:p>
-    <w:p>
-      <w:pPr>
-        <w:pStyle w:val="NCBALIK"/>
+      <m:oMath xmlns:mml="http://www.w3.org/1998/Math/MathML">
+        <m:r>
+          <m:rPr>
+            <m:sty m:val="p"/>
+          </m:rPr>
+          <m:t>ln</m:t>
+        </m:r>
+        <m:r>
+          <m:t>(</m:t>
+        </m:r>
+        <m:sSub>
+          <m:e>
+            <m:r>
+              <m:rPr>
+                <m:nor/>
+              </m:rPr>
+              <m:t>Defense\_Patents</m:t>
+            </m:r>
+          </m:e>
+          <m:sub>
+            <m:r>
+              <m:t>t</m:t>
+            </m:r>
+          </m:sub>
+        </m:sSub>
+        <m:r>
+          <m:t>)=α+</m:t>
+        </m:r>
+        <m:sSub>
+          <m:e>
+            <m:r>
+              <m:t>β</m:t>
+            </m:r>
+          </m:e>
+          <m:sub>
+            <m:r>
+              <m:t>1</m:t>
+            </m:r>
+          </m:sub>
+        </m:sSub>
+        <m:r>
+          <m:rPr>
+            <m:sty m:val="p"/>
+          </m:rPr>
+          <m:t>ln</m:t>
+        </m:r>
+        <m:r>
+          <m:t>(</m:t>
+        </m:r>
+        <m:sSub>
+          <m:e>
+            <m:r>
+              <m:rPr>
+                <m:nor/>
+              </m:rPr>
+              <m:t>Def\_R-D</m:t>
+            </m:r>
+          </m:e>
+          <m:sub>
+            <m:r>
+              <m:t>t−2</m:t>
+            </m:r>
+          </m:sub>
+        </m:sSub>
+        <m:r>
+          <m:t>)+</m:t>
+        </m:r>
+        <m:sSub>
+          <m:e>
+            <m:r>
+              <m:t>β</m:t>
+            </m:r>
+          </m:e>
+          <m:sub>
+            <m:r>
+              <m:t>2</m:t>
+            </m:r>
+          </m:sub>
+        </m:sSub>
+        <m:r>
+          <m:rPr>
+            <m:sty m:val="p"/>
+          </m:rPr>
+          <m:t>ln</m:t>
+        </m:r>
+        <m:r>
+          <m:t>(</m:t>
+        </m:r>
+        <m:sSub>
+          <m:e>
+            <m:r>
+              <m:rPr>
+                <m:nor/>
+              </m:rPr>
+              <m:t>Engineers</m:t>
+            </m:r>
+          </m:e>
+          <m:sub>
+            <m:r>
+              <m:t>t</m:t>
+            </m:r>
+          </m:sub>
+        </m:sSub>
+        <m:r>
+          <m:t>)+</m:t>
+        </m:r>
+        <m:sSub>
+          <m:e>
+            <m:r>
+              <m:t>ε</m:t>
+            </m:r>
+          </m:e>
+          <m:sub>
+            <m:r>
+              <m:t>t</m:t>
+            </m:r>
+          </m:sub>
+        </m:sSub>
+      </m:oMath>
+    </w:p>
+    <w:p>
+      <w:pPr>
+        <w:pStyle w:val="ResimYazs"/>
         <w:spacing w:before="200" w:after="80"/>
         <w:jc w:val="left"/>
       </w:pPr>
@@ -12285,8 +13211,7 @@
         <w:rPr>
           <w:rFonts w:ascii="Times New Roman" w:hAnsi="Times New Roman"/>
           <w:b/>
-          <w:i/>
-          <w:sz w:val="24"/>
+          <w:sz w:val="22"/>
         </w:rPr>
         <w:t>Tablo 4.2: Savunma Sanayii Bilgi Üretim Esnekliği Tahmin Sonuçları</w:t>
       </w:r>
@@ -12812,21 +13737,228 @@
     </w:p>
     <w:p>
       <w:pPr>
-        <w:spacing w:before="120" w:after="120"/>
+        <w:spacing w:before="160" w:after="160"/>
         <w:jc w:val="center"/>
       </w:pPr>
-      <w:r>
-        <w:rPr>
-          <w:rFonts w:ascii="Times New Roman" w:hAnsi="Times New Roman"/>
-          <w:i/>
-          <w:sz w:val="22"/>
-        </w:rPr>
-        <w:t>\mathbb{E}[Y_{it}] = \exp\left( \alpha_i + \lambda_t + \beta_1 \ln(\text{Def\_R\&amp;D}_{t-2}) + \beta_2 \text{Jaffe}_i + \beta_3 (\ln(\text{Def\_R\&amp;D}_{t-2}) \times \text{Jaffe}_i) + \gamma \ln(\text{Sales}_{it}) \right)</w:t>
-      </w:r>
-    </w:p>
-    <w:p>
-      <w:pPr>
-        <w:pStyle w:val="NCBALIK"/>
+      <m:oMath xmlns:mml="http://www.w3.org/1998/Math/MathML">
+        <m:r>
+          <m:t>𝔼[</m:t>
+        </m:r>
+        <m:sSub>
+          <m:e>
+            <m:r>
+              <m:t>Y</m:t>
+            </m:r>
+          </m:e>
+          <m:sub>
+            <m:r>
+              <m:t>it</m:t>
+            </m:r>
+          </m:sub>
+        </m:sSub>
+        <m:r>
+          <m:t>]=</m:t>
+        </m:r>
+        <m:r>
+          <m:rPr>
+            <m:sty m:val="p"/>
+          </m:rPr>
+          <m:t>exp</m:t>
+        </m:r>
+        <m:r>
+          <m:t>(</m:t>
+        </m:r>
+        <m:sSub>
+          <m:e>
+            <m:r>
+              <m:t>α</m:t>
+            </m:r>
+          </m:e>
+          <m:sub>
+            <m:r>
+              <m:t>i</m:t>
+            </m:r>
+          </m:sub>
+        </m:sSub>
+        <m:r>
+          <m:t>+</m:t>
+        </m:r>
+        <m:sSub>
+          <m:e>
+            <m:r>
+              <m:t>λ</m:t>
+            </m:r>
+          </m:e>
+          <m:sub>
+            <m:r>
+              <m:t>t</m:t>
+            </m:r>
+          </m:sub>
+        </m:sSub>
+        <m:r>
+          <m:t>+</m:t>
+        </m:r>
+        <m:sSub>
+          <m:e>
+            <m:r>
+              <m:t>β</m:t>
+            </m:r>
+          </m:e>
+          <m:sub>
+            <m:r>
+              <m:t>1</m:t>
+            </m:r>
+          </m:sub>
+        </m:sSub>
+        <m:r>
+          <m:rPr>
+            <m:sty m:val="p"/>
+          </m:rPr>
+          <m:t>ln</m:t>
+        </m:r>
+        <m:r>
+          <m:t>(</m:t>
+        </m:r>
+        <m:sSub>
+          <m:e>
+            <m:r>
+              <m:rPr>
+                <m:nor/>
+              </m:rPr>
+              <m:t>Def\_R-D</m:t>
+            </m:r>
+          </m:e>
+          <m:sub>
+            <m:r>
+              <m:t>t−2</m:t>
+            </m:r>
+          </m:sub>
+        </m:sSub>
+        <m:r>
+          <m:t>)+</m:t>
+        </m:r>
+        <m:sSub>
+          <m:e>
+            <m:r>
+              <m:t>β</m:t>
+            </m:r>
+          </m:e>
+          <m:sub>
+            <m:r>
+              <m:t>2</m:t>
+            </m:r>
+          </m:sub>
+        </m:sSub>
+        <m:sSub>
+          <m:e>
+            <m:r>
+              <m:rPr>
+                <m:nor/>
+              </m:rPr>
+              <m:t>Jaffe</m:t>
+            </m:r>
+          </m:e>
+          <m:sub>
+            <m:r>
+              <m:t>i</m:t>
+            </m:r>
+          </m:sub>
+        </m:sSub>
+        <m:r>
+          <m:t>+</m:t>
+        </m:r>
+        <m:sSub>
+          <m:e>
+            <m:r>
+              <m:t>β</m:t>
+            </m:r>
+          </m:e>
+          <m:sub>
+            <m:r>
+              <m:t>3</m:t>
+            </m:r>
+          </m:sub>
+        </m:sSub>
+        <m:r>
+          <m:t>(</m:t>
+        </m:r>
+        <m:r>
+          <m:rPr>
+            <m:sty m:val="p"/>
+          </m:rPr>
+          <m:t>ln</m:t>
+        </m:r>
+        <m:r>
+          <m:t>(</m:t>
+        </m:r>
+        <m:sSub>
+          <m:e>
+            <m:r>
+              <m:rPr>
+                <m:nor/>
+              </m:rPr>
+              <m:t>Def\_R-D</m:t>
+            </m:r>
+          </m:e>
+          <m:sub>
+            <m:r>
+              <m:t>t−2</m:t>
+            </m:r>
+          </m:sub>
+        </m:sSub>
+        <m:r>
+          <m:t>)×</m:t>
+        </m:r>
+        <m:sSub>
+          <m:e>
+            <m:r>
+              <m:rPr>
+                <m:nor/>
+              </m:rPr>
+              <m:t>Jaffe</m:t>
+            </m:r>
+          </m:e>
+          <m:sub>
+            <m:r>
+              <m:t>i</m:t>
+            </m:r>
+          </m:sub>
+        </m:sSub>
+        <m:r>
+          <m:t>)+γ</m:t>
+        </m:r>
+        <m:r>
+          <m:rPr>
+            <m:sty m:val="p"/>
+          </m:rPr>
+          <m:t>ln</m:t>
+        </m:r>
+        <m:r>
+          <m:t>(</m:t>
+        </m:r>
+        <m:sSub>
+          <m:e>
+            <m:r>
+              <m:rPr>
+                <m:nor/>
+              </m:rPr>
+              <m:t>Sales</m:t>
+            </m:r>
+          </m:e>
+          <m:sub>
+            <m:r>
+              <m:t>it</m:t>
+            </m:r>
+          </m:sub>
+        </m:sSub>
+        <m:r>
+          <m:t>))</m:t>
+        </m:r>
+      </m:oMath>
+    </w:p>
+    <w:p>
+      <w:pPr>
+        <w:pStyle w:val="ResimYazs"/>
         <w:spacing w:before="200" w:after="80"/>
         <w:jc w:val="left"/>
       </w:pPr>
@@ -12834,8 +13966,7 @@
         <w:rPr>
           <w:rFonts w:ascii="Times New Roman" w:hAnsi="Times New Roman"/>
           <w:b/>
-          <w:i/>
-          <w:sz w:val="24"/>
+          <w:sz w:val="22"/>
         </w:rPr>
         <w:t>Tablo 4.3: Çift Sabit Etkili Panel Regresyon ve Eşik Analizi Sonuçları</w:t>
       </w:r>
@@ -13674,17 +14805,140 @@
     </w:p>
     <w:p>
       <w:pPr>
-        <w:spacing w:before="120" w:after="120"/>
+        <w:spacing w:before="160" w:after="160"/>
         <w:jc w:val="center"/>
       </w:pPr>
-      <w:r>
-        <w:rPr>
-          <w:rFonts w:ascii="Times New Roman" w:hAnsi="Times New Roman"/>
-          <w:i/>
-          <w:sz w:val="22"/>
-        </w:rPr>
-        <w:t>\frac{\partial \mathbb{E}[Y_{it}] / \mathbb{E}[Y_{it}]}{\partial \ln(\text{Def\_R\&amp;D})} = \beta_1 + \beta_3 \cdot \text{Jaffe}_i = -1.2161 + 4.1579 \cdot \text{Jaffe}_i</w:t>
-      </w:r>
+      <m:oMath xmlns:mml="http://www.w3.org/1998/Math/MathML">
+        <m:f>
+          <m:fPr>
+            <m:type m:val="bar"/>
+          </m:fPr>
+          <m:num>
+            <m:r>
+              <m:t>∂𝔼[</m:t>
+            </m:r>
+            <m:sSub>
+              <m:e>
+                <m:r>
+                  <m:t>Y</m:t>
+                </m:r>
+              </m:e>
+              <m:sub>
+                <m:r>
+                  <m:t>it</m:t>
+                </m:r>
+              </m:sub>
+            </m:sSub>
+            <m:r>
+              <m:t>]/𝔼[</m:t>
+            </m:r>
+            <m:sSub>
+              <m:e>
+                <m:r>
+                  <m:t>Y</m:t>
+                </m:r>
+              </m:e>
+              <m:sub>
+                <m:r>
+                  <m:t>it</m:t>
+                </m:r>
+              </m:sub>
+            </m:sSub>
+            <m:r>
+              <m:t>]</m:t>
+            </m:r>
+          </m:num>
+          <m:den>
+            <m:r>
+              <m:t>∂</m:t>
+            </m:r>
+            <m:r>
+              <m:rPr>
+                <m:sty m:val="p"/>
+              </m:rPr>
+              <m:t>ln</m:t>
+            </m:r>
+            <m:r>
+              <m:t>(</m:t>
+            </m:r>
+            <m:r>
+              <m:rPr>
+                <m:nor/>
+              </m:rPr>
+              <m:t>Def\_R-D</m:t>
+            </m:r>
+            <m:r>
+              <m:t>)</m:t>
+            </m:r>
+          </m:den>
+        </m:f>
+        <m:r>
+          <m:t>=</m:t>
+        </m:r>
+        <m:sSub>
+          <m:e>
+            <m:r>
+              <m:t>β</m:t>
+            </m:r>
+          </m:e>
+          <m:sub>
+            <m:r>
+              <m:t>1</m:t>
+            </m:r>
+          </m:sub>
+        </m:sSub>
+        <m:r>
+          <m:t>+</m:t>
+        </m:r>
+        <m:sSub>
+          <m:e>
+            <m:r>
+              <m:t>β</m:t>
+            </m:r>
+          </m:e>
+          <m:sub>
+            <m:r>
+              <m:t>3</m:t>
+            </m:r>
+          </m:sub>
+        </m:sSub>
+        <m:r>
+          <m:t>·</m:t>
+        </m:r>
+        <m:sSub>
+          <m:e>
+            <m:r>
+              <m:rPr>
+                <m:nor/>
+              </m:rPr>
+              <m:t>Jaffe</m:t>
+            </m:r>
+          </m:e>
+          <m:sub>
+            <m:r>
+              <m:t>i</m:t>
+            </m:r>
+          </m:sub>
+        </m:sSub>
+        <m:r>
+          <m:t>=−1.2161+4.1579·</m:t>
+        </m:r>
+        <m:sSub>
+          <m:e>
+            <m:r>
+              <m:rPr>
+                <m:nor/>
+              </m:rPr>
+              <m:t>Jaffe</m:t>
+            </m:r>
+          </m:e>
+          <m:sub>
+            <m:r>
+              <m:t>i</m:t>
+            </m:r>
+          </m:sub>
+        </m:sSub>
+      </m:oMath>
     </w:p>
     <w:p>
       <w:pPr>
@@ -13702,17 +14956,83 @@
     </w:p>
     <w:p>
       <w:pPr>
-        <w:spacing w:before="120" w:after="120"/>
+        <w:spacing w:before="160" w:after="160"/>
         <w:jc w:val="center"/>
       </w:pPr>
-      <w:r>
-        <w:rPr>
-          <w:rFonts w:ascii="Times New Roman" w:hAnsi="Times New Roman"/>
-          <w:i/>
-          <w:sz w:val="22"/>
-        </w:rPr>
-        <w:t>\tau^* = \frac{-\beta_1}{\beta_3} = \frac{1.2161}{4.1579} \approx \mathbf{0.2925} \quad (\text{Model Varyantlarında: } 0.2376 - 0.2925)</w:t>
-      </w:r>
+      <m:oMath xmlns:mml="http://www.w3.org/1998/Math/MathML">
+        <m:sSup>
+          <m:e>
+            <m:r>
+              <m:t>τ</m:t>
+            </m:r>
+          </m:e>
+          <m:sup>
+            <m:r>
+              <m:t>*</m:t>
+            </m:r>
+          </m:sup>
+        </m:sSup>
+        <m:r>
+          <m:t>=</m:t>
+        </m:r>
+        <m:f>
+          <m:fPr>
+            <m:type m:val="bar"/>
+          </m:fPr>
+          <m:num>
+            <m:r>
+              <m:t>−</m:t>
+            </m:r>
+            <m:sSub>
+              <m:e>
+                <m:r>
+                  <m:t>β</m:t>
+                </m:r>
+              </m:e>
+              <m:sub>
+                <m:r>
+                  <m:t>1</m:t>
+                </m:r>
+              </m:sub>
+            </m:sSub>
+          </m:num>
+          <m:den>
+            <m:sSub>
+              <m:e>
+                <m:r>
+                  <m:t>β</m:t>
+                </m:r>
+              </m:e>
+              <m:sub>
+                <m:r>
+                  <m:t>3</m:t>
+                </m:r>
+              </m:sub>
+            </m:sSub>
+          </m:den>
+        </m:f>
+        <m:r>
+          <m:t>=</m:t>
+        </m:r>
+        <m:f>
+          <m:fPr>
+            <m:type m:val="bar"/>
+          </m:fPr>
+          <m:num>
+            <m:r>
+              <m:t>1.2161</m:t>
+            </m:r>
+          </m:num>
+          <m:den>
+            <m:r>
+              <m:t>4.1579</m:t>
+            </m:r>
+          </m:den>
+        </m:f>
+        <m:r>
+          <m:t>≈0.2925</m:t>
+        </m:r>
+      </m:oMath>
     </w:p>
     <w:p>
       <w:pPr>
@@ -13732,7 +15052,7 @@
     <w:p>
       <w:pPr>
         <w:spacing w:line="360" w:lineRule="auto" w:before="60" w:after="60"/>
-        <w:ind w:left="576"/>
+        <w:ind w:left="567"/>
       </w:pPr>
       <w:r>
         <w:rPr>
@@ -13775,7 +15095,7 @@
     <w:p>
       <w:pPr>
         <w:spacing w:line="360" w:lineRule="auto" w:before="60" w:after="60"/>
-        <w:ind w:left="576"/>
+        <w:ind w:left="567"/>
       </w:pPr>
       <w:r>
         <w:rPr>
@@ -13861,7 +15181,7 @@
     </w:p>
     <w:p>
       <w:pPr>
-        <w:pStyle w:val="NCBALIK"/>
+        <w:pStyle w:val="ResimYazs"/>
         <w:spacing w:before="200" w:after="80"/>
         <w:jc w:val="left"/>
       </w:pPr>
@@ -13869,8 +15189,7 @@
         <w:rPr>
           <w:rFonts w:ascii="Times New Roman" w:hAnsi="Times New Roman"/>
           <w:b/>
-          <w:i/>
-          <w:sz w:val="24"/>
+          <w:sz w:val="22"/>
         </w:rPr>
         <w:t>Tablo 4.4: Cragg İki Aşamalı Hurdle Tahmin Sonuçları</w:t>
       </w:r>
@@ -14248,7 +15567,7 @@
     </w:p>
     <w:p>
       <w:pPr>
-        <w:pStyle w:val="NCBALIK"/>
+        <w:pStyle w:val="ResimYazs"/>
         <w:spacing w:before="200" w:after="80"/>
         <w:jc w:val="left"/>
       </w:pPr>
@@ -14256,8 +15575,7 @@
         <w:rPr>
           <w:rFonts w:ascii="Times New Roman" w:hAnsi="Times New Roman"/>
           <w:b/>
-          <w:i/>
-          <w:sz w:val="24"/>
+          <w:sz w:val="22"/>
         </w:rPr>
         <w:t>Tablo 4.5: Spatial Durbin Mesafe Bozunumu Parametreleri</w:t>
       </w:r>
@@ -14804,7 +16122,7 @@
     </w:p>
     <w:p>
       <w:pPr>
-        <w:pStyle w:val="NCBALIK"/>
+        <w:pStyle w:val="ResimYazs"/>
         <w:spacing w:before="200" w:after="80"/>
         <w:jc w:val="left"/>
       </w:pPr>
@@ -14812,8 +16130,7 @@
         <w:rPr>
           <w:rFonts w:ascii="Times New Roman" w:hAnsi="Times New Roman"/>
           <w:b/>
-          <w:i/>
-          <w:sz w:val="24"/>
+          <w:sz w:val="22"/>
         </w:rPr>
         <w:t>Tablo 4.6: Farkların Farkı (Difference-in-Differences) Regresyon Sonuçları</w:t>
       </w:r>
@@ -15233,17 +16550,23 @@
     </w:p>
     <w:p>
       <w:pPr>
-        <w:spacing w:before="120" w:after="120"/>
+        <w:spacing w:before="160" w:after="160"/>
         <w:jc w:val="center"/>
       </w:pPr>
-      <w:r>
-        <w:rPr>
-          <w:rFonts w:ascii="Times New Roman" w:hAnsi="Times New Roman"/>
-          <w:i/>
-          <w:sz w:val="22"/>
-        </w:rPr>
-        <w:t>\% \Delta = (\exp(1.0358) - 1) \times 100 = \mathbf{+\%181.7}</w:t>
-      </w:r>
+      <m:oMath xmlns:mml="http://www.w3.org/1998/Math/MathML">
+        <m:r>
+          <m:t>%Δ=(</m:t>
+        </m:r>
+        <m:r>
+          <m:rPr>
+            <m:sty m:val="p"/>
+          </m:rPr>
+          <m:t>exp</m:t>
+        </m:r>
+        <m:r>
+          <m:t>(1.0358)−1)×100=+181.7%</m:t>
+        </m:r>
+      </m:oMath>
     </w:p>
     <w:p>
       <w:pPr>
@@ -15343,17 +16666,66 @@
     </w:p>
     <w:p>
       <w:pPr>
-        <w:spacing w:before="120" w:after="120"/>
+        <w:spacing w:before="160" w:after="160"/>
         <w:jc w:val="center"/>
       </w:pPr>
-      <w:r>
-        <w:rPr>
-          <w:rFonts w:ascii="Times New Roman" w:hAnsi="Times New Roman"/>
-          <w:i/>
-          <w:sz w:val="22"/>
-        </w:rPr>
-        <w:t>\hat{\beta}_{\text{Mobility}} = \mathbf{+0.8941^{***}} \quad (t = 3.35, \; p = 0.0008)</w:t>
-      </w:r>
+      <m:oMath xmlns:mml="http://www.w3.org/1998/Math/MathML">
+        <m:sSub>
+          <m:e>
+            <m:acc>
+              <m:accPr>
+                <m:chr m:val="̂"/>
+              </m:accPr>
+              <m:e>
+                <m:r>
+                  <m:t>β</m:t>
+                </m:r>
+              </m:e>
+            </m:acc>
+          </m:e>
+          <m:sub>
+            <m:r>
+              <m:rPr>
+                <m:nor/>
+              </m:rPr>
+              <m:t>Mobility</m:t>
+            </m:r>
+          </m:sub>
+        </m:sSub>
+        <m:r>
+          <m:t>=</m:t>
+        </m:r>
+        <m:r>
+          <m:rPr>
+            <m:sty m:val="b"/>
+          </m:rPr>
+          <m:t>+</m:t>
+        </m:r>
+        <m:sSup>
+          <m:e>
+            <m:r>
+              <m:rPr>
+                <m:sty m:val="b"/>
+              </m:rPr>
+              <m:t>0.8941</m:t>
+            </m:r>
+          </m:e>
+          <m:sup>
+            <m:r>
+              <m:rPr>
+                <m:sty m:val="b"/>
+              </m:rPr>
+              <m:t>***</m:t>
+            </m:r>
+          </m:sup>
+        </m:sSup>
+        <m:r>
+          <m:t>(t=3.35,</m:t>
+        </m:r>
+        <m:r>
+          <m:t>p=0.0008)</m:t>
+        </m:r>
+      </m:oMath>
     </w:p>
     <w:p>
       <w:pPr>
@@ -15445,17 +16817,60 @@
     </w:p>
     <w:p>
       <w:pPr>
-        <w:spacing w:before="120" w:after="120"/>
+        <w:spacing w:before="160" w:after="160"/>
         <w:jc w:val="center"/>
       </w:pPr>
-      <w:r>
-        <w:rPr>
-          <w:rFonts w:ascii="Times New Roman" w:hAnsi="Times New Roman"/>
-          <w:i/>
-          <w:sz w:val="22"/>
-        </w:rPr>
-        <w:t>\text{Hazard Ratio (HR)} = \exp(\hat{\beta}) = \mathbf{0.684^{***}} \quad (z = -2.87, \; p = 0.0041)</w:t>
-      </w:r>
+      <m:oMath xmlns:mml="http://www.w3.org/1998/Math/MathML">
+        <m:r>
+          <m:rPr>
+            <m:nor/>
+          </m:rPr>
+          <m:t>Hazard Ratio (HR)</m:t>
+        </m:r>
+        <m:r>
+          <m:t>=</m:t>
+        </m:r>
+        <m:r>
+          <m:rPr>
+            <m:sty m:val="p"/>
+          </m:rPr>
+          <m:t>exp</m:t>
+        </m:r>
+        <m:r>
+          <m:t>(</m:t>
+        </m:r>
+        <m:acc>
+          <m:accPr>
+            <m:chr m:val="̂"/>
+          </m:accPr>
+          <m:e>
+            <m:r>
+              <m:t>β</m:t>
+            </m:r>
+          </m:e>
+        </m:acc>
+        <m:r>
+          <m:t>)=</m:t>
+        </m:r>
+        <m:sSup>
+          <m:e>
+            <m:r>
+              <m:t>0.684</m:t>
+            </m:r>
+          </m:e>
+          <m:sup>
+            <m:r>
+              <m:t>***</m:t>
+            </m:r>
+          </m:sup>
+        </m:sSup>
+        <m:r>
+          <m:t>(z=−2.87,</m:t>
+        </m:r>
+        <m:r>
+          <m:t>p=0.0041)</m:t>
+        </m:r>
+      </m:oMath>
     </w:p>
     <w:p>
       <w:pPr>
@@ -15504,7 +16919,7 @@
     <w:p>
       <w:pPr>
         <w:spacing w:line="360" w:lineRule="auto" w:before="60" w:after="60"/>
-        <w:ind w:left="576"/>
+        <w:ind w:left="567"/>
       </w:pPr>
       <w:r>
         <w:rPr>
@@ -15541,7 +16956,7 @@
     <w:p>
       <w:pPr>
         <w:spacing w:line="360" w:lineRule="auto" w:before="60" w:after="60"/>
-        <w:ind w:left="576"/>
+        <w:ind w:left="567"/>
       </w:pPr>
       <w:r>
         <w:rPr>
@@ -15584,7 +16999,7 @@
     <w:p>
       <w:pPr>
         <w:spacing w:line="360" w:lineRule="auto" w:before="60" w:after="60"/>
-        <w:ind w:left="576"/>
+        <w:ind w:left="567"/>
       </w:pPr>
       <w:r>
         <w:rPr>
@@ -15630,7 +17045,7 @@
           <w:b/>
           <w:sz w:val="24"/>
         </w:rPr>
-        <w:t>BÖLÜM 5: SONUÇ VE ÇİFT KULLANIMLI SANAYİ POLİTİKASI ÖNERİLERİ</w:t>
+        <w:t>5. SONUÇ VE ÇİFT KULLANIMLI SANAYİ POLİTİKASI ÖNERİLERİ</w:t>
       </w:r>
     </w:p>
     <w:p>
@@ -15665,7 +17080,7 @@
     <w:p>
       <w:pPr>
         <w:spacing w:line="360" w:lineRule="auto" w:before="60" w:after="60"/>
-        <w:ind w:left="576"/>
+        <w:ind w:left="567"/>
       </w:pPr>
       <w:r>
         <w:rPr>
@@ -15709,7 +17124,7 @@
     <w:p>
       <w:pPr>
         <w:spacing w:line="360" w:lineRule="auto" w:before="60" w:after="60"/>
-        <w:ind w:left="576"/>
+        <w:ind w:left="567"/>
       </w:pPr>
       <w:r>
         <w:rPr>
@@ -15753,7 +17168,7 @@
     <w:p>
       <w:pPr>
         <w:spacing w:line="360" w:lineRule="auto" w:before="60" w:after="60"/>
-        <w:ind w:left="576"/>
+        <w:ind w:left="567"/>
       </w:pPr>
       <w:r>
         <w:rPr>
@@ -15798,7 +17213,7 @@
     <w:p>
       <w:pPr>
         <w:spacing w:line="360" w:lineRule="auto" w:before="60" w:after="60"/>
-        <w:ind w:left="576"/>
+        <w:ind w:left="567"/>
       </w:pPr>
       <w:r>
         <w:rPr>
@@ -15842,7 +17257,7 @@
     <w:p>
       <w:pPr>
         <w:spacing w:line="360" w:lineRule="auto" w:before="60" w:after="60"/>
-        <w:ind w:left="576"/>
+        <w:ind w:left="567"/>
       </w:pPr>
       <w:r>
         <w:rPr>
@@ -15888,7 +17303,7 @@
     <w:p>
       <w:pPr>
         <w:spacing w:line="360" w:lineRule="auto" w:before="60" w:after="60"/>
-        <w:ind w:left="576"/>
+        <w:ind w:left="567"/>
       </w:pPr>
       <w:r>
         <w:rPr>
@@ -16010,7 +17425,7 @@
     <w:p>
       <w:pPr>
         <w:spacing w:line="360" w:lineRule="auto" w:before="60" w:after="60"/>
-        <w:ind w:left="576"/>
+        <w:ind w:left="567"/>
       </w:pPr>
       <w:r>
         <w:rPr>
@@ -16045,7 +17460,7 @@
     <w:p>
       <w:pPr>
         <w:spacing w:line="360" w:lineRule="auto" w:before="60" w:after="60"/>
-        <w:ind w:left="576"/>
+        <w:ind w:left="567"/>
       </w:pPr>
       <w:r>
         <w:rPr>
@@ -16091,7 +17506,7 @@
     <w:p>
       <w:pPr>
         <w:spacing w:line="360" w:lineRule="auto" w:before="60" w:after="60"/>
-        <w:ind w:left="576"/>
+        <w:ind w:left="567"/>
       </w:pPr>
       <w:r>
         <w:rPr>
@@ -16126,7 +17541,7 @@
     <w:p>
       <w:pPr>
         <w:spacing w:line="360" w:lineRule="auto" w:before="60" w:after="60"/>
-        <w:ind w:left="576"/>
+        <w:ind w:left="567"/>
       </w:pPr>
       <w:r>
         <w:rPr>
@@ -16190,7 +17605,7 @@
     <w:p>
       <w:pPr>
         <w:spacing w:line="360" w:lineRule="auto" w:before="60" w:after="60"/>
-        <w:ind w:left="576"/>
+        <w:ind w:left="567"/>
       </w:pPr>
       <w:r>
         <w:rPr>
@@ -16203,7 +17618,7 @@
     <w:p>
       <w:pPr>
         <w:spacing w:line="360" w:lineRule="auto" w:before="60" w:after="60"/>
-        <w:ind w:left="576"/>
+        <w:ind w:left="567"/>
       </w:pPr>
       <w:r>
         <w:rPr>
